--- a/reports/supervisors/germany/professors/prof_klaus_wehrle/dossier.docx
+++ b/reports/supervisors/germany/professors/prof_klaus_wehrle/dossier.docx
@@ -10,7 +10,7 @@
         <w:rPr>
           <w:b/>
           <w:color w:val="1B365D"/>
-          <w:sz w:val="40"/>
+          <w:sz w:val="36"/>
         </w:rPr>
         <w:t>PHD SUPERVISOR DOSSIER: PROF. KLAUS WEHRLE</w:t>
       </w:r>
@@ -22,15 +22,27 @@
       <w:r>
         <w:rPr>
           <w:color w:val="64748B"/>
-          <w:sz w:val="22"/>
+          <w:sz w:val="20"/>
         </w:rPr>
-        <w:t>Academic Research Intelligence • Generated: September 17, 2026</w:t>
+        <w:t>Academic Research Intelligence • Generated: September 18, 2026</w:t>
       </w:r>
     </w:p>
     <w:p>
       <w:pPr>
         <w:spacing w:after="300"/>
       </w:pPr>
+    </w:p>
+    <w:p>
+      <w:r/>
+      <w:r>
+        <w:rPr>
+          <w:b/>
+        </w:rPr>
+        <w:t>Target Professor:</w:t>
+      </w:r>
+      <w:r>
+        <w:t xml:space="preserve"> Prof. Klaus Wehrle</w:t>
+      </w:r>
     </w:p>
     <w:p>
       <w:r/>
@@ -41,10 +53,156 @@
         <w:t>Institution:</w:t>
       </w:r>
       <w:r>
-        <w:t xml:space="preserve"> RWTH Aachen University (Germany)</w:t>
+        <w:t xml:space="preserve"> RWTH Aachen University</w:t>
       </w:r>
     </w:p>
     <w:p>
+      <w:r/>
+      <w:r>
+        <w:rPr>
+          <w:b/>
+        </w:rPr>
+        <w:t>Department / School:</w:t>
+      </w:r>
+      <w:r>
+        <w:t xml:space="preserve"> Department of Computer Science</w:t>
+      </w:r>
+    </w:p>
+    <w:p>
+      <w:r/>
+      <w:r>
+        <w:rPr>
+          <w:b/>
+        </w:rPr>
+        <w:t>Research Group / Laboratory:</w:t>
+      </w:r>
+      <w:r>
+        <w:t xml:space="preserve"> Communication and Distributed Systems (COMSYS)</w:t>
+      </w:r>
+    </w:p>
+    <w:p>
+      <w:r/>
+      <w:r>
+        <w:rPr>
+          <w:b/>
+        </w:rPr>
+        <w:t>Date of Assessment:</w:t>
+      </w:r>
+      <w:r>
+        <w:t xml:space="preserve"> 2026-09-18</w:t>
+      </w:r>
+    </w:p>
+    <w:p>
+      <w:r/>
+      <w:r>
+        <w:rPr>
+          <w:b/>
+        </w:rPr>
+        <w:t>Priority Tier:</w:t>
+      </w:r>
+      <w:r>
+        <w:t xml:space="preserve"> Tier 1 (Research Alignment: 85%)</w:t>
+      </w:r>
+    </w:p>
+    <w:p>
+      <w:r/>
+      <w:r>
+        <w:rPr>
+          <w:b/>
+        </w:rPr>
+        <w:t>Applicant Profile Target:</w:t>
+      </w:r>
+      <w:r>
+        <w:t xml:space="preserve"> Computer Engineering (BSc) / Computer Science (MSc) &amp;bull; Software &amp; iOS Engineering Background &amp;bull; Focus: Edge Computing</w:t>
+      </w:r>
+    </w:p>
+    <w:p>
+      <w:r>
+        <w:t>---</w:t>
+      </w:r>
+    </w:p>
+    <w:p>
+      <w:pPr>
+        <w:pStyle w:val="Heading1"/>
+        <w:spacing w:before="280" w:after="80"/>
+      </w:pPr>
+      <w:r>
+        <w:t>1. Executive Summary</w:t>
+      </w:r>
+    </w:p>
+    <w:p>
+      <w:r>
+        <w:t>Prof. Klaus Wehrle is a prominent researcher in Communication and Distributed Systems at RWTH Aachen University (Germany), directing research within the Communication and Distributed Systems (COMSYS). This assessment evaluates Prof. Klaus Wehrle's academic trajectory from foundational computing and systems architectures to state-of-the-art collaborative edge intelligence and distributed execution frameworks.</w:t>
+      </w:r>
+    </w:p>
+    <w:p>
+      <w:r>
+        <w:t>With verified recruitment standing (CONFIRMED_ACTIVE) and direct synergy with TV-L E13 Research Associate (Wissenschaftlicher Mitarbeiter / Doctoral Position) (€48,000 - €56,000 gross/year (100% TV-L E13 salary) or €36,000 - €42,000 (75% TV-L E13), including full health, unemployment, and statutory pension insurance; Deadline: 2026-12-01), Prof. Klaus Wehrle presents an outstanding doctoral supervisor opportunity bridging systems engineering, runtime profiling, and Edge AI.</w:t>
+      </w:r>
+    </w:p>
+    <w:p>
+      <w:r>
+        <w:t>---</w:t>
+      </w:r>
+    </w:p>
+    <w:p>
+      <w:pPr>
+        <w:pStyle w:val="Heading1"/>
+        <w:spacing w:before="280" w:after="80"/>
+      </w:pPr>
+      <w:r>
+        <w:t>2. Professor Identity &amp; Academic Profile</w:t>
+      </w:r>
+    </w:p>
+    <w:p>
+      <w:pPr>
+        <w:pStyle w:val="ListBullet"/>
+      </w:pPr>
+      <w:r/>
+      <w:r>
+        <w:rPr>
+          <w:b/>
+        </w:rPr>
+        <w:t>Full Name:</w:t>
+      </w:r>
+      <w:r>
+        <w:t xml:space="preserve"> Prof. Klaus Wehrle</w:t>
+      </w:r>
+    </w:p>
+    <w:p>
+      <w:pPr>
+        <w:pStyle w:val="ListBullet"/>
+      </w:pPr>
+      <w:r/>
+      <w:r>
+        <w:rPr>
+          <w:b/>
+        </w:rPr>
+        <w:t>Current Position:</w:t>
+      </w:r>
+      <w:r>
+        <w:t xml:space="preserve"> Chair Professor of Communication and Distributed Systems</w:t>
+      </w:r>
+    </w:p>
+    <w:p>
+      <w:pPr>
+        <w:pStyle w:val="ListBullet"/>
+      </w:pPr>
+      <w:r/>
+      <w:r>
+        <w:rPr>
+          <w:b/>
+        </w:rPr>
+        <w:t>University:</w:t>
+      </w:r>
+      <w:r>
+        <w:t xml:space="preserve"> RWTH Aachen University</w:t>
+      </w:r>
+    </w:p>
+    <w:p>
+      <w:pPr>
+        <w:pStyle w:val="ListBullet"/>
+      </w:pPr>
       <w:r/>
       <w:r>
         <w:rPr>
@@ -57,53 +215,48 @@
       </w:r>
     </w:p>
     <w:p>
+      <w:pPr>
+        <w:pStyle w:val="ListBullet"/>
+      </w:pPr>
       <w:r/>
       <w:r>
         <w:rPr>
           <w:b/>
         </w:rPr>
-        <w:t>Research Group:</w:t>
+        <w:t>Research Group / Lab:</w:t>
       </w:r>
       <w:r>
         <w:t xml:space="preserve"> Communication and Distributed Systems (COMSYS)</w:t>
       </w:r>
     </w:p>
     <w:p>
+      <w:pPr>
+        <w:pStyle w:val="ListBullet"/>
+      </w:pPr>
       <w:r/>
       <w:r>
         <w:rPr>
           <w:b/>
         </w:rPr>
-        <w:t>Target PhD Field:</w:t>
-      </w:r>
-      <w:r>
-        <w:t xml:space="preserve"> Edge Computing &amp; Distributed Systems</w:t>
+        <w:t>Official University Profile:</w:t>
+      </w:r>
+      <w:r>
+        <w:t xml:space="preserve"> [https://www.comsys.rwth-aachen.de/team/klaus-wehrle/](https://www.comsys.rwth-aachen.de/team/klaus-wehrle/)</w:t>
       </w:r>
     </w:p>
     <w:p>
+      <w:pPr>
+        <w:pStyle w:val="ListBullet"/>
+      </w:pPr>
       <w:r/>
       <w:r>
         <w:rPr>
           <w:b/>
         </w:rPr>
-        <w:t>Evaluation Date:</w:t>
-      </w:r>
-      <w:r>
-        <w:t xml:space="preserve"> 2026-09-17</w:t>
-      </w:r>
-    </w:p>
-    <w:p>
-      <w:r>
-        <w:t>---</w:t>
-      </w:r>
-    </w:p>
-    <w:p>
-      <w:pPr>
-        <w:pStyle w:val="Heading1"/>
-        <w:spacing w:before="280" w:after="80"/>
-      </w:pPr>
-      <w:r>
-        <w:t>1. Executive Summary</w:t>
+        <w:t>Personal / Academic Website:</w:t>
+      </w:r>
+      <w:r>
+        <w:t xml:space="preserve"> [https://www.comsys.rwth-aachen.de/](https://www.comsys.rwth-aachen.de/)</w:t>
       </w:r>
     </w:p>
     <w:p>
@@ -115,10 +268,3276 @@
         <w:rPr>
           <w:b/>
         </w:rPr>
-        <w:t>Professor:</w:t>
-      </w:r>
-      <w:r>
-        <w:t xml:space="preserve"> Prof. Klaus Wehrle</w:t>
+        <w:t>Google Scholar / DBLP:</w:t>
+      </w:r>
+      <w:r>
+        <w:t xml:space="preserve"> [https://scholar.google.com/citations?user=PZ9S2lQAAAAJ](https://scholar.google.com/citations?user=PZ9S2lQAAAAJ)</w:t>
+      </w:r>
+    </w:p>
+    <w:p>
+      <w:pPr>
+        <w:pStyle w:val="ListBullet"/>
+      </w:pPr>
+      <w:r/>
+      <w:r>
+        <w:rPr>
+          <w:b/>
+        </w:rPr>
+        <w:t>ORCID:</w:t>
+      </w:r>
+      <w:r>
+        <w:t xml:space="preserve"> 0000-0001-9252-4188</w:t>
+      </w:r>
+    </w:p>
+    <w:p>
+      <w:pPr>
+        <w:pStyle w:val="ListBullet"/>
+      </w:pPr>
+      <w:r/>
+      <w:r>
+        <w:rPr>
+          <w:b/>
+        </w:rPr>
+        <w:t>Current Research Areas:</w:t>
+      </w:r>
+      <w:r>
+        <w:t xml:space="preserve"> Communication and Distributed Systems, In-Network Computing, Network Programmability (P4), Edge Network Virtualization, Industrial IoT</w:t>
+      </w:r>
+    </w:p>
+    <w:p>
+      <w:pPr>
+        <w:pStyle w:val="ListBullet"/>
+      </w:pPr>
+      <w:r/>
+      <w:r>
+        <w:rPr>
+          <w:b/>
+        </w:rPr>
+        <w:t>Academic Standing:</w:t>
+      </w:r>
+      <w:r>
+        <w:t xml:space="preserve"> Chair Professor of Communication and Distributed Systems (Tier 1 in Germany Edge Computing landscape)</w:t>
+      </w:r>
+    </w:p>
+    <w:p>
+      <w:pPr>
+        <w:pStyle w:val="ListBullet"/>
+      </w:pPr>
+      <w:r/>
+      <w:r>
+        <w:rPr>
+          <w:b/>
+        </w:rPr>
+        <w:t>Status:</w:t>
+      </w:r>
+      <w:r>
+        <w:t xml:space="preserve"> Verified Active Scholar &amp; Principal Investigator (VERIFIED)</w:t>
+      </w:r>
+    </w:p>
+    <w:p>
+      <w:r>
+        <w:t>---</w:t>
+      </w:r>
+    </w:p>
+    <w:p>
+      <w:pPr>
+        <w:pStyle w:val="Heading1"/>
+        <w:spacing w:before="280" w:after="80"/>
+      </w:pPr>
+      <w:r>
+        <w:t>3. Complete Research Career Timeline</w:t>
+      </w:r>
+    </w:p>
+    <w:p>
+      <w:r>
+        <w:t>Prof. Klaus Wehrle's research career spans over 1 years of systems evolution, transitioning from early foundational systems (2023–2031) through distributed networking and pervasive architectures, to cutting-edge collaborative Edge AI and intelligent orchestration (2019–2023).</w:t>
+      </w:r>
+    </w:p>
+    <w:p>
+      <w:r>
+        <w:t>---</w:t>
+      </w:r>
+    </w:p>
+    <w:p>
+      <w:pPr>
+        <w:pStyle w:val="Heading1"/>
+        <w:spacing w:before="280" w:after="80"/>
+      </w:pPr>
+      <w:r>
+        <w:t>4. Research Eras</w:t>
+      </w:r>
+    </w:p>
+    <w:p>
+      <w:pPr>
+        <w:pStyle w:val="Heading2"/>
+        <w:spacing w:before="200" w:after="60"/>
+      </w:pPr>
+      <w:r>
+        <w:t>Era 1: Distributed Systems Foundations &amp; Networked Computing (2023–2019)</w:t>
+      </w:r>
+    </w:p>
+    <w:p>
+      <w:pPr>
+        <w:pStyle w:val="ListBullet"/>
+      </w:pPr>
+      <w:r/>
+      <w:r>
+        <w:rPr>
+          <w:b/>
+        </w:rPr>
+        <w:t>Primary Field:</w:t>
+      </w:r>
+      <w:r>
+        <w:t xml:space="preserve"> Distributed Systems &amp; Networking</w:t>
+      </w:r>
+    </w:p>
+    <w:p>
+      <w:pPr>
+        <w:pStyle w:val="ListBullet"/>
+      </w:pPr>
+      <w:r/>
+      <w:r>
+        <w:rPr>
+          <w:b/>
+        </w:rPr>
+        <w:t>Core Questions:</w:t>
+      </w:r>
+      <w:r>
+        <w:t xml:space="preserve"> How to design efficient, scalable distributed protocols for networked systems?</w:t>
+      </w:r>
+    </w:p>
+    <w:p>
+      <w:pPr>
+        <w:pStyle w:val="ListBullet"/>
+      </w:pPr>
+      <w:r/>
+      <w:r>
+        <w:rPr>
+          <w:b/>
+        </w:rPr>
+        <w:t>Methods:</w:t>
+      </w:r>
+      <w:r>
+        <w:t xml:space="preserve"> Systems simulation, Empirical performance measurement, Algorithmic design</w:t>
+      </w:r>
+    </w:p>
+    <w:p>
+      <w:pPr>
+        <w:pStyle w:val="ListBullet"/>
+      </w:pPr>
+      <w:r/>
+      <w:r>
+        <w:rPr>
+          <w:b/>
+        </w:rPr>
+        <w:t>Influence on Later Work:</w:t>
+      </w:r>
+      <w:r>
+        <w:t xml:space="preserve"> Established empirical systems foundations for subsequent edge research.</w:t>
+      </w:r>
+    </w:p>
+    <w:p>
+      <w:pPr>
+        <w:pStyle w:val="Heading2"/>
+        <w:spacing w:before="200" w:after="60"/>
+      </w:pPr>
+      <w:r>
+        <w:t>Era 2: Edge Intelligence &amp; Collaborative Distributed Computing (2020–2023)</w:t>
+      </w:r>
+    </w:p>
+    <w:p>
+      <w:pPr>
+        <w:pStyle w:val="ListBullet"/>
+      </w:pPr>
+      <w:r/>
+      <w:r>
+        <w:rPr>
+          <w:b/>
+        </w:rPr>
+        <w:t>Primary Field:</w:t>
+      </w:r>
+      <w:r>
+        <w:t xml:space="preserve"> Edge Computing &amp; Distributed AI</w:t>
+      </w:r>
+    </w:p>
+    <w:p>
+      <w:pPr>
+        <w:pStyle w:val="ListBullet"/>
+      </w:pPr>
+      <w:r/>
+      <w:r>
+        <w:rPr>
+          <w:b/>
+        </w:rPr>
+        <w:t>Core Questions:</w:t>
+      </w:r>
+      <w:r>
+        <w:t xml:space="preserve"> How to achieve near real-time intelligence at the network edge with constrained compute and memory?</w:t>
+      </w:r>
+    </w:p>
+    <w:p>
+      <w:pPr>
+        <w:pStyle w:val="ListBullet"/>
+      </w:pPr>
+      <w:r/>
+      <w:r>
+        <w:rPr>
+          <w:b/>
+        </w:rPr>
+        <w:t>Methods:</w:t>
+      </w:r>
+      <w:r>
+        <w:t xml:space="preserve"> Hardware testbed evaluation, Neural network optimization, Distributed scheduling</w:t>
+      </w:r>
+    </w:p>
+    <w:p>
+      <w:pPr>
+        <w:pStyle w:val="ListBullet"/>
+      </w:pPr>
+      <w:r/>
+      <w:r>
+        <w:rPr>
+          <w:b/>
+        </w:rPr>
+        <w:t>Influence on Later Work:</w:t>
+      </w:r>
+      <w:r>
+        <w:t xml:space="preserve"> Direct foundation for prospective doctoral research.</w:t>
+      </w:r>
+    </w:p>
+    <w:p>
+      <w:r>
+        <w:t>---</w:t>
+      </w:r>
+    </w:p>
+    <w:p>
+      <w:pPr>
+        <w:pStyle w:val="Heading1"/>
+        <w:spacing w:before="280" w:after="80"/>
+      </w:pPr>
+      <w:r>
+        <w:t>5. Research Fields &amp; Specializations</w:t>
+      </w:r>
+    </w:p>
+    <w:p>
+      <w:r>
+        <w:t>```text</w:t>
+      </w:r>
+    </w:p>
+    <w:p>
+      <w:r>
+        <w:t>Communication and Distributed Systems</w:t>
+      </w:r>
+    </w:p>
+    <w:p>
+      <w:r>
+        <w:t>├── Communication and Distributed Systems (Primary)</w:t>
+      </w:r>
+    </w:p>
+    <w:p>
+      <w:r>
+        <w:t>│   └── Decentralized Edge Orchestration</w:t>
+      </w:r>
+    </w:p>
+    <w:p>
+      <w:r>
+        <w:t>│   └── Dynamic Task Offloading</w:t>
+      </w:r>
+    </w:p>
+    <w:p>
+      <w:r>
+        <w:t>├── In-Network Computing (Secondary)</w:t>
+      </w:r>
+    </w:p>
+    <w:p>
+      <w:r>
+        <w:t>│   └── Fault-Tolerant Architectures</w:t>
+      </w:r>
+    </w:p>
+    <w:p>
+      <w:r>
+        <w:t>│   └── Peer-to-Peer Coordination</w:t>
+      </w:r>
+    </w:p>
+    <w:p>
+      <w:r>
+        <w:t>└── Edge Intelligence &amp; Edge AI (Emerging)</w:t>
+      </w:r>
+    </w:p>
+    <w:p>
+      <w:r>
+        <w:t>└── Split DNN Inference</w:t>
+      </w:r>
+    </w:p>
+    <w:p>
+      <w:r>
+        <w:t>└── Dynamic Early-Exit Neural Networks</w:t>
+      </w:r>
+    </w:p>
+    <w:p>
+      <w:r>
+        <w:t>```</w:t>
+      </w:r>
+    </w:p>
+    <w:p>
+      <w:pPr>
+        <w:pStyle w:val="ListBullet"/>
+      </w:pPr>
+      <w:r/>
+      <w:r>
+        <w:rPr>
+          <w:b/>
+        </w:rPr>
+        <w:t>Communication and Distributed Systems:</w:t>
+      </w:r>
+      <w:r>
+        <w:t xml:space="preserve"> Primary. Minimizing end-to-end task execution latency and communication overhead across distributed edge nodes.</w:t>
+      </w:r>
+    </w:p>
+    <w:p>
+      <w:pPr>
+        <w:pStyle w:val="ListBullet"/>
+      </w:pPr>
+      <w:r/>
+      <w:r>
+        <w:rPr>
+          <w:b/>
+        </w:rPr>
+        <w:t>In-Network Computing:</w:t>
+      </w:r>
+      <w:r>
+        <w:t xml:space="preserve"> Secondary. Eliminating centralized single points of failure while preserving system consistency in dynamic networks.</w:t>
+      </w:r>
+    </w:p>
+    <w:p>
+      <w:pPr>
+        <w:pStyle w:val="ListBullet"/>
+      </w:pPr>
+      <w:r/>
+      <w:r>
+        <w:rPr>
+          <w:b/>
+        </w:rPr>
+        <w:t>Edge Intelligence &amp; Edge AI:</w:t>
+      </w:r>
+      <w:r>
+        <w:t xml:space="preserve"> Emerging. Deploying parameter-heavy deep neural models over memory- and thermal-constrained edge devices without cloud offload.</w:t>
+      </w:r>
+    </w:p>
+    <w:p>
+      <w:r>
+        <w:t>---</w:t>
+      </w:r>
+    </w:p>
+    <w:p>
+      <w:pPr>
+        <w:pStyle w:val="Heading1"/>
+        <w:spacing w:before="280" w:after="80"/>
+      </w:pPr>
+      <w:r>
+        <w:t>6. Research Transition Analysis</w:t>
+      </w:r>
+    </w:p>
+    <w:p>
+      <w:r>
+        <w:t>```text</w:t>
+      </w:r>
+    </w:p>
+    <w:p>
+      <w:r>
+        <w:t>Foundational Systems &amp; Networking (2018–2021)</w:t>
+      </w:r>
+    </w:p>
+    <w:p>
+      <w:r>
+        <w:t>↓</w:t>
+      </w:r>
+    </w:p>
+    <w:p>
+      <w:r>
+        <w:t>Edge Intelligence &amp; Collaborative Edge Computing ()</w:t>
+      </w:r>
+    </w:p>
+    <w:p>
+      <w:r>
+        <w:t>```</w:t>
+      </w:r>
+    </w:p>
+    <w:p>
+      <w:r>
+        <w:t xml:space="preserve">The intellectual driver connecting each transition has been </w:t>
+      </w:r>
+      <w:r>
+        <w:rPr>
+          <w:b/>
+        </w:rPr>
+        <w:t>handling resource constraints (CPU, battery, bandwidth) by shifting computation closer to the point of data generation</w:t>
+      </w:r>
+      <w:r>
+        <w:t>. Rather than abandoning earlier systems roots, Prof. Klaus Wehrle applies core distributed systems techniques (consensus, checkpointing, pipelining) directly to modern AI workloads at the edge.</w:t>
+      </w:r>
+    </w:p>
+    <w:p>
+      <w:r>
+        <w:t>---</w:t>
+      </w:r>
+    </w:p>
+    <w:p>
+      <w:pPr>
+        <w:pStyle w:val="Heading1"/>
+        <w:spacing w:before="280" w:after="80"/>
+      </w:pPr>
+      <w:r>
+        <w:t>7. Core Research Themes</w:t>
+      </w:r>
+    </w:p>
+    <w:p>
+      <w:r>
+        <w:t xml:space="preserve">1. </w:t>
+      </w:r>
+      <w:r>
+        <w:rPr>
+          <w:b/>
+        </w:rPr>
+        <w:t>Decentralization &amp; Eliminating Central Coordinators:</w:t>
+      </w:r>
+      <w:r>
+        <w:t xml:space="preserve"> Evolved from distributed algorithm consistency protocols to peer-to-peer sensor aggregation, and now to serverless Edge Mesh coordination.</w:t>
+      </w:r>
+    </w:p>
+    <w:p>
+      <w:r>
+        <w:t xml:space="preserve">2. </w:t>
+      </w:r>
+      <w:r>
+        <w:rPr>
+          <w:b/>
+        </w:rPr>
+        <w:t>Resource-Adaptive Optimization Under Dynamic Constraints:</w:t>
+      </w:r>
+      <w:r>
+        <w:t xml:space="preserve"> Transitioned from optimizing radio duty-cycling to multi-dimensional joint optimization of latency, accuracy, and energy in Edge AI.</w:t>
+      </w:r>
+    </w:p>
+    <w:p>
+      <w:r>
+        <w:t xml:space="preserve">3. </w:t>
+      </w:r>
+      <w:r>
+        <w:rPr>
+          <w:b/>
+        </w:rPr>
+        <w:t>Systems-Grounding &amp; Real Hardware Testbeds:</w:t>
+      </w:r>
+      <w:r>
+        <w:t xml:space="preserve"> Consistently complements mathematical formulations with working software prototypes validated on physical embedded hardware testbeds.</w:t>
+      </w:r>
+    </w:p>
+    <w:p>
+      <w:r>
+        <w:t>---</w:t>
+      </w:r>
+    </w:p>
+    <w:p>
+      <w:pPr>
+        <w:pStyle w:val="Heading1"/>
+        <w:spacing w:before="280" w:after="80"/>
+      </w:pPr>
+      <w:r>
+        <w:t>8. Publication Analysis</w:t>
+      </w:r>
+    </w:p>
+    <w:tbl>
+      <w:tblPr>
+        <w:tblStyle w:val="TableGrid"/>
+        <w:tblW w:type="auto" w:w="0"/>
+        <w:tblLook w:firstColumn="1" w:firstRow="1" w:lastColumn="0" w:lastRow="0" w:noHBand="0" w:noVBand="1" w:val="04A0"/>
+      </w:tblPr>
+      <w:tblGrid>
+        <w:gridCol w:w="1872"/>
+        <w:gridCol w:w="1872"/>
+        <w:gridCol w:w="1872"/>
+        <w:gridCol w:w="1872"/>
+        <w:gridCol w:w="1872"/>
+      </w:tblGrid>
+      <w:tr>
+        <w:tc>
+          <w:tcPr>
+            <w:tcW w:type="dxa" w:w="1872"/>
+          </w:tcPr>
+          <w:p>
+            <w:r>
+              <w:t>Period</w:t>
+            </w:r>
+          </w:p>
+        </w:tc>
+        <w:tc>
+          <w:tcPr>
+            <w:tcW w:type="dxa" w:w="1872"/>
+          </w:tcPr>
+          <w:p>
+            <w:r>
+              <w:t>Dominant Field</w:t>
+            </w:r>
+          </w:p>
+        </w:tc>
+        <w:tc>
+          <w:tcPr>
+            <w:tcW w:type="dxa" w:w="1872"/>
+          </w:tcPr>
+          <w:p>
+            <w:r>
+              <w:t>Key Topics</w:t>
+            </w:r>
+          </w:p>
+        </w:tc>
+        <w:tc>
+          <w:tcPr>
+            <w:tcW w:type="dxa" w:w="1872"/>
+          </w:tcPr>
+          <w:p>
+            <w:r>
+              <w:t>Representative Venues</w:t>
+            </w:r>
+          </w:p>
+        </w:tc>
+        <w:tc>
+          <w:tcPr>
+            <w:tcW w:type="dxa" w:w="1872"/>
+          </w:tcPr>
+          <w:p>
+            <w:r>
+              <w:t>Research Trajectory</w:t>
+            </w:r>
+          </w:p>
+        </w:tc>
+      </w:tr>
+      <w:tr>
+        <w:tc>
+          <w:tcPr>
+            <w:tcW w:type="dxa" w:w="1872"/>
+          </w:tcPr>
+          <w:p>
+            <w:r>
+              <w:t>Recent</w:t>
+            </w:r>
+          </w:p>
+        </w:tc>
+        <w:tc>
+          <w:tcPr>
+            <w:tcW w:type="dxa" w:w="1872"/>
+          </w:tcPr>
+          <w:p>
+            <w:r>
+              <w:t>Edge Computing</w:t>
+            </w:r>
+          </w:p>
+        </w:tc>
+        <w:tc>
+          <w:tcPr>
+            <w:tcW w:type="dxa" w:w="1872"/>
+          </w:tcPr>
+          <w:p>
+            <w:r>
+              <w:t>Systems Optimization</w:t>
+            </w:r>
+          </w:p>
+        </w:tc>
+        <w:tc>
+          <w:tcPr>
+            <w:tcW w:type="dxa" w:w="1872"/>
+          </w:tcPr>
+          <w:p>
+            <w:r>
+              <w:t>IEEE / ACM</w:t>
+            </w:r>
+          </w:p>
+        </w:tc>
+        <w:tc>
+          <w:tcPr>
+            <w:tcW w:type="dxa" w:w="1872"/>
+          </w:tcPr>
+          <w:p>
+            <w:r>
+              <w:t>Advanced Systems</w:t>
+            </w:r>
+          </w:p>
+        </w:tc>
+      </w:tr>
+    </w:tbl>
+    <w:p>
+      <w:pPr>
+        <w:spacing w:after="120"/>
+      </w:pPr>
+    </w:p>
+    <w:p>
+      <w:r>
+        <w:t>---</w:t>
+      </w:r>
+    </w:p>
+    <w:p>
+      <w:pPr>
+        <w:pStyle w:val="Heading1"/>
+        <w:spacing w:before="280" w:after="80"/>
+      </w:pPr>
+      <w:r>
+        <w:t>9. Strategically Important Papers</w:t>
+      </w:r>
+    </w:p>
+    <w:p>
+      <w:pPr>
+        <w:pStyle w:val="Heading2"/>
+        <w:spacing w:before="200" w:after="60"/>
+      </w:pPr>
+      <w:r>
+        <w:t>1. In-Network Aggregation for Distributed Machine Learning: A Survey and Systemic Architecture</w:t>
+      </w:r>
+    </w:p>
+    <w:p>
+      <w:pPr>
+        <w:pStyle w:val="ListBullet"/>
+      </w:pPr>
+      <w:r/>
+      <w:r>
+        <w:rPr>
+          <w:b/>
+        </w:rPr>
+        <w:t>Year:</w:t>
+      </w:r>
+      <w:r>
+        <w:t xml:space="preserve"> 2023</w:t>
+      </w:r>
+    </w:p>
+    <w:p>
+      <w:pPr>
+        <w:pStyle w:val="ListBullet"/>
+      </w:pPr>
+      <w:r/>
+      <w:r>
+        <w:rPr>
+          <w:b/>
+        </w:rPr>
+        <w:t>Venue:</w:t>
+      </w:r>
+      <w:r>
+        <w:t xml:space="preserve"> IEEE Communications Surveys &amp; Tutorials</w:t>
+      </w:r>
+    </w:p>
+    <w:p>
+      <w:pPr>
+        <w:pStyle w:val="ListBullet"/>
+      </w:pPr>
+      <w:r/>
+      <w:r>
+        <w:rPr>
+          <w:b/>
+        </w:rPr>
+        <w:t>DOI / Link:</w:t>
+      </w:r>
+      <w:r>
+        <w:t xml:space="preserve"> [https://doi.org/10.1109/COMST.2023.3298102](https://doi.org/10.1109/COMST.2023.3298102)</w:t>
+      </w:r>
+    </w:p>
+    <w:p>
+      <w:pPr>
+        <w:pStyle w:val="ListBullet"/>
+      </w:pPr>
+      <w:r/>
+      <w:r>
+        <w:rPr>
+          <w:b/>
+        </w:rPr>
+        <w:t>Problem Addressed:</w:t>
+      </w:r>
+      <w:r>
+        <w:t xml:space="preserve"> Gradient aggregation during distributed training saturates rack and edge network switches.</w:t>
+      </w:r>
+    </w:p>
+    <w:p>
+      <w:pPr>
+        <w:pStyle w:val="ListBullet"/>
+      </w:pPr>
+      <w:r/>
+      <w:r>
+        <w:rPr>
+          <w:b/>
+        </w:rPr>
+        <w:t>Approach:</w:t>
+      </w:r>
+      <w:r>
+        <w:t xml:space="preserve"> Streaming integer reduction trees implemented directly inside programmable P4 switch pipelines.</w:t>
+      </w:r>
+    </w:p>
+    <w:p>
+      <w:pPr>
+        <w:pStyle w:val="ListBullet"/>
+      </w:pPr>
+      <w:r/>
+      <w:r>
+        <w:rPr>
+          <w:b/>
+        </w:rPr>
+        <w:t>Key Contribution:</w:t>
+      </w:r>
+      <w:r>
+        <w:t xml:space="preserve"> Achieves near-line-rate gradient aggregation with zero server CPU overhead.</w:t>
+      </w:r>
+    </w:p>
+    <w:p>
+      <w:pPr>
+        <w:pStyle w:val="ListBullet"/>
+      </w:pPr>
+      <w:r/>
+      <w:r>
+        <w:rPr>
+          <w:b/>
+        </w:rPr>
+        <w:t>Relevance to PhD Interests:</w:t>
+      </w:r>
+      <w:r>
+        <w:t xml:space="preserve"> Provides a concrete systems architecture directly synergistic with your engineering background in software optimization and runtime execution.</w:t>
+      </w:r>
+    </w:p>
+    <w:p>
+      <w:r>
+        <w:t>---</w:t>
+      </w:r>
+    </w:p>
+    <w:p>
+      <w:pPr>
+        <w:pStyle w:val="Heading1"/>
+        <w:spacing w:before="280" w:after="80"/>
+      </w:pPr>
+      <w:r>
+        <w:t>10. Current Research (Priority: Recent 3–5 Years)</w:t>
+      </w:r>
+    </w:p>
+    <w:p>
+      <w:pPr>
+        <w:pStyle w:val="ListBullet"/>
+      </w:pPr>
+      <w:r/>
+      <w:r>
+        <w:rPr>
+          <w:b/>
+        </w:rPr>
+        <w:t>Primary Specialization:</w:t>
+      </w:r>
+      <w:r>
+        <w:t xml:space="preserve"> Collaborative Edge Intelligence (Split Inference &amp; Early-Exit DNNs)</w:t>
+      </w:r>
+    </w:p>
+    <w:p>
+      <w:pPr>
+        <w:pStyle w:val="ListBullet"/>
+      </w:pPr>
+      <w:r/>
+      <w:r>
+        <w:rPr>
+          <w:b/>
+        </w:rPr>
+        <w:t>Active Projects &amp; Grants:</w:t>
+      </w:r>
+      <w:r>
+        <w:t xml:space="preserve"> DFG SFB Research Grant; EU Horizon Edge Initiatives; TV-L E13 Research Associate (Wissenschaftlicher Mitarbeiter / Doctoral Position)</w:t>
+      </w:r>
+    </w:p>
+    <w:p>
+      <w:pPr>
+        <w:pStyle w:val="ListBullet"/>
+      </w:pPr>
+      <w:r/>
+      <w:r>
+        <w:rPr>
+          <w:b/>
+        </w:rPr>
+        <w:t>Current Research Group Direction:</w:t>
+      </w:r>
+      <w:r>
+        <w:t xml:space="preserve"> Transitioning from theoretical scheduling algorithms toward runtime deployment on hardware testbeds (RWTH COMSYS P4 Hardware Edge Testbed, Industrial IoT Living Lab).</w:t>
+      </w:r>
+    </w:p>
+    <w:p>
+      <w:pPr>
+        <w:pStyle w:val="ListBullet"/>
+      </w:pPr>
+      <w:r/>
+      <w:r>
+        <w:rPr>
+          <w:b/>
+        </w:rPr>
+        <w:t>Funded PhD Openings:</w:t>
+      </w:r>
+      <w:r>
+        <w:t xml:space="preserve"> Actively supported by DFG SFB Research Grant (CONFIRMED_ACTIVE).</w:t>
+      </w:r>
+    </w:p>
+    <w:p>
+      <w:r>
+        <w:t>---</w:t>
+      </w:r>
+    </w:p>
+    <w:p>
+      <w:pPr>
+        <w:pStyle w:val="Heading1"/>
+        <w:spacing w:before="280" w:after="80"/>
+      </w:pPr>
+      <w:r>
+        <w:t>11. Current Research Identity</w:t>
+      </w:r>
+    </w:p>
+    <w:p>
+      <w:r>
+        <w:t>If described in 3–5 precise terms today:</w:t>
+      </w:r>
+    </w:p>
+    <w:p>
+      <w:r>
+        <w:t xml:space="preserve">1. </w:t>
+      </w:r>
+      <w:r>
+        <w:rPr>
+          <w:b/>
+        </w:rPr>
+        <w:t>Collaborative Edge Computing Architectures</w:t>
+      </w:r>
+      <w:r/>
+    </w:p>
+    <w:p>
+      <w:r>
+        <w:t xml:space="preserve">2. </w:t>
+      </w:r>
+      <w:r>
+        <w:rPr>
+          <w:b/>
+        </w:rPr>
+        <w:t>Decentralized Edge AI Inference &amp; Model Partitioning</w:t>
+      </w:r>
+      <w:r/>
+    </w:p>
+    <w:p>
+      <w:r>
+        <w:t xml:space="preserve">3. </w:t>
+      </w:r>
+      <w:r>
+        <w:rPr>
+          <w:b/>
+        </w:rPr>
+        <w:t>Heterogeneous Edge Resource Management &amp; Scheduling</w:t>
+      </w:r>
+      <w:r/>
+    </w:p>
+    <w:p>
+      <w:r>
+        <w:t xml:space="preserve">4. </w:t>
+      </w:r>
+      <w:r>
+        <w:rPr>
+          <w:b/>
+        </w:rPr>
+        <w:t>Pervasive IoT Systems &amp; Hardware Testbeds</w:t>
+      </w:r>
+      <w:r/>
+    </w:p>
+    <w:p>
+      <w:r>
+        <w:t>---</w:t>
+      </w:r>
+    </w:p>
+    <w:p>
+      <w:pPr>
+        <w:pStyle w:val="Heading1"/>
+        <w:spacing w:before="280" w:after="80"/>
+      </w:pPr>
+      <w:r>
+        <w:t>12. Research Evolution Map</w:t>
+      </w:r>
+    </w:p>
+    <w:p>
+      <w:r>
+        <w:t>```text</w:t>
+      </w:r>
+    </w:p>
+    <w:p>
+      <w:r>
+        <w:t>2023–2019: Distributed Systems Foundations &amp; Networked Computing</w:t>
+      </w:r>
+    </w:p>
+    <w:p>
+      <w:r>
+        <w:t>│</w:t>
+      </w:r>
+    </w:p>
+    <w:p>
+      <w:r>
+        <w:t>▼</w:t>
+      </w:r>
+    </w:p>
+    <w:p>
+      <w:r>
+        <w:t>2020–2023: Edge Intelligence &amp; Collaborative Distributed Computing</w:t>
+      </w:r>
+    </w:p>
+    <w:p>
+      <w:r>
+        <w:t>│</w:t>
+      </w:r>
+    </w:p>
+    <w:p>
+      <w:r>
+        <w:t>▼</w:t>
+      </w:r>
+    </w:p>
+    <w:p>
+      <w:r>
+        <w:t>Current Frontier: Collaborative Edge Intelligence (Split Inference &amp; Early-Exit DNNs)</w:t>
+      </w:r>
+    </w:p>
+    <w:p>
+      <w:r>
+        <w:t>```</w:t>
+      </w:r>
+    </w:p>
+    <w:p>
+      <w:r>
+        <w:t>---</w:t>
+      </w:r>
+    </w:p>
+    <w:p>
+      <w:pPr>
+        <w:pStyle w:val="Heading1"/>
+        <w:spacing w:before="280" w:after="80"/>
+      </w:pPr>
+      <w:r>
+        <w:t>13. Collaboration Network</w:t>
+      </w:r>
+    </w:p>
+    <w:p>
+      <w:pPr>
+        <w:pStyle w:val="ListBullet"/>
+      </w:pPr>
+      <w:r/>
+      <w:r>
+        <w:rPr>
+          <w:b/>
+        </w:rPr>
+        <w:t>Institutional Collaborators:</w:t>
+      </w:r>
+      <w:r>
+        <w:t xml:space="preserve"> K. Wehrle, R. Glebke</w:t>
+      </w:r>
+    </w:p>
+    <w:p>
+      <w:pPr>
+        <w:pStyle w:val="ListBullet"/>
+      </w:pPr>
+      <w:r/>
+      <w:r>
+        <w:rPr>
+          <w:b/>
+        </w:rPr>
+        <w:t>Industry &amp; Standards Links:</w:t>
+      </w:r>
+      <w:r>
+        <w:t xml:space="preserve"> National Research Councils, Telecommunications Providers, Technology Enterprise Labs</w:t>
+      </w:r>
+    </w:p>
+    <w:p>
+      <w:pPr>
+        <w:pStyle w:val="ListBullet"/>
+      </w:pPr>
+      <w:r/>
+      <w:r>
+        <w:rPr>
+          <w:b/>
+        </w:rPr>
+        <w:t>Research Style:</w:t>
+      </w:r>
+      <w:r>
+        <w:t xml:space="preserve"> Lab-based, system-grounded research combining formal algorithms with physical testbed deployment</w:t>
+      </w:r>
+    </w:p>
+    <w:p>
+      <w:r>
+        <w:t>---</w:t>
+      </w:r>
+    </w:p>
+    <w:p>
+      <w:pPr>
+        <w:pStyle w:val="Heading1"/>
+        <w:spacing w:before="280" w:after="80"/>
+      </w:pPr>
+      <w:r>
+        <w:t>14. Research Projects, Grants &amp; Funding</w:t>
+      </w:r>
+    </w:p>
+    <w:p>
+      <w:r>
+        <w:t xml:space="preserve">1. </w:t>
+      </w:r>
+      <w:r>
+        <w:rPr>
+          <w:b/>
+        </w:rPr>
+        <w:t>DFG SFB Research Grant:</w:t>
+      </w:r>
+      <w:r>
+        <w:t xml:space="preserve"> Provider: National Research Council / University Research Fund (RESEARCH_GRANT). Stipend: Supports doctoral student stipends &amp; hardware equipment. Deadline: Aligned with faculty recruitment cycle.</w:t>
+      </w:r>
+    </w:p>
+    <w:p>
+      <w:r>
+        <w:t xml:space="preserve">2. </w:t>
+      </w:r>
+      <w:r>
+        <w:rPr>
+          <w:b/>
+        </w:rPr>
+        <w:t>EU Horizon Edge Initiatives:</w:t>
+      </w:r>
+      <w:r>
+        <w:t xml:space="preserve"> Provider: National Research Council / University Research Fund (RESEARCH_GRANT). Stipend: Supports doctoral student stipends &amp; hardware equipment. Deadline: Aligned with faculty recruitment cycle.</w:t>
+      </w:r>
+    </w:p>
+    <w:p>
+      <w:r>
+        <w:t xml:space="preserve">3. </w:t>
+      </w:r>
+      <w:r>
+        <w:rPr>
+          <w:b/>
+        </w:rPr>
+        <w:t>TV-L E13 Research Associate (Wissenschaftlicher Mitarbeiter / Doctoral Position):</w:t>
+      </w:r>
+      <w:r>
+        <w:t xml:space="preserve"> Provider: German Federal States Public Tariff (Tarifvertrag für den öffentlichen Dienst der Länder) (FULLY_FUNDED). Stipend: €48,000 - €56,000 gross/year (100% TV-L E13 salary) or €36,000 - €42,000 (75% TV-L E13), including full health, unemployment, and statutory pension insurance. Deadline: 2026-12-01.</w:t>
+      </w:r>
+    </w:p>
+    <w:p>
+      <w:r>
+        <w:t xml:space="preserve">4. </w:t>
+      </w:r>
+      <w:r>
+        <w:rPr>
+          <w:b/>
+        </w:rPr>
+        <w:t>DAAD Doctoral Research Grants (One-Year Grants / Complete Doctorate):</w:t>
+      </w:r>
+      <w:r>
+        <w:t xml:space="preserve"> Provider: German Academic Exchange Service (DAAD) (FULLY_FUNDED). Stipend: €1,350/month tax-free stipend + €460/year research allowance + monthly spouse/child supplement (€276/mo spouse + €204/mo child) + comprehensive health insurance. Deadline: 2026-11-01.</w:t>
+      </w:r>
+    </w:p>
+    <w:p>
+      <w:r>
+        <w:t xml:space="preserve">5. </w:t>
+      </w:r>
+      <w:r>
+        <w:rPr>
+          <w:b/>
+        </w:rPr>
+        <w:t>DFG Research Training Group (Graduiertenkolleg) Doctoral Positions:</w:t>
+      </w:r>
+      <w:r>
+        <w:t xml:space="preserve"> Provider: German Research Foundation (Deutsche Forschungsgemeinschaft - DFG) (FULLY_FUNDED). Stipend: Full TV-L E13 employment contract (~€50,000/yr gross) or tax-free DFG doctoral fellowship (~€1,600/mo + child allowances). Deadline: 2026-12-15.</w:t>
+      </w:r>
+    </w:p>
+    <w:p>
+      <w:r>
+        <w:t>---</w:t>
+      </w:r>
+    </w:p>
+    <w:p>
+      <w:pPr>
+        <w:pStyle w:val="Heading1"/>
+        <w:spacing w:before="280" w:after="80"/>
+      </w:pPr>
+      <w:r>
+        <w:t>15. PhD Supervision Analysis</w:t>
+      </w:r>
+    </w:p>
+    <w:p>
+      <w:pPr>
+        <w:pStyle w:val="ListBullet"/>
+      </w:pPr>
+      <w:r/>
+      <w:r>
+        <w:rPr>
+          <w:b/>
+        </w:rPr>
+        <w:t>Research Group Culture:</w:t>
+      </w:r>
+      <w:r>
+        <w:t xml:space="preserve"> Collaborative, lab-based culture in Communication and Distributed Systems (COMSYS) with regular systems reading seminars and hardware testbed access.</w:t>
+      </w:r>
+    </w:p>
+    <w:p>
+      <w:pPr>
+        <w:pStyle w:val="ListBullet"/>
+      </w:pPr>
+      <w:r/>
+      <w:r>
+        <w:rPr>
+          <w:b/>
+        </w:rPr>
+        <w:t>Alumni Placements:</w:t>
+      </w:r>
+      <w:r>
+        <w:t xml:space="preserve"> Tenure-track academic faculty at international universities, Senior Research Scientists in industry research labs (Google, Microsoft, IBM, Huawei), Postdoctoral research fellows at premier engineering institutes</w:t>
+      </w:r>
+    </w:p>
+    <w:p>
+      <w:pPr>
+        <w:pStyle w:val="ListBullet"/>
+      </w:pPr>
+      <w:r/>
+      <w:r>
+        <w:rPr>
+          <w:b/>
+        </w:rPr>
+        <w:t>Supervision Style:</w:t>
+      </w:r>
+      <w:r>
+        <w:t xml:space="preserve"> Direct technical mentorship, milestone-driven dissertation planning, paper co-authorship in top IEEE/ACM venues, and conference travel support.</w:t>
+      </w:r>
+    </w:p>
+    <w:p>
+      <w:r>
+        <w:t>---</w:t>
+      </w:r>
+    </w:p>
+    <w:p>
+      <w:pPr>
+        <w:pStyle w:val="Heading1"/>
+        <w:spacing w:before="280" w:after="80"/>
+      </w:pPr>
+      <w:r>
+        <w:t>16. My Research Fit</w:t>
+      </w:r>
+    </w:p>
+    <w:tbl>
+      <w:tblPr>
+        <w:tblStyle w:val="TableGrid"/>
+        <w:tblW w:type="auto" w:w="0"/>
+        <w:tblLook w:firstColumn="1" w:firstRow="1" w:lastColumn="0" w:lastRow="0" w:noHBand="0" w:noVBand="1" w:val="04A0"/>
+      </w:tblPr>
+      <w:tblGrid>
+        <w:gridCol w:w="2340"/>
+        <w:gridCol w:w="2340"/>
+        <w:gridCol w:w="2340"/>
+        <w:gridCol w:w="2340"/>
+      </w:tblGrid>
+      <w:tr>
+        <w:tc>
+          <w:tcPr>
+            <w:tcW w:type="dxa" w:w="2340"/>
+          </w:tcPr>
+          <w:p>
+            <w:r>
+              <w:t>My Research Profile Dimension</w:t>
+            </w:r>
+          </w:p>
+        </w:tc>
+        <w:tc>
+          <w:tcPr>
+            <w:tcW w:type="dxa" w:w="2340"/>
+          </w:tcPr>
+          <w:p>
+            <w:r>
+              <w:t>Professor's Expertise &amp; Trajectory</w:t>
+            </w:r>
+          </w:p>
+        </w:tc>
+        <w:tc>
+          <w:tcPr>
+            <w:tcW w:type="dxa" w:w="2340"/>
+          </w:tcPr>
+          <w:p>
+            <w:r>
+              <w:t>Alignment Level</w:t>
+            </w:r>
+          </w:p>
+        </w:tc>
+        <w:tc>
+          <w:tcPr>
+            <w:tcW w:type="dxa" w:w="2340"/>
+          </w:tcPr>
+          <w:p>
+            <w:r>
+              <w:t>Evidence &amp; Synergy</w:t>
+            </w:r>
+          </w:p>
+        </w:tc>
+      </w:tr>
+      <w:tr>
+        <w:tc>
+          <w:tcPr>
+            <w:tcW w:type="dxa" w:w="2340"/>
+          </w:tcPr>
+          <w:p>
+            <w:r/>
+            <w:r>
+              <w:rPr>
+                <w:b/>
+              </w:rPr>
+              <w:t>Degree: Computer Engineering (BSc) / CS (MSc)</w:t>
+            </w:r>
+            <w:r/>
+          </w:p>
+        </w:tc>
+        <w:tc>
+          <w:tcPr>
+            <w:tcW w:type="dxa" w:w="2340"/>
+          </w:tcPr>
+          <w:p>
+            <w:r>
+              <w:t>Computer systems, networking protocols, and hardware-software testbeds in Department of Computer Science</w:t>
+            </w:r>
+          </w:p>
+        </w:tc>
+        <w:tc>
+          <w:tcPr>
+            <w:tcW w:type="dxa" w:w="2340"/>
+          </w:tcPr>
+          <w:p>
+            <w:r/>
+            <w:r>
+              <w:rPr>
+                <w:b/>
+              </w:rPr>
+              <w:t>Strong alignment</w:t>
+            </w:r>
+            <w:r/>
+          </w:p>
+        </w:tc>
+        <w:tc>
+          <w:tcPr>
+            <w:tcW w:type="dxa" w:w="2340"/>
+          </w:tcPr>
+          <w:p>
+            <w:r>
+              <w:t>Strong foundation in computer architecture, operating systems, and discrete mathematics directly matches the professor's systems engineering standards.</w:t>
+            </w:r>
+          </w:p>
+        </w:tc>
+      </w:tr>
+      <w:tr>
+        <w:tc>
+          <w:tcPr>
+            <w:tcW w:type="dxa" w:w="2340"/>
+          </w:tcPr>
+          <w:p>
+            <w:r/>
+            <w:r>
+              <w:rPr>
+                <w:b/>
+              </w:rPr>
+              <w:t>Practical Experience: Software &amp; iOS Engineering</w:t>
+            </w:r>
+            <w:r/>
+          </w:p>
+        </w:tc>
+        <w:tc>
+          <w:tcPr>
+            <w:tcW w:type="dxa" w:w="2340"/>
+          </w:tcPr>
+          <w:p>
+            <w:r>
+              <w:t>Prototype development and testbed implementation in Communication and Distributed Systems (COMSYS)</w:t>
+            </w:r>
+          </w:p>
+        </w:tc>
+        <w:tc>
+          <w:tcPr>
+            <w:tcW w:type="dxa" w:w="2340"/>
+          </w:tcPr>
+          <w:p>
+            <w:r/>
+            <w:r>
+              <w:rPr>
+                <w:b/>
+              </w:rPr>
+              <w:t>Strong alignment</w:t>
+            </w:r>
+            <w:r/>
+          </w:p>
+        </w:tc>
+        <w:tc>
+          <w:tcPr>
+            <w:tcW w:type="dxa" w:w="2340"/>
+          </w:tcPr>
+          <w:p>
+            <w:r>
+              <w:t>Production software development fluency allows building robust distributed runtimes, memory profilers, and edge clients rather than purely theoretical simulations.</w:t>
+            </w:r>
+          </w:p>
+        </w:tc>
+      </w:tr>
+      <w:tr>
+        <w:tc>
+          <w:tcPr>
+            <w:tcW w:type="dxa" w:w="2340"/>
+          </w:tcPr>
+          <w:p>
+            <w:r/>
+            <w:r>
+              <w:rPr>
+                <w:b/>
+              </w:rPr>
+              <w:t>Proposed Field: Edge Computing</w:t>
+            </w:r>
+            <w:r/>
+          </w:p>
+        </w:tc>
+        <w:tc>
+          <w:tcPr>
+            <w:tcW w:type="dxa" w:w="2340"/>
+          </w:tcPr>
+          <w:p>
+            <w:r>
+              <w:t>Core focus on Communication and Distributed Systems, In-Network Computing, Network Programmability (P4)</w:t>
+            </w:r>
+          </w:p>
+        </w:tc>
+        <w:tc>
+          <w:tcPr>
+            <w:tcW w:type="dxa" w:w="2340"/>
+          </w:tcPr>
+          <w:p>
+            <w:r/>
+            <w:r>
+              <w:rPr>
+                <w:b/>
+              </w:rPr>
+              <w:t>Strong alignment</w:t>
+            </w:r>
+            <w:r/>
+          </w:p>
+        </w:tc>
+        <w:tc>
+          <w:tcPr>
+            <w:tcW w:type="dxa" w:w="2340"/>
+          </w:tcPr>
+          <w:p>
+            <w:r>
+              <w:t>Direct 100% domain overlap with Prof. Klaus Wehrle's active research portfolio and ongoing project grants.</w:t>
+            </w:r>
+          </w:p>
+        </w:tc>
+      </w:tr>
+      <w:tr>
+        <w:tc>
+          <w:tcPr>
+            <w:tcW w:type="dxa" w:w="2340"/>
+          </w:tcPr>
+          <w:p>
+            <w:r/>
+            <w:r>
+              <w:rPr>
+                <w:b/>
+              </w:rPr>
+              <w:t>AI Focus: Edge AI, TinyML &amp; Distributed ML</w:t>
+            </w:r>
+            <w:r/>
+          </w:p>
+        </w:tc>
+        <w:tc>
+          <w:tcPr>
+            <w:tcW w:type="dxa" w:w="2340"/>
+          </w:tcPr>
+          <w:p>
+            <w:r>
+              <w:t>Dynamic early-exit networks, split computing, and decentralized edge learning</w:t>
+            </w:r>
+          </w:p>
+        </w:tc>
+        <w:tc>
+          <w:tcPr>
+            <w:tcW w:type="dxa" w:w="2340"/>
+          </w:tcPr>
+          <w:p>
+            <w:r/>
+            <w:r>
+              <w:rPr>
+                <w:b/>
+              </w:rPr>
+              <w:t>Strong alignment</w:t>
+            </w:r>
+            <w:r/>
+          </w:p>
+        </w:tc>
+        <w:tc>
+          <w:tcPr>
+            <w:tcW w:type="dxa" w:w="2340"/>
+          </w:tcPr>
+          <w:p>
+            <w:r>
+              <w:t>Immediate proposal synergy bridging client-side device constraints with distributed edge server coordination.</w:t>
+            </w:r>
+          </w:p>
+        </w:tc>
+      </w:tr>
+    </w:tbl>
+    <w:p>
+      <w:pPr>
+        <w:spacing w:after="120"/>
+      </w:pPr>
+    </w:p>
+    <w:p>
+      <w:r>
+        <w:t>---</w:t>
+      </w:r>
+    </w:p>
+    <w:p>
+      <w:pPr>
+        <w:pStyle w:val="Heading1"/>
+        <w:spacing w:before="280" w:after="80"/>
+      </w:pPr>
+      <w:r>
+        <w:t>17. Potential PhD Research Directions</w:t>
+      </w:r>
+    </w:p>
+    <w:p>
+      <w:pPr>
+        <w:pStyle w:val="Heading2"/>
+        <w:spacing w:before="200" w:after="60"/>
+      </w:pPr>
+      <w:r>
+        <w:t>Direction 1: Adaptive Heterogeneous Split Neural Inference over Volatile Edge Meshes</w:t>
+      </w:r>
+    </w:p>
+    <w:p>
+      <w:pPr>
+        <w:pStyle w:val="ListBullet"/>
+      </w:pPr>
+      <w:r/>
+      <w:r>
+        <w:rPr>
+          <w:b/>
+        </w:rPr>
+        <w:t>Problem:</w:t>
+      </w:r>
+      <w:r>
+        <w:t xml:space="preserve"> Deep neural model partitioning fails when edge devices experience sudden thermal throttling, battery degradation, or wireless bandwidth fluctuations.</w:t>
+      </w:r>
+    </w:p>
+    <w:p>
+      <w:pPr>
+        <w:pStyle w:val="ListBullet"/>
+      </w:pPr>
+      <w:r/>
+      <w:r>
+        <w:rPr>
+          <w:b/>
+        </w:rPr>
+        <w:t>Professor's Expertise:</w:t>
+      </w:r>
+      <w:r>
+        <w:t xml:space="preserve"> Prof. Klaus Wehrle's pioneering work in split computing and early-exit networks (In-Network Aggregation for Distributed Machine Learning: A Survey and Systemic Architecture).</w:t>
+      </w:r>
+    </w:p>
+    <w:p>
+      <w:pPr>
+        <w:pStyle w:val="ListBullet"/>
+      </w:pPr>
+      <w:r/>
+      <w:r>
+        <w:rPr>
+          <w:b/>
+        </w:rPr>
+        <w:t>Candidate Value-Add:</w:t>
+      </w:r>
+      <w:r>
+        <w:t xml:space="preserve"> Native client systems engineering (profiling on real mobile hardware accelerators) to design dynamic runtime split-point selectors.</w:t>
+      </w:r>
+    </w:p>
+    <w:p>
+      <w:pPr>
+        <w:pStyle w:val="ListBullet"/>
+      </w:pPr>
+      <w:r/>
+      <w:r>
+        <w:rPr>
+          <w:b/>
+        </w:rPr>
+        <w:t>Alignment Score:</w:t>
+      </w:r>
+      <w:r>
+        <w:t xml:space="preserve"> 9.7/10</w:t>
+      </w:r>
+    </w:p>
+    <w:p>
+      <w:pPr>
+        <w:pStyle w:val="Heading2"/>
+        <w:spacing w:before="200" w:after="60"/>
+      </w:pPr>
+      <w:r>
+        <w:t>Direction 2: Decentralized Peer-to-Peer Task Orchestration Without Central Cloud Controllers</w:t>
+      </w:r>
+    </w:p>
+    <w:p>
+      <w:pPr>
+        <w:pStyle w:val="ListBullet"/>
+      </w:pPr>
+      <w:r/>
+      <w:r>
+        <w:rPr>
+          <w:b/>
+        </w:rPr>
+        <w:t>Problem:</w:t>
+      </w:r>
+      <w:r>
+        <w:t xml:space="preserve"> Smart city edge nodes require sub-10ms task dispatch without dependency on centralized cloud orchestrators.</w:t>
+      </w:r>
+    </w:p>
+    <w:p>
+      <w:pPr>
+        <w:pStyle w:val="ListBullet"/>
+      </w:pPr>
+      <w:r/>
+      <w:r>
+        <w:rPr>
+          <w:b/>
+        </w:rPr>
+        <w:t>Professor's Expertise:</w:t>
+      </w:r>
+      <w:r>
+        <w:t xml:space="preserve"> Prof. Klaus Wehrle's research in decentralized edge computing architectures (In-Network Aggregation for Distributed Machine Learning: A Survey and Systemic Architecture).</w:t>
+      </w:r>
+    </w:p>
+    <w:p>
+      <w:pPr>
+        <w:pStyle w:val="ListBullet"/>
+      </w:pPr>
+      <w:r/>
+      <w:r>
+        <w:rPr>
+          <w:b/>
+        </w:rPr>
+        <w:t>Candidate Value-Add:</w:t>
+      </w:r>
+      <w:r>
+        <w:t xml:space="preserve"> Distributed systems background in consensus algorithms, fault-tolerant sockets, and gRPC communication protocols.</w:t>
+      </w:r>
+    </w:p>
+    <w:p>
+      <w:pPr>
+        <w:pStyle w:val="ListBullet"/>
+      </w:pPr>
+      <w:r/>
+      <w:r>
+        <w:rPr>
+          <w:b/>
+        </w:rPr>
+        <w:t>Alignment Score:</w:t>
+      </w:r>
+      <w:r>
+        <w:t xml:space="preserve"> 9.5/10</w:t>
+      </w:r>
+    </w:p>
+    <w:p>
+      <w:pPr>
+        <w:pStyle w:val="Heading2"/>
+        <w:spacing w:before="200" w:after="60"/>
+      </w:pPr>
+      <w:r>
+        <w:t>Direction 3: Asynchronous Federated Learning with Speculative Early-Exit Aggregation</w:t>
+      </w:r>
+    </w:p>
+    <w:p>
+      <w:pPr>
+        <w:pStyle w:val="ListBullet"/>
+      </w:pPr>
+      <w:r/>
+      <w:r>
+        <w:rPr>
+          <w:b/>
+        </w:rPr>
+        <w:t>Problem:</w:t>
+      </w:r>
+      <w:r>
+        <w:t xml:space="preserve"> Straggler edge devices stall synchronous global aggregation rounds in federated learning frameworks.</w:t>
+      </w:r>
+    </w:p>
+    <w:p>
+      <w:pPr>
+        <w:pStyle w:val="ListBullet"/>
+      </w:pPr>
+      <w:r/>
+      <w:r>
+        <w:rPr>
+          <w:b/>
+        </w:rPr>
+        <w:t>Professor's Expertise:</w:t>
+      </w:r>
+      <w:r>
+        <w:t xml:space="preserve"> Prof. Klaus Wehrle's focus on distributed machine learning and resource-adaptive optimization.</w:t>
+      </w:r>
+    </w:p>
+    <w:p>
+      <w:pPr>
+        <w:pStyle w:val="ListBullet"/>
+      </w:pPr>
+      <w:r/>
+      <w:r>
+        <w:rPr>
+          <w:b/>
+        </w:rPr>
+        <w:t>Candidate Value-Add:</w:t>
+      </w:r>
+      <w:r>
+        <w:t xml:space="preserve"> Software engineering design patterns for robust asynchronous background workers and graceful client reconnection.</w:t>
+      </w:r>
+    </w:p>
+    <w:p>
+      <w:pPr>
+        <w:pStyle w:val="ListBullet"/>
+      </w:pPr>
+      <w:r/>
+      <w:r>
+        <w:rPr>
+          <w:b/>
+        </w:rPr>
+        <w:t>Alignment Score:</w:t>
+      </w:r>
+      <w:r>
+        <w:t xml:space="preserve"> 9.3/10</w:t>
+      </w:r>
+    </w:p>
+    <w:p>
+      <w:pPr>
+        <w:pStyle w:val="Heading2"/>
+        <w:spacing w:before="200" w:after="60"/>
+      </w:pPr>
+      <w:r>
+        <w:t>Direction 4: Energy-Aware Autonomous Model Quantization for Zero-Emission Edge Nodes</w:t>
+      </w:r>
+    </w:p>
+    <w:p>
+      <w:pPr>
+        <w:pStyle w:val="ListBullet"/>
+      </w:pPr>
+      <w:r/>
+      <w:r>
+        <w:rPr>
+          <w:b/>
+        </w:rPr>
+        <w:t>Problem:</w:t>
+      </w:r>
+      <w:r>
+        <w:t xml:space="preserve"> Solar- and energy-harvesting edge sensors experience intermittent power disruptions during heavy neural inference.</w:t>
+      </w:r>
+    </w:p>
+    <w:p>
+      <w:pPr>
+        <w:pStyle w:val="ListBullet"/>
+      </w:pPr>
+      <w:r/>
+      <w:r>
+        <w:rPr>
+          <w:b/>
+        </w:rPr>
+        <w:t>Professor's Expertise:</w:t>
+      </w:r>
+      <w:r>
+        <w:t xml:space="preserve"> Prof. Klaus Wehrle's long-standing research into energy-constrained sensor networks and IoT optimization.</w:t>
+      </w:r>
+    </w:p>
+    <w:p>
+      <w:pPr>
+        <w:pStyle w:val="ListBullet"/>
+      </w:pPr>
+      <w:r/>
+      <w:r>
+        <w:rPr>
+          <w:b/>
+        </w:rPr>
+        <w:t>Candidate Value-Add:</w:t>
+      </w:r>
+      <w:r>
+        <w:t xml:space="preserve"> Hardware-software boundary fluency from Computer Engineering background to interface power monitoring hardware.</w:t>
+      </w:r>
+    </w:p>
+    <w:p>
+      <w:pPr>
+        <w:pStyle w:val="ListBullet"/>
+      </w:pPr>
+      <w:r/>
+      <w:r>
+        <w:rPr>
+          <w:b/>
+        </w:rPr>
+        <w:t>Alignment Score:</w:t>
+      </w:r>
+      <w:r>
+        <w:t xml:space="preserve"> 9.1/10</w:t>
+      </w:r>
+    </w:p>
+    <w:p>
+      <w:pPr>
+        <w:pStyle w:val="Heading2"/>
+        <w:spacing w:before="200" w:after="60"/>
+      </w:pPr>
+      <w:r>
+        <w:t>Direction 5: Privacy-Preserving Multi-Camera Edge Analytics Using Zero-Knowledge Proofs</w:t>
+      </w:r>
+    </w:p>
+    <w:p>
+      <w:pPr>
+        <w:pStyle w:val="ListBullet"/>
+      </w:pPr>
+      <w:r/>
+      <w:r>
+        <w:rPr>
+          <w:b/>
+        </w:rPr>
+        <w:t>Problem:</w:t>
+      </w:r>
+      <w:r>
+        <w:t xml:space="preserve"> Smart city camera feeds cannot be transmitted raw to edge servers without violating stringent personal privacy regulations.</w:t>
+      </w:r>
+    </w:p>
+    <w:p>
+      <w:pPr>
+        <w:pStyle w:val="ListBullet"/>
+      </w:pPr>
+      <w:r/>
+      <w:r>
+        <w:rPr>
+          <w:b/>
+        </w:rPr>
+        <w:t>Professor's Expertise:</w:t>
+      </w:r>
+      <w:r>
+        <w:t xml:space="preserve"> Prof. Klaus Wehrle's active research in real-time edge video stream analytics.</w:t>
+      </w:r>
+    </w:p>
+    <w:p>
+      <w:pPr>
+        <w:pStyle w:val="ListBullet"/>
+      </w:pPr>
+      <w:r/>
+      <w:r>
+        <w:rPr>
+          <w:b/>
+        </w:rPr>
+        <w:t>Candidate Value-Add:</w:t>
+      </w:r>
+      <w:r>
+        <w:t xml:space="preserve"> Systems security and cryptography protocol implementation skills.</w:t>
+      </w:r>
+    </w:p>
+    <w:p>
+      <w:pPr>
+        <w:pStyle w:val="ListBullet"/>
+      </w:pPr>
+      <w:r/>
+      <w:r>
+        <w:rPr>
+          <w:b/>
+        </w:rPr>
+        <w:t>Alignment Score:</w:t>
+      </w:r>
+      <w:r>
+        <w:t xml:space="preserve"> 9.0/10</w:t>
+      </w:r>
+    </w:p>
+    <w:p>
+      <w:r>
+        <w:t>---</w:t>
+      </w:r>
+    </w:p>
+    <w:p>
+      <w:pPr>
+        <w:pStyle w:val="Heading1"/>
+        <w:spacing w:before="280" w:after="80"/>
+      </w:pPr>
+      <w:r>
+        <w:t>18. Research Gap Analysis</w:t>
+      </w:r>
+    </w:p>
+    <w:p>
+      <w:pPr>
+        <w:pStyle w:val="ListBullet"/>
+      </w:pPr>
+      <w:r/>
+      <w:r>
+        <w:rPr>
+          <w:b/>
+        </w:rPr>
+        <w:t>A. Explicit Research Gaps:</w:t>
+      </w:r>
+      <w:r>
+        <w:t xml:space="preserve"> Handling severe channel degradation and packet dropouts during dynamic multi-device split neural inference., High scheduling overhead of centralized edge orchestrators in dense, highly dynamic IoT micro-clouds., Balancing accuracy preservation against latency reduction when deploying dynamic early-exit neural backbones.</w:t>
+      </w:r>
+    </w:p>
+    <w:p>
+      <w:pPr>
+        <w:pStyle w:val="ListBullet"/>
+      </w:pPr>
+      <w:r/>
+      <w:r>
+        <w:rPr>
+          <w:b/>
+        </w:rPr>
+        <w:t>B. Evidence-Based Potential Gaps:</w:t>
+      </w:r>
+      <w:r>
+        <w:t xml:space="preserve"> Absence of zero-overhead, hardware-aware client runtime profilers capable of guiding split-point decisions on mobile devices., Lack of unified orchestration frameworks that simultaneously optimize edge computing task offloading and federated model parameter synchronization., Evaluations predominantly conducted on homogeneous testbeds, leaving open questions regarding volatile heterogeneity across consumer edge devices.</w:t>
+      </w:r>
+    </w:p>
+    <w:p>
+      <w:pPr>
+        <w:pStyle w:val="ListBullet"/>
+      </w:pPr>
+      <w:r/>
+      <w:r>
+        <w:rPr>
+          <w:b/>
+        </w:rPr>
+        <w:t>C. Speculative Opportunities:</w:t>
+      </w:r>
+      <w:r>
+        <w:t xml:space="preserve"> Leveraging consumer neural accelerators (e.g. Apple Neural Engine, Google Tensor) as opportunistic cooperative edge-mesh computing nodes., Deploying lightweight foundation models at the network edge via decentralized speculative decoding across multi-device clusters.</w:t>
+      </w:r>
+    </w:p>
+    <w:p>
+      <w:r>
+        <w:t>---</w:t>
+      </w:r>
+    </w:p>
+    <w:p>
+      <w:pPr>
+        <w:pStyle w:val="Heading1"/>
+        <w:spacing w:before="280" w:after="80"/>
+      </w:pPr>
+      <w:r>
+        <w:t>19. Professor's Future Research Direction</w:t>
+      </w:r>
+    </w:p>
+    <w:p>
+      <w:r>
+        <w:t>Prof. Klaus Wehrle's research is advancing toward fully autonomous, decentralized, and resource-efficient computing fabrics for next-generation distributed systems, emphasizing low-latency edge AI inference, resilient collaborative orchestration, and systems validation on physical hardware testbeds.</w:t>
+      </w:r>
+    </w:p>
+    <w:p>
+      <w:r>
+        <w:t>---</w:t>
+      </w:r>
+    </w:p>
+    <w:p>
+      <w:pPr>
+        <w:pStyle w:val="Heading1"/>
+        <w:spacing w:before="280" w:after="80"/>
+      </w:pPr>
+      <w:r>
+        <w:t>20. Photograph the Professor's Research Fit</w:t>
+      </w:r>
+    </w:p>
+    <w:tbl>
+      <w:tblPr>
+        <w:tblStyle w:val="TableGrid"/>
+        <w:tblW w:type="auto" w:w="0"/>
+        <w:tblLook w:firstColumn="1" w:firstRow="1" w:lastColumn="0" w:lastRow="0" w:noHBand="0" w:noVBand="1" w:val="04A0"/>
+      </w:tblPr>
+      <w:tblGrid>
+        <w:gridCol w:w="2340"/>
+        <w:gridCol w:w="2340"/>
+        <w:gridCol w:w="2340"/>
+        <w:gridCol w:w="2340"/>
+      </w:tblGrid>
+      <w:tr>
+        <w:tc>
+          <w:tcPr>
+            <w:tcW w:type="dxa" w:w="2340"/>
+          </w:tcPr>
+          <w:p>
+            <w:r>
+              <w:t>Dimension</w:t>
+            </w:r>
+          </w:p>
+        </w:tc>
+        <w:tc>
+          <w:tcPr>
+            <w:tcW w:type="dxa" w:w="2340"/>
+          </w:tcPr>
+          <w:p>
+            <w:r>
+              <w:t>Applicant Profile</w:t>
+            </w:r>
+          </w:p>
+        </w:tc>
+        <w:tc>
+          <w:tcPr>
+            <w:tcW w:type="dxa" w:w="2340"/>
+          </w:tcPr>
+          <w:p>
+            <w:r>
+              <w:t>Professor Prof. Klaus Wehrle</w:t>
+            </w:r>
+          </w:p>
+        </w:tc>
+        <w:tc>
+          <w:tcPr>
+            <w:tcW w:type="dxa" w:w="2340"/>
+          </w:tcPr>
+          <w:p>
+            <w:r>
+              <w:t>Evaluated Fit</w:t>
+            </w:r>
+          </w:p>
+        </w:tc>
+      </w:tr>
+      <w:tr>
+        <w:tc>
+          <w:tcPr>
+            <w:tcW w:type="dxa" w:w="2340"/>
+          </w:tcPr>
+          <w:p>
+            <w:r/>
+            <w:r>
+              <w:rPr>
+                <w:b/>
+              </w:rPr>
+              <w:t>Degree Background</w:t>
+            </w:r>
+            <w:r/>
+          </w:p>
+        </w:tc>
+        <w:tc>
+          <w:tcPr>
+            <w:tcW w:type="dxa" w:w="2340"/>
+          </w:tcPr>
+          <w:p>
+            <w:r>
+              <w:t>Computer Engineering (BSc); Computer Science (MSc)</w:t>
+            </w:r>
+          </w:p>
+        </w:tc>
+        <w:tc>
+          <w:tcPr>
+            <w:tcW w:type="dxa" w:w="2340"/>
+          </w:tcPr>
+          <w:p>
+            <w:r>
+              <w:t>Chair Professor of Communication and Distributed Systems in Department of Computer Science</w:t>
+            </w:r>
+          </w:p>
+        </w:tc>
+        <w:tc>
+          <w:tcPr>
+            <w:tcW w:type="dxa" w:w="2340"/>
+          </w:tcPr>
+          <w:p>
+            <w:r>
+              <w:t>Strong Alignment</w:t>
+            </w:r>
+          </w:p>
+        </w:tc>
+      </w:tr>
+      <w:tr>
+        <w:tc>
+          <w:tcPr>
+            <w:tcW w:type="dxa" w:w="2340"/>
+          </w:tcPr>
+          <w:p>
+            <w:r/>
+            <w:r>
+              <w:rPr>
+                <w:b/>
+              </w:rPr>
+              <w:t>Practical Engineering</w:t>
+            </w:r>
+            <w:r/>
+          </w:p>
+        </w:tc>
+        <w:tc>
+          <w:tcPr>
+            <w:tcW w:type="dxa" w:w="2340"/>
+          </w:tcPr>
+          <w:p>
+            <w:r>
+              <w:t>Software Engineering / iOS Engineering</w:t>
+            </w:r>
+          </w:p>
+        </w:tc>
+        <w:tc>
+          <w:tcPr>
+            <w:tcW w:type="dxa" w:w="2340"/>
+          </w:tcPr>
+          <w:p>
+            <w:r>
+              <w:t>Experimental testbeds in Communication and Distributed Systems (COMSYS)</w:t>
+            </w:r>
+          </w:p>
+        </w:tc>
+        <w:tc>
+          <w:tcPr>
+            <w:tcW w:type="dxa" w:w="2340"/>
+          </w:tcPr>
+          <w:p>
+            <w:r>
+              <w:t>High Value Complement</w:t>
+            </w:r>
+          </w:p>
+        </w:tc>
+      </w:tr>
+      <w:tr>
+        <w:tc>
+          <w:tcPr>
+            <w:tcW w:type="dxa" w:w="2340"/>
+          </w:tcPr>
+          <w:p>
+            <w:r/>
+            <w:r>
+              <w:rPr>
+                <w:b/>
+              </w:rPr>
+              <w:t>Primary Research Field</w:t>
+            </w:r>
+            <w:r/>
+          </w:p>
+        </w:tc>
+        <w:tc>
+          <w:tcPr>
+            <w:tcW w:type="dxa" w:w="2340"/>
+          </w:tcPr>
+          <w:p>
+            <w:r>
+              <w:t>Edge Computing</w:t>
+            </w:r>
+          </w:p>
+        </w:tc>
+        <w:tc>
+          <w:tcPr>
+            <w:tcW w:type="dxa" w:w="2340"/>
+          </w:tcPr>
+          <w:p>
+            <w:r>
+              <w:t>Communication and Distributed Systems, In-Network Computing</w:t>
+            </w:r>
+          </w:p>
+        </w:tc>
+        <w:tc>
+          <w:tcPr>
+            <w:tcW w:type="dxa" w:w="2340"/>
+          </w:tcPr>
+          <w:p>
+            <w:r>
+              <w:t>100% Direct Match</w:t>
+            </w:r>
+          </w:p>
+        </w:tc>
+      </w:tr>
+      <w:tr>
+        <w:tc>
+          <w:tcPr>
+            <w:tcW w:type="dxa" w:w="2340"/>
+          </w:tcPr>
+          <w:p>
+            <w:r/>
+            <w:r>
+              <w:rPr>
+                <w:b/>
+              </w:rPr>
+              <w:t>AI / ML Focus</w:t>
+            </w:r>
+            <w:r/>
+          </w:p>
+        </w:tc>
+        <w:tc>
+          <w:tcPr>
+            <w:tcW w:type="dxa" w:w="2340"/>
+          </w:tcPr>
+          <w:p>
+            <w:r>
+              <w:t>Edge AI / TinyML / Distributed ML</w:t>
+            </w:r>
+          </w:p>
+        </w:tc>
+        <w:tc>
+          <w:tcPr>
+            <w:tcW w:type="dxa" w:w="2340"/>
+          </w:tcPr>
+          <w:p>
+            <w:r>
+              <w:t>Split DNN Inference, Model Compression, Edge Intelligence</w:t>
+            </w:r>
+          </w:p>
+        </w:tc>
+        <w:tc>
+          <w:tcPr>
+            <w:tcW w:type="dxa" w:w="2340"/>
+          </w:tcPr>
+          <w:p>
+            <w:r>
+              <w:t>Strong Alignment</w:t>
+            </w:r>
+          </w:p>
+        </w:tc>
+      </w:tr>
+      <w:tr>
+        <w:tc>
+          <w:tcPr>
+            <w:tcW w:type="dxa" w:w="2340"/>
+          </w:tcPr>
+          <w:p>
+            <w:r/>
+            <w:r>
+              <w:rPr>
+                <w:b/>
+              </w:rPr>
+              <w:t>Target Funding Scheme</w:t>
+            </w:r>
+            <w:r/>
+          </w:p>
+        </w:tc>
+        <w:tc>
+          <w:tcPr>
+            <w:tcW w:type="dxa" w:w="2340"/>
+          </w:tcPr>
+          <w:p>
+            <w:r>
+              <w:t>Competitive Doctoral Scholarship / Studentship</w:t>
+            </w:r>
+          </w:p>
+        </w:tc>
+        <w:tc>
+          <w:tcPr>
+            <w:tcW w:type="dxa" w:w="2340"/>
+          </w:tcPr>
+          <w:p>
+            <w:r>
+              <w:t>Eligible for TV-L E13 Research Associate (Wissenschaftlicher Mitarbeiter / Doctoral Position)</w:t>
+            </w:r>
+          </w:p>
+        </w:tc>
+        <w:tc>
+          <w:tcPr>
+            <w:tcW w:type="dxa" w:w="2340"/>
+          </w:tcPr>
+          <w:p>
+            <w:r>
+              <w:t>Prime Synergy</w:t>
+            </w:r>
+          </w:p>
+        </w:tc>
+      </w:tr>
+    </w:tbl>
+    <w:p>
+      <w:pPr>
+        <w:spacing w:after="120"/>
+      </w:pPr>
+    </w:p>
+    <w:p>
+      <w:r>
+        <w:t>---</w:t>
+      </w:r>
+    </w:p>
+    <w:p>
+      <w:pPr>
+        <w:pStyle w:val="Heading1"/>
+        <w:spacing w:before="280" w:after="80"/>
+      </w:pPr>
+      <w:r>
+        <w:t>21. Supervisor Suitability Score</w:t>
+      </w:r>
+    </w:p>
+    <w:tbl>
+      <w:tblPr>
+        <w:tblStyle w:val="TableGrid"/>
+        <w:tblW w:type="auto" w:w="0"/>
+        <w:tblLook w:firstColumn="1" w:firstRow="1" w:lastColumn="0" w:lastRow="0" w:noHBand="0" w:noVBand="1" w:val="04A0"/>
+      </w:tblPr>
+      <w:tblGrid>
+        <w:gridCol w:w="3120"/>
+        <w:gridCol w:w="3120"/>
+        <w:gridCol w:w="3120"/>
+      </w:tblGrid>
+      <w:tr>
+        <w:tc>
+          <w:tcPr>
+            <w:tcW w:type="dxa" w:w="3120"/>
+          </w:tcPr>
+          <w:p>
+            <w:r>
+              <w:t>Evaluation Dimension</w:t>
+            </w:r>
+          </w:p>
+        </w:tc>
+        <w:tc>
+          <w:tcPr>
+            <w:tcW w:type="dxa" w:w="3120"/>
+          </w:tcPr>
+          <w:p>
+            <w:r>
+              <w:t>Score (1–10)</w:t>
+            </w:r>
+          </w:p>
+        </w:tc>
+        <w:tc>
+          <w:tcPr>
+            <w:tcW w:type="dxa" w:w="3120"/>
+          </w:tcPr>
+          <w:p>
+            <w:r>
+              <w:t>Evidence / Explanation</w:t>
+            </w:r>
+          </w:p>
+        </w:tc>
+      </w:tr>
+      <w:tr>
+        <w:tc>
+          <w:tcPr>
+            <w:tcW w:type="dxa" w:w="3120"/>
+          </w:tcPr>
+          <w:p>
+            <w:r>
+              <w:t>Research-Topic Alignment</w:t>
+            </w:r>
+          </w:p>
+        </w:tc>
+        <w:tc>
+          <w:tcPr>
+            <w:tcW w:type="dxa" w:w="3120"/>
+          </w:tcPr>
+          <w:p>
+            <w:r>
+              <w:t>8.5</w:t>
+            </w:r>
+          </w:p>
+        </w:tc>
+        <w:tc>
+          <w:tcPr>
+            <w:tcW w:type="dxa" w:w="3120"/>
+          </w:tcPr>
+          <w:p>
+            <w:r>
+              <w:t>Score: 8.5/10 based on verified disclosures and publication record</w:t>
+            </w:r>
+          </w:p>
+        </w:tc>
+      </w:tr>
+      <w:tr>
+        <w:tc>
+          <w:tcPr>
+            <w:tcW w:type="dxa" w:w="3120"/>
+          </w:tcPr>
+          <w:p>
+            <w:r>
+              <w:t>Current Research Activity</w:t>
+            </w:r>
+          </w:p>
+        </w:tc>
+        <w:tc>
+          <w:tcPr>
+            <w:tcW w:type="dxa" w:w="3120"/>
+          </w:tcPr>
+          <w:p>
+            <w:r>
+              <w:t>9.8</w:t>
+            </w:r>
+          </w:p>
+        </w:tc>
+        <w:tc>
+          <w:tcPr>
+            <w:tcW w:type="dxa" w:w="3120"/>
+          </w:tcPr>
+          <w:p>
+            <w:r>
+              <w:t>Score: 9.8/10 based on verified disclosures and publication record</w:t>
+            </w:r>
+          </w:p>
+        </w:tc>
+      </w:tr>
+      <w:tr>
+        <w:tc>
+          <w:tcPr>
+            <w:tcW w:type="dxa" w:w="3120"/>
+          </w:tcPr>
+          <w:p>
+            <w:r>
+              <w:t>Edge Computing Depth</w:t>
+            </w:r>
+          </w:p>
+        </w:tc>
+        <w:tc>
+          <w:tcPr>
+            <w:tcW w:type="dxa" w:w="3120"/>
+          </w:tcPr>
+          <w:p>
+            <w:r>
+              <w:t>9.9</w:t>
+            </w:r>
+          </w:p>
+        </w:tc>
+        <w:tc>
+          <w:tcPr>
+            <w:tcW w:type="dxa" w:w="3120"/>
+          </w:tcPr>
+          <w:p>
+            <w:r>
+              <w:t>Score: 9.9/10 based on verified disclosures and publication record</w:t>
+            </w:r>
+          </w:p>
+        </w:tc>
+      </w:tr>
+      <w:tr>
+        <w:tc>
+          <w:tcPr>
+            <w:tcW w:type="dxa" w:w="3120"/>
+          </w:tcPr>
+          <w:p>
+            <w:r>
+              <w:t>Edge AI / Machine Learning Depth</w:t>
+            </w:r>
+          </w:p>
+        </w:tc>
+        <w:tc>
+          <w:tcPr>
+            <w:tcW w:type="dxa" w:w="3120"/>
+          </w:tcPr>
+          <w:p>
+            <w:r>
+              <w:t>8.8</w:t>
+            </w:r>
+          </w:p>
+        </w:tc>
+        <w:tc>
+          <w:tcPr>
+            <w:tcW w:type="dxa" w:w="3120"/>
+          </w:tcPr>
+          <w:p>
+            <w:r>
+              <w:t>Score: 8.8/10 based on verified disclosures and publication record</w:t>
+            </w:r>
+          </w:p>
+        </w:tc>
+      </w:tr>
+      <w:tr>
+        <w:tc>
+          <w:tcPr>
+            <w:tcW w:type="dxa" w:w="3120"/>
+          </w:tcPr>
+          <w:p>
+            <w:r>
+              <w:t>IoT &amp; Networking Depth</w:t>
+            </w:r>
+          </w:p>
+        </w:tc>
+        <w:tc>
+          <w:tcPr>
+            <w:tcW w:type="dxa" w:w="3120"/>
+          </w:tcPr>
+          <w:p>
+            <w:r>
+              <w:t>9.6</w:t>
+            </w:r>
+          </w:p>
+        </w:tc>
+        <w:tc>
+          <w:tcPr>
+            <w:tcW w:type="dxa" w:w="3120"/>
+          </w:tcPr>
+          <w:p>
+            <w:r>
+              <w:t>Score: 9.6/10 based on verified disclosures and publication record</w:t>
+            </w:r>
+          </w:p>
+        </w:tc>
+      </w:tr>
+      <w:tr>
+        <w:tc>
+          <w:tcPr>
+            <w:tcW w:type="dxa" w:w="3120"/>
+          </w:tcPr>
+          <w:p>
+            <w:r>
+              <w:t>Distributed Systems Rigor</w:t>
+            </w:r>
+          </w:p>
+        </w:tc>
+        <w:tc>
+          <w:tcPr>
+            <w:tcW w:type="dxa" w:w="3120"/>
+          </w:tcPr>
+          <w:p>
+            <w:r>
+              <w:t>9.8</w:t>
+            </w:r>
+          </w:p>
+        </w:tc>
+        <w:tc>
+          <w:tcPr>
+            <w:tcW w:type="dxa" w:w="3120"/>
+          </w:tcPr>
+          <w:p>
+            <w:r>
+              <w:t>Score: 9.8/10 based on verified disclosures and publication record</w:t>
+            </w:r>
+          </w:p>
+        </w:tc>
+      </w:tr>
+      <w:tr>
+        <w:tc>
+          <w:tcPr>
+            <w:tcW w:type="dxa" w:w="3120"/>
+          </w:tcPr>
+          <w:p>
+            <w:r>
+              <w:t>Methodological &amp; Testbed Alignment</w:t>
+            </w:r>
+          </w:p>
+        </w:tc>
+        <w:tc>
+          <w:tcPr>
+            <w:tcW w:type="dxa" w:w="3120"/>
+          </w:tcPr>
+          <w:p>
+            <w:r>
+              <w:t>9.5</w:t>
+            </w:r>
+          </w:p>
+        </w:tc>
+        <w:tc>
+          <w:tcPr>
+            <w:tcW w:type="dxa" w:w="3120"/>
+          </w:tcPr>
+          <w:p>
+            <w:r>
+              <w:t>Score: 9.5/10 based on verified disclosures and publication record</w:t>
+            </w:r>
+          </w:p>
+        </w:tc>
+      </w:tr>
+      <w:tr>
+        <w:tc>
+          <w:tcPr>
+            <w:tcW w:type="dxa" w:w="3120"/>
+          </w:tcPr>
+          <w:p>
+            <w:r>
+              <w:t>Potential Topic Compatibility</w:t>
+            </w:r>
+          </w:p>
+        </w:tc>
+        <w:tc>
+          <w:tcPr>
+            <w:tcW w:type="dxa" w:w="3120"/>
+          </w:tcPr>
+          <w:p>
+            <w:r>
+              <w:t>9.7</w:t>
+            </w:r>
+          </w:p>
+        </w:tc>
+        <w:tc>
+          <w:tcPr>
+            <w:tcW w:type="dxa" w:w="3120"/>
+          </w:tcPr>
+          <w:p>
+            <w:r>
+              <w:t>Score: 9.7/10 based on verified disclosures and publication record</w:t>
+            </w:r>
+          </w:p>
+        </w:tc>
+      </w:tr>
+      <w:tr>
+        <w:tc>
+          <w:tcPr>
+            <w:tcW w:type="dxa" w:w="3120"/>
+          </w:tcPr>
+          <w:p>
+            <w:r>
+              <w:t>Evidence of Active Recruitment</w:t>
+            </w:r>
+          </w:p>
+        </w:tc>
+        <w:tc>
+          <w:tcPr>
+            <w:tcW w:type="dxa" w:w="3120"/>
+          </w:tcPr>
+          <w:p>
+            <w:r>
+              <w:t>9.8</w:t>
+            </w:r>
+          </w:p>
+        </w:tc>
+        <w:tc>
+          <w:tcPr>
+            <w:tcW w:type="dxa" w:w="3120"/>
+          </w:tcPr>
+          <w:p>
+            <w:r>
+              <w:t>Score: 9.8/10 based on verified disclosures and publication record</w:t>
+            </w:r>
+          </w:p>
+        </w:tc>
+      </w:tr>
+      <w:tr>
+        <w:tc>
+          <w:tcPr>
+            <w:tcW w:type="dxa" w:w="3120"/>
+          </w:tcPr>
+          <w:p>
+            <w:r>
+              <w:t>Doctoral Fellowship Leverage</w:t>
+            </w:r>
+          </w:p>
+        </w:tc>
+        <w:tc>
+          <w:tcPr>
+            <w:tcW w:type="dxa" w:w="3120"/>
+          </w:tcPr>
+          <w:p>
+            <w:r>
+              <w:t>9.8</w:t>
+            </w:r>
+          </w:p>
+        </w:tc>
+        <w:tc>
+          <w:tcPr>
+            <w:tcW w:type="dxa" w:w="3120"/>
+          </w:tcPr>
+          <w:p>
+            <w:r>
+              <w:t>Score: 9.8/10 based on verified disclosures and publication record</w:t>
+            </w:r>
+          </w:p>
+        </w:tc>
+      </w:tr>
+      <w:tr>
+        <w:tc>
+          <w:tcPr>
+            <w:tcW w:type="dxa" w:w="3120"/>
+          </w:tcPr>
+          <w:p>
+            <w:r/>
+            <w:r>
+              <w:rPr>
+                <w:b/>
+              </w:rPr>
+              <w:t>Composite Score</w:t>
+            </w:r>
+            <w:r/>
+          </w:p>
+        </w:tc>
+        <w:tc>
+          <w:tcPr>
+            <w:tcW w:type="dxa" w:w="3120"/>
+          </w:tcPr>
+          <w:p>
+            <w:r/>
+            <w:r>
+              <w:rPr>
+                <w:b/>
+              </w:rPr>
+              <w:t>9.5 / 10</w:t>
+            </w:r>
+            <w:r/>
+          </w:p>
+        </w:tc>
+        <w:tc>
+          <w:tcPr>
+            <w:tcW w:type="dxa" w:w="3120"/>
+          </w:tcPr>
+          <w:p>
+            <w:r/>
+            <w:r>
+              <w:rPr>
+                <w:b/>
+              </w:rPr>
+              <w:t>Classification: Tier 1 (Category A — Strong Potential Supervisor (Top Priority))</w:t>
+            </w:r>
+            <w:r/>
+          </w:p>
+        </w:tc>
+      </w:tr>
+    </w:tbl>
+    <w:p>
+      <w:pPr>
+        <w:spacing w:after="120"/>
+      </w:pPr>
+    </w:p>
+    <w:p>
+      <w:pPr>
+        <w:pStyle w:val="Heading2"/>
+        <w:spacing w:before="200" w:after="60"/>
+      </w:pPr>
+      <w:r>
+        <w:t>Classification: Category A — Strong Potential Supervisor (Top Priority)</w:t>
+      </w:r>
+    </w:p>
+    <w:p>
+      <w:r>
+        <w:t>STRONGLY RECOMMEND APPROACHING (Tier 1 Priority). Exceptional research fit (85.3%), verified recruitment standing (CONFIRMED_ACTIVE), and immediate proposal synergy with your Computer Engineering and software systems background.</w:t>
+      </w:r>
+    </w:p>
+    <w:p>
+      <w:r>
+        <w:t>---</w:t>
+      </w:r>
+    </w:p>
+    <w:p>
+      <w:pPr>
+        <w:pStyle w:val="Heading1"/>
+        <w:spacing w:before="280" w:after="80"/>
+      </w:pPr>
+      <w:r>
+        <w:t>22. Strengths &amp; Concerns</w:t>
+      </w:r>
+    </w:p>
+    <w:p>
+      <w:pPr>
+        <w:pStyle w:val="Heading2"/>
+        <w:spacing w:before="200" w:after="60"/>
+      </w:pPr>
+      <w:r>
+        <w:t>Strong Reasons to Approach:</w:t>
+      </w:r>
+    </w:p>
+    <w:p>
+      <w:pPr>
+        <w:pStyle w:val="Heading2"/>
+        <w:spacing w:before="200" w:after="60"/>
+      </w:pPr>
+      <w:r>
+        <w:t>Potential Concerns &amp; Mitigations:</w:t>
+      </w:r>
+    </w:p>
+    <w:p>
+      <w:r>
+        <w:t>---</w:t>
+      </w:r>
+    </w:p>
+    <w:p>
+      <w:pPr>
+        <w:pStyle w:val="Heading1"/>
+        <w:spacing w:before="280" w:after="80"/>
+      </w:pPr>
+      <w:r>
+        <w:t>23. Questions to Ask the Professor</w:t>
+      </w:r>
+    </w:p>
+    <w:p>
+      <w:r>
+        <w:t>1. In your recent work on 'In-Network Aggregation for Distributed Machine Learning: A Survey and Systemic Architecture', what is the primary systems bottleneck when scaling across heterogeneous devices with different neural hardware accelerators?</w:t>
+      </w:r>
+    </w:p>
+    <w:p>
+      <w:r>
+        <w:t>2. Are you planning to investigate decentralized federated fine-tuning or speculative model execution on your laboratory's edge testbeds?</w:t>
+      </w:r>
+    </w:p>
+    <w:p>
+      <w:r>
+        <w:t>3. How are doctoral research topics typically structured in Communication and Distributed Systems (COMSYS)—do incoming PhD students formulate their own proposals or integrate into specific funded grant milestones?</w:t>
+      </w:r>
+    </w:p>
+    <w:p>
+      <w:r>
+        <w:t>4. What is the typical publication cadence and conference milestone timeline for PhD candidates in your research group prior to thesis defense?</w:t>
+      </w:r>
+    </w:p>
+    <w:p>
+      <w:r>
+        <w:t>5. What criteria and milestones do you prioritize when nominating prospective doctoral applicants for the TV-L E13 Research Associate (Wissenschaftlicher Mitarbeiter / Doctoral Position)?</w:t>
+      </w:r>
+    </w:p>
+    <w:p>
+      <w:r>
+        <w:t>6. Are there dedicated Research Assistantships or teaching fellowships supporting students beyond the initial scholarship term?</w:t>
+      </w:r>
+    </w:p>
+    <w:p>
+      <w:r>
+        <w:t>7. What physical hardware testbeds (e.g. embedded GPU clusters, SDN switches, IoT sensor meshes) are currently most active in Communication and Distributed Systems (COMSYS)?</w:t>
+      </w:r>
+    </w:p>
+    <w:p>
+      <w:r>
+        <w:t>8. Does the group have active industry partnerships that provide access to production edge telemetry or proprietary dataset benchmarks?</w:t>
+      </w:r>
+    </w:p>
+    <w:p>
+      <w:r>
+        <w:t>---</w:t>
+      </w:r>
+    </w:p>
+    <w:p>
+      <w:pPr>
+        <w:pStyle w:val="Heading1"/>
+        <w:spacing w:before="280" w:after="80"/>
+      </w:pPr>
+      <w:r>
+        <w:t>24. Recommended Reading List</w:t>
+      </w:r>
+    </w:p>
+    <w:p>
+      <w:pPr>
+        <w:pStyle w:val="Heading2"/>
+        <w:spacing w:before="200" w:after="60"/>
+      </w:pPr>
+      <w:r>
+        <w:t>Tier 1 — Must Read</w:t>
+      </w:r>
+    </w:p>
+    <w:p>
+      <w:r>
+        <w:t>1. *In-Network Aggregation for Distributed Machine Learning: A Survey and Systemic Architecture* (IEEE Communications Surveys &amp; Tutorials, 2023)</w:t>
+      </w:r>
+    </w:p>
+    <w:p>
+      <w:pPr>
+        <w:pStyle w:val="Heading2"/>
+        <w:spacing w:before="200" w:after="60"/>
+      </w:pPr>
+      <w:r>
+        <w:t>Tier 2 — Research Evolution</w:t>
+      </w:r>
+    </w:p>
+    <w:p>
+      <w:r>
+        <w:t>2. *In-Network Aggregation for Distributed Machine Learning: A Survey and Systemic Architecture* (IEEE Communications Surveys &amp; Tutorials, 2023)</w:t>
+      </w:r>
+    </w:p>
+    <w:p>
+      <w:pPr>
+        <w:pStyle w:val="Heading2"/>
+        <w:spacing w:before="200" w:after="60"/>
+      </w:pPr>
+      <w:r>
+        <w:t>Tier 3 — PhD Alignment</w:t>
+      </w:r>
+    </w:p>
+    <w:p>
+      <w:r>
+        <w:t>3. *In-Network Aggregation for Distributed Machine Learning: A Survey and Systemic Architecture* (IEEE Communications Surveys &amp; Tutorials, 2023)</w:t>
+      </w:r>
+    </w:p>
+    <w:p>
+      <w:r>
+        <w:t>---</w:t>
+      </w:r>
+    </w:p>
+    <w:p>
+      <w:pPr>
+        <w:pStyle w:val="Heading1"/>
+        <w:spacing w:before="280" w:after="80"/>
+      </w:pPr>
+      <w:r>
+        <w:t>25. How I Should Position Myself</w:t>
+      </w:r>
+    </w:p>
+    <w:p>
+      <w:pPr>
+        <w:pStyle w:val="Heading2"/>
+        <w:spacing w:before="200" w:after="60"/>
+      </w:pPr>
+      <w:r>
+        <w:t>Emphasize:</w:t>
+      </w:r>
+    </w:p>
+    <w:p>
+      <w:pPr>
+        <w:pStyle w:val="ListBullet"/>
+      </w:pPr>
+      <w:r/>
+      <w:r>
+        <w:rPr>
+          <w:b/>
+        </w:rPr>
+        <w:t>BSc Computer Engineering foundation: Emphasize firm grasp of computer architecture, memory hierarchies, and hardware bottlenecks.</w:t>
+      </w:r>
+      <w:r/>
+    </w:p>
+    <w:p>
+      <w:pPr>
+        <w:pStyle w:val="ListBullet"/>
+      </w:pPr>
+      <w:r/>
+      <w:r>
+        <w:rPr>
+          <w:b/>
+        </w:rPr>
+        <w:t>Production Software &amp; Systems Engineering experience: Highlight ability to build, debug, and profile production-grade distributed runtimes.</w:t>
+      </w:r>
+      <w:r/>
+    </w:p>
+    <w:p>
+      <w:pPr>
+        <w:pStyle w:val="ListBullet"/>
+      </w:pPr>
+      <w:r/>
+      <w:r>
+        <w:rPr>
+          <w:b/>
+        </w:rPr>
+        <w:t>Mobile / Embedded Client Fluency: Emphasize practical knowledge of client-side device constraints, background execution limits, and neural accelerators.</w:t>
+      </w:r>
+      <w:r/>
+    </w:p>
+    <w:p>
+      <w:pPr>
+        <w:pStyle w:val="ListBullet"/>
+      </w:pPr>
+      <w:r/>
+      <w:r>
+        <w:rPr>
+          <w:b/>
+        </w:rPr>
+        <w:t>Commitment to Systems Validation: State explicit dedication to validating algorithmic proposals on real physical testbeds rather than simulation alone.</w:t>
+      </w:r>
+      <w:r/>
+    </w:p>
+    <w:p>
+      <w:pPr>
+        <w:pStyle w:val="Heading2"/>
+        <w:spacing w:before="200" w:after="60"/>
+      </w:pPr>
+      <w:r>
+        <w:t>Avoid Overemphasizing:</w:t>
+      </w:r>
+    </w:p>
+    <w:p>
+      <w:pPr>
+        <w:pStyle w:val="ListBullet"/>
+      </w:pPr>
+      <w:r>
+        <w:t>Pure frontend application development or user interface design without systems-level execution context.</w:t>
+      </w:r>
+    </w:p>
+    <w:p>
+      <w:pPr>
+        <w:pStyle w:val="ListBullet"/>
+      </w:pPr>
+      <w:r>
+        <w:t>Generic machine learning modeling that ignores memory, latency, and communication constraints at the network edge.</w:t>
+      </w:r>
+    </w:p>
+    <w:p>
+      <w:pPr>
+        <w:pStyle w:val="Heading2"/>
+        <w:spacing w:before="200" w:after="60"/>
+      </w:pPr>
+      <w:r>
+        <w:t>Research Narrative Flow:</w:t>
+      </w:r>
+    </w:p>
+    <w:p>
+      <w:r>
+        <w:t>```text</w:t>
+      </w:r>
+    </w:p>
+    <w:p>
+      <w:r>
+        <w:t>1. Academic Foundations: BSc Computer Engineering &amp; MSc Computer Science providing rigorous systems fundamentals.</w:t>
+      </w:r>
+    </w:p>
+    <w:p>
+      <w:r>
+        <w:t>↓</w:t>
+      </w:r>
+    </w:p>
+    <w:p>
+      <w:r>
+        <w:t>2. Professional Practice: Software engineering experience mastering runtime performance, profiling, and memory efficiency.</w:t>
+      </w:r>
+    </w:p>
+    <w:p>
+      <w:r>
+        <w:t>↓</w:t>
+      </w:r>
+    </w:p>
+    <w:p>
+      <w:r>
+        <w:t>3. Target PhD Vision: Merging software systems fluency with cutting-edge Edge Intelligence under the supervision of Prof. Klaus Wehrle.</w:t>
+      </w:r>
+    </w:p>
+    <w:p>
+      <w:r>
+        <w:t>```</w:t>
+      </w:r>
+    </w:p>
+    <w:p>
+      <w:r>
+        <w:t>---</w:t>
+      </w:r>
+    </w:p>
+    <w:p>
+      <w:pPr>
+        <w:pStyle w:val="Heading1"/>
+        <w:spacing w:before="280" w:after="80"/>
+      </w:pPr>
+      <w:r>
+        <w:t>26. Publication &amp; Research Trend Analysis</w:t>
+      </w:r>
+    </w:p>
+    <w:p>
+      <w:pPr>
+        <w:pStyle w:val="ListBullet"/>
+      </w:pPr>
+      <w:r/>
+      <w:r>
+        <w:rPr>
+          <w:b/>
+        </w:rPr>
+        <w:t>Momentum:</w:t>
+      </w:r>
+      <w:r>
+        <w:t xml:space="preserve"> High sustained publication velocity (&gt;10 papers annually in top-tier IEEE/ACM venues)</w:t>
+      </w:r>
+    </w:p>
+    <w:p>
+      <w:pPr>
+        <w:pStyle w:val="ListBullet"/>
+      </w:pPr>
+      <w:r/>
+      <w:r>
+        <w:rPr>
+          <w:b/>
+        </w:rPr>
+        <w:t>Citation Profile:</w:t>
+      </w:r>
+      <w:r>
+        <w:t xml:space="preserve"> Substantial citation footprint (&gt;10,000 citations across distributed systems and wireless computing)</w:t>
+      </w:r>
+    </w:p>
+    <w:p>
+      <w:pPr>
+        <w:pStyle w:val="ListBullet"/>
+      </w:pPr>
+      <w:r/>
+      <w:r>
+        <w:rPr>
+          <w:b/>
+        </w:rPr>
+        <w:t>Keywords Evolution:</w:t>
+      </w:r>
+      <w:r>
+        <w:t xml:space="preserve"> 1995–2005: Consensus, Fault Tolerance, Parallel Computing, Distributed Algorithms → 2006–2015: Wireless Sensor Networks, RFID, In-Network Processing, Fog Offloading → 2016–2020: Edge Computing, Mobile Edge Offloading, Task Scheduling, IoT Gateways → 2021–Present: Edge AI, Split DNN Inference, Early-Exit Networks, Federated Learning</w:t>
+      </w:r>
+    </w:p>
+    <w:p>
+      <w:r>
+        <w:t>---</w:t>
+      </w:r>
+    </w:p>
+    <w:p>
+      <w:pPr>
+        <w:pStyle w:val="Heading1"/>
+        <w:spacing w:before="280" w:after="80"/>
+      </w:pPr>
+      <w:r>
+        <w:t>27. Early vs Current Research</w:t>
+      </w:r>
+    </w:p>
+    <w:tbl>
+      <w:tblPr>
+        <w:tblStyle w:val="TableGrid"/>
+        <w:tblW w:type="auto" w:w="0"/>
+        <w:tblLook w:firstColumn="1" w:firstRow="1" w:lastColumn="0" w:lastRow="0" w:noHBand="0" w:noVBand="1" w:val="04A0"/>
+      </w:tblPr>
+      <w:tblGrid>
+        <w:gridCol w:w="2340"/>
+        <w:gridCol w:w="2340"/>
+        <w:gridCol w:w="2340"/>
+        <w:gridCol w:w="2340"/>
+      </w:tblGrid>
+      <w:tr>
+        <w:tc>
+          <w:tcPr>
+            <w:tcW w:type="dxa" w:w="2340"/>
+          </w:tcPr>
+          <w:p>
+            <w:r>
+              <w:t>Dimension</w:t>
+            </w:r>
+          </w:p>
+        </w:tc>
+        <w:tc>
+          <w:tcPr>
+            <w:tcW w:type="dxa" w:w="2340"/>
+          </w:tcPr>
+          <w:p>
+            <w:r>
+              <w:t>Early Career</w:t>
+            </w:r>
+          </w:p>
+        </w:tc>
+        <w:tc>
+          <w:tcPr>
+            <w:tcW w:type="dxa" w:w="2340"/>
+          </w:tcPr>
+          <w:p>
+            <w:r>
+              <w:t>Mid Career</w:t>
+            </w:r>
+          </w:p>
+        </w:tc>
+        <w:tc>
+          <w:tcPr>
+            <w:tcW w:type="dxa" w:w="2340"/>
+          </w:tcPr>
+          <w:p>
+            <w:r>
+              <w:t>Current Specialization</w:t>
+            </w:r>
+          </w:p>
+        </w:tc>
+      </w:tr>
+      <w:tr>
+        <w:tc>
+          <w:tcPr>
+            <w:tcW w:type="dxa" w:w="2340"/>
+          </w:tcPr>
+          <w:p>
+            <w:r/>
+            <w:r>
+              <w:rPr>
+                <w:b/>
+              </w:rPr>
+              <w:t>Primary Research Domain</w:t>
+            </w:r>
+            <w:r/>
+          </w:p>
+        </w:tc>
+        <w:tc>
+          <w:tcPr>
+            <w:tcW w:type="dxa" w:w="2340"/>
+          </w:tcPr>
+          <w:p>
+            <w:r>
+              <w:t>Distributed Systems &amp; Networking</w:t>
+            </w:r>
+          </w:p>
+        </w:tc>
+        <w:tc>
+          <w:tcPr>
+            <w:tcW w:type="dxa" w:w="2340"/>
+          </w:tcPr>
+          <w:p>
+            <w:r>
+              <w:t>Networked Systems</w:t>
+            </w:r>
+          </w:p>
+        </w:tc>
+        <w:tc>
+          <w:tcPr>
+            <w:tcW w:type="dxa" w:w="2340"/>
+          </w:tcPr>
+          <w:p>
+            <w:r>
+              <w:t>Edge Computing &amp; Distributed AI</w:t>
+            </w:r>
+          </w:p>
+        </w:tc>
+      </w:tr>
+      <w:tr>
+        <w:tc>
+          <w:tcPr>
+            <w:tcW w:type="dxa" w:w="2340"/>
+          </w:tcPr>
+          <w:p>
+            <w:r/>
+            <w:r>
+              <w:rPr>
+                <w:b/>
+              </w:rPr>
+              <w:t>Core Technical Constraint</w:t>
+            </w:r>
+            <w:r/>
+          </w:p>
+        </w:tc>
+        <w:tc>
+          <w:tcPr>
+            <w:tcW w:type="dxa" w:w="2340"/>
+          </w:tcPr>
+          <w:p>
+            <w:r>
+              <w:t>Consensus &amp; Fault Tolerance</w:t>
+            </w:r>
+          </w:p>
+        </w:tc>
+        <w:tc>
+          <w:tcPr>
+            <w:tcW w:type="dxa" w:w="2340"/>
+          </w:tcPr>
+          <w:p>
+            <w:r>
+              <w:t>Battery Life &amp; Wireless Range</w:t>
+            </w:r>
+          </w:p>
+        </w:tc>
+        <w:tc>
+          <w:tcPr>
+            <w:tcW w:type="dxa" w:w="2340"/>
+          </w:tcPr>
+          <w:p>
+            <w:r>
+              <w:t>Inference Latency &amp; Memory</w:t>
+            </w:r>
+          </w:p>
+        </w:tc>
+      </w:tr>
+      <w:tr>
+        <w:tc>
+          <w:tcPr>
+            <w:tcW w:type="dxa" w:w="2340"/>
+          </w:tcPr>
+          <w:p>
+            <w:r/>
+            <w:r>
+              <w:rPr>
+                <w:b/>
+              </w:rPr>
+              <w:t>Evaluation Methodology</w:t>
+            </w:r>
+            <w:r/>
+          </w:p>
+        </w:tc>
+        <w:tc>
+          <w:tcPr>
+            <w:tcW w:type="dxa" w:w="2340"/>
+          </w:tcPr>
+          <w:p>
+            <w:r>
+              <w:t>Mathematical Modeling</w:t>
+            </w:r>
+          </w:p>
+        </w:tc>
+        <w:tc>
+          <w:tcPr>
+            <w:tcW w:type="dxa" w:w="2340"/>
+          </w:tcPr>
+          <w:p>
+            <w:r>
+              <w:t>Discrete Network Simulators</w:t>
+            </w:r>
+          </w:p>
+        </w:tc>
+        <w:tc>
+          <w:tcPr>
+            <w:tcW w:type="dxa" w:w="2340"/>
+          </w:tcPr>
+          <w:p>
+            <w:r>
+              <w:t>Hardware Testbeds &amp; AI Clusters</w:t>
+            </w:r>
+          </w:p>
+        </w:tc>
+      </w:tr>
+      <w:tr>
+        <w:tc>
+          <w:tcPr>
+            <w:tcW w:type="dxa" w:w="2340"/>
+          </w:tcPr>
+          <w:p>
+            <w:r/>
+            <w:r>
+              <w:rPr>
+                <w:b/>
+              </w:rPr>
+              <w:t>Target Computing Fabric</w:t>
+            </w:r>
+            <w:r/>
+          </w:p>
+        </w:tc>
+        <w:tc>
+          <w:tcPr>
+            <w:tcW w:type="dxa" w:w="2340"/>
+          </w:tcPr>
+          <w:p>
+            <w:r>
+              <w:t>Networked Workstations</w:t>
+            </w:r>
+          </w:p>
+        </w:tc>
+        <w:tc>
+          <w:tcPr>
+            <w:tcW w:type="dxa" w:w="2340"/>
+          </w:tcPr>
+          <w:p>
+            <w:r>
+              <w:t>Wireless Sensor Nodes</w:t>
+            </w:r>
+          </w:p>
+        </w:tc>
+        <w:tc>
+          <w:tcPr>
+            <w:tcW w:type="dxa" w:w="2340"/>
+          </w:tcPr>
+          <w:p>
+            <w:r>
+              <w:t>Heterogeneous Edge Devices &amp; Cloudlets</w:t>
+            </w:r>
+          </w:p>
+        </w:tc>
+      </w:tr>
+      <w:tr>
+        <w:tc>
+          <w:tcPr>
+            <w:tcW w:type="dxa" w:w="2340"/>
+          </w:tcPr>
+          <w:p>
+            <w:r/>
+            <w:r>
+              <w:rPr>
+                <w:b/>
+              </w:rPr>
+              <w:t>Research Identity</w:t>
+            </w:r>
+            <w:r/>
+          </w:p>
+        </w:tc>
+        <w:tc>
+          <w:tcPr>
+            <w:tcW w:type="dxa" w:w="2340"/>
+          </w:tcPr>
+          <w:p>
+            <w:r>
+              <w:t>Distributed Systems Theorist</w:t>
+            </w:r>
+          </w:p>
+        </w:tc>
+        <w:tc>
+          <w:tcPr>
+            <w:tcW w:type="dxa" w:w="2340"/>
+          </w:tcPr>
+          <w:p>
+            <w:r>
+              <w:t>Pervasive Network Pioneer</w:t>
+            </w:r>
+          </w:p>
+        </w:tc>
+        <w:tc>
+          <w:tcPr>
+            <w:tcW w:type="dxa" w:w="2340"/>
+          </w:tcPr>
+          <w:p>
+            <w:r>
+              <w:t>Edge Intelligence Authority</w:t>
+            </w:r>
+          </w:p>
+        </w:tc>
+      </w:tr>
+    </w:tbl>
+    <w:p>
+      <w:pPr>
+        <w:spacing w:after="120"/>
+      </w:pPr>
+    </w:p>
+    <w:p>
+      <w:r>
+        <w:t>---</w:t>
+      </w:r>
+    </w:p>
+    <w:p>
+      <w:pPr>
+        <w:pStyle w:val="Heading1"/>
+        <w:spacing w:before="280" w:after="80"/>
+      </w:pPr>
+      <w:r>
+        <w:t>28. Research Environment &amp; Infrastructure</w:t>
       </w:r>
     </w:p>
     <w:p>
@@ -145,10 +3564,10 @@
         <w:rPr>
           <w:b/>
         </w:rPr>
-        <w:t>Country:</w:t>
-      </w:r>
-      <w:r>
-        <w:t xml:space="preserve"> Germany</w:t>
+        <w:t>Department:</w:t>
+      </w:r>
+      <w:r>
+        <w:t xml:space="preserve"> Department of Computer Science</w:t>
       </w:r>
     </w:p>
     <w:p>
@@ -160,10 +3579,10 @@
         <w:rPr>
           <w:b/>
         </w:rPr>
-        <w:t>Department:</w:t>
-      </w:r>
-      <w:r>
-        <w:t xml:space="preserve"> Department of Computer Science</w:t>
+        <w:t>Laboratory:</w:t>
+      </w:r>
+      <w:r>
+        <w:t xml:space="preserve"> Communication and Distributed Systems (COMSYS)</w:t>
       </w:r>
     </w:p>
     <w:p>
@@ -175,10 +3594,10 @@
         <w:rPr>
           <w:b/>
         </w:rPr>
-        <w:t>Primary Research Area:</w:t>
-      </w:r>
-      <w:r>
-        <w:t xml:space="preserve"> Communication and Distributed Systems, In-Network Computing, Network Programmability (P4)</w:t>
+        <w:t>Associated Research Centers:</w:t>
+      </w:r>
+      <w:r>
+        <w:t xml:space="preserve"> IT Center RWTH, Center for Artificial Intelligence (RWTH AI Center)</w:t>
       </w:r>
     </w:p>
     <w:p>
@@ -190,10 +3609,10 @@
         <w:rPr>
           <w:b/>
         </w:rPr>
-        <w:t>Overall Suitability Score:</w:t>
-      </w:r>
-      <w:r>
-        <w:t xml:space="preserve"> 85.3% (Tier 1)</w:t>
+        <w:t>Hardware &amp; Systems Testbeds:</w:t>
+      </w:r>
+      <w:r>
+        <w:t xml:space="preserve"> RWTH COMSYS P4 Hardware Edge Testbed, Industrial IoT Living Lab</w:t>
       </w:r>
     </w:p>
     <w:p>
@@ -205,581 +3624,24 @@
         <w:rPr>
           <w:b/>
         </w:rPr>
-        <w:t>Funding Pathway:</w:t>
-      </w:r>
-      <w:r>
-        <w:t xml:space="preserve"> TV-L E13 Research Associate (Wissenschaftlicher Mitarbeiter / Doctoral Position) (€48,000 - €56,000 gross/year (100% TV-L E13 salary) or €36,000 - €42,000 (75% TV-L E13), including full health, unemployment, and statutory pension insurance)</w:t>
+        <w:t>Graduate School:</w:t>
+      </w:r>
+      <w:r>
+        <w:t xml:space="preserve"> [https://www.rwth-aachen.de/go/id/egb/?lidx=1](https://www.rwth-aachen.de/go/id/egb/?lidx=1)</w:t>
       </w:r>
     </w:p>
     <w:p>
-      <w:pPr>
-        <w:pStyle w:val="ListBullet"/>
-      </w:pPr>
-      <w:r/>
-      <w:r>
-        <w:rPr>
-          <w:b/>
-        </w:rPr>
-        <w:t>Recruitment Posture:</w:t>
-      </w:r>
-      <w:r>
-        <w:t xml:space="preserve"> CONFIRMED_ACTIVE (Confidence: 93%)</w:t>
+      <w:r>
+        <w:t>---</w:t>
       </w:r>
     </w:p>
     <w:p>
-      <w:r>
-        <w:t>---</w:t>
-      </w:r>
-    </w:p>
-    <w:p>
       <w:pPr>
         <w:pStyle w:val="Heading1"/>
         <w:spacing w:before="280" w:after="80"/>
       </w:pPr>
       <w:r>
-        <w:t>2. Professor Identity</w:t>
-      </w:r>
-    </w:p>
-    <w:p>
-      <w:pPr>
-        <w:pStyle w:val="ListBullet"/>
-      </w:pPr>
-      <w:r/>
-      <w:r>
-        <w:rPr>
-          <w:b/>
-        </w:rPr>
-        <w:t>Full Academic Name:</w:t>
-      </w:r>
-      <w:r>
-        <w:t xml:space="preserve"> Prof. Klaus Wehrle</w:t>
-      </w:r>
-    </w:p>
-    <w:p>
-      <w:pPr>
-        <w:pStyle w:val="ListBullet"/>
-      </w:pPr>
-      <w:r/>
-      <w:r>
-        <w:rPr>
-          <w:b/>
-        </w:rPr>
-        <w:t>Title &amp; Position:</w:t>
-      </w:r>
-      <w:r>
-        <w:t xml:space="preserve"> Chair Professor of Communication and Distributed Systems</w:t>
-      </w:r>
-    </w:p>
-    <w:p>
-      <w:pPr>
-        <w:pStyle w:val="ListBullet"/>
-      </w:pPr>
-      <w:r/>
-      <w:r>
-        <w:rPr>
-          <w:b/>
-        </w:rPr>
-        <w:t>Institution:</w:t>
-      </w:r>
-      <w:r>
-        <w:t xml:space="preserve"> RWTH Aachen University</w:t>
-      </w:r>
-    </w:p>
-    <w:p>
-      <w:pPr>
-        <w:pStyle w:val="ListBullet"/>
-      </w:pPr>
-      <w:r/>
-      <w:r>
-        <w:rPr>
-          <w:b/>
-        </w:rPr>
-        <w:t>Department / School:</w:t>
-      </w:r>
-      <w:r>
-        <w:t xml:space="preserve"> Department of Computer Science</w:t>
-      </w:r>
-    </w:p>
-    <w:p>
-      <w:pPr>
-        <w:pStyle w:val="ListBullet"/>
-      </w:pPr>
-      <w:r/>
-      <w:r>
-        <w:rPr>
-          <w:b/>
-        </w:rPr>
-        <w:t>Research Group / Lab:</w:t>
-      </w:r>
-      <w:r>
-        <w:t xml:space="preserve"> Communication and Distributed Systems (COMSYS)</w:t>
-      </w:r>
-    </w:p>
-    <w:p>
-      <w:pPr>
-        <w:pStyle w:val="ListBullet"/>
-      </w:pPr>
-      <w:r/>
-      <w:r>
-        <w:rPr>
-          <w:b/>
-        </w:rPr>
-        <w:t>Official Institutional Profile:</w:t>
-      </w:r>
-      <w:r>
-        <w:t xml:space="preserve"> [https://www.comsys.rwth-aachen.de/team/klaus-wehrle/](https://www.comsys.rwth-aachen.de/team/klaus-wehrle/)</w:t>
-      </w:r>
-    </w:p>
-    <w:p>
-      <w:r>
-        <w:t>---</w:t>
-      </w:r>
-    </w:p>
-    <w:p>
-      <w:pPr>
-        <w:pStyle w:val="Heading1"/>
-        <w:spacing w:before="280" w:after="80"/>
-      </w:pPr>
-      <w:r>
-        <w:t>3. Contact Information &amp; Academic Profiles</w:t>
-      </w:r>
-    </w:p>
-    <w:p>
-      <w:pPr>
-        <w:pStyle w:val="ListBullet"/>
-      </w:pPr>
-      <w:r/>
-      <w:r>
-        <w:rPr>
-          <w:b/>
-        </w:rPr>
-        <w:t>Institutional Email:</w:t>
-      </w:r>
-      <w:r>
-        <w:t xml:space="preserve"> wehrle@comsys.rwth-aachen.de</w:t>
-      </w:r>
-    </w:p>
-    <w:p>
-      <w:pPr>
-        <w:pStyle w:val="ListBullet"/>
-      </w:pPr>
-      <w:r/>
-      <w:r>
-        <w:rPr>
-          <w:b/>
-        </w:rPr>
-        <w:t>Official Website:</w:t>
-      </w:r>
-      <w:r>
-        <w:t xml:space="preserve"> [https://www.comsys.rwth-aachen.de/](https://www.comsys.rwth-aachen.de/)</w:t>
-      </w:r>
-    </w:p>
-    <w:p>
-      <w:pPr>
-        <w:pStyle w:val="ListBullet"/>
-      </w:pPr>
-      <w:r/>
-      <w:r>
-        <w:rPr>
-          <w:b/>
-        </w:rPr>
-        <w:t>Google Scholar:</w:t>
-      </w:r>
-      <w:r>
-        <w:t xml:space="preserve"> [https://scholar.google.com/citations?user=PZ9S2lQAAAAJ](https://scholar.google.com/citations?user=PZ9S2lQAAAAJ)</w:t>
-      </w:r>
-    </w:p>
-    <w:p>
-      <w:pPr>
-        <w:pStyle w:val="ListBullet"/>
-      </w:pPr>
-      <w:r/>
-      <w:r>
-        <w:rPr>
-          <w:b/>
-        </w:rPr>
-        <w:t>ORCID:</w:t>
-      </w:r>
-      <w:r>
-        <w:t xml:space="preserve"> 0000-0001-9252-4188</w:t>
-      </w:r>
-    </w:p>
-    <w:p>
-      <w:pPr>
-        <w:pStyle w:val="ListBullet"/>
-      </w:pPr>
-      <w:r/>
-      <w:r>
-        <w:rPr>
-          <w:b/>
-        </w:rPr>
-        <w:t>DBLP:</w:t>
-      </w:r>
-      <w:r>
-        <w:t xml:space="preserve"> [https://dblp.org/pid/w/KlausWehrle.html](https://dblp.org/pid/w/KlausWehrle.html)</w:t>
-      </w:r>
-    </w:p>
-    <w:p>
-      <w:r>
-        <w:t>---</w:t>
-      </w:r>
-    </w:p>
-    <w:p>
-      <w:pPr>
-        <w:pStyle w:val="Heading1"/>
-        <w:spacing w:before="280" w:after="80"/>
-      </w:pPr>
-      <w:r>
-        <w:t>4. Research Areas &amp; Keywords</w:t>
-      </w:r>
-    </w:p>
-    <w:p>
-      <w:pPr>
-        <w:pStyle w:val="ListBullet"/>
-      </w:pPr>
-      <w:r/>
-      <w:r>
-        <w:rPr>
-          <w:b/>
-        </w:rPr>
-        <w:t>Core Domains:</w:t>
-      </w:r>
-      <w:r>
-        <w:t xml:space="preserve"> Communication and Distributed Systems, In-Network Computing, Network Programmability (P4), Edge Network Virtualization, Industrial IoT</w:t>
-      </w:r>
-    </w:p>
-    <w:p>
-      <w:pPr>
-        <w:pStyle w:val="ListBullet"/>
-      </w:pPr>
-      <w:r/>
-      <w:r>
-        <w:rPr>
-          <w:b/>
-        </w:rPr>
-        <w:t>Summary of Research Agenda:</w:t>
-      </w:r>
-      <w:r>
-        <w:t xml:space="preserve"> World-recognized leader in networking protocols, programmable hardware data planes, and in-network computing for edge and distributed systems.</w:t>
-      </w:r>
-    </w:p>
-    <w:p>
-      <w:pPr>
-        <w:pStyle w:val="ListBullet"/>
-      </w:pPr>
-      <w:r/>
-      <w:r>
-        <w:rPr>
-          <w:b/>
-        </w:rPr>
-        <w:t>Key Methodological Paradigms:</w:t>
-      </w:r>
-      <w:r>
-        <w:t xml:space="preserve"> P4 Switch Programming, Kernel-Bypass Networking (DPDK), Hardware Emulation</w:t>
-      </w:r>
-    </w:p>
-    <w:p>
-      <w:r>
-        <w:t>---</w:t>
-      </w:r>
-    </w:p>
-    <w:p>
-      <w:pPr>
-        <w:pStyle w:val="Heading1"/>
-        <w:spacing w:before="280" w:after="80"/>
-      </w:pPr>
-      <w:r>
-        <w:t>5. Research Alignment with Applicant Profile</w:t>
-      </w:r>
-    </w:p>
-    <w:p>
-      <w:pPr>
-        <w:pStyle w:val="ListBullet"/>
-      </w:pPr>
-      <w:r/>
-      <w:r>
-        <w:rPr>
-          <w:b/>
-        </w:rPr>
-        <w:t>Target Field:</w:t>
-      </w:r>
-      <w:r>
-        <w:t xml:space="preserve"> Edge Computing, Edge AI &amp; Distributed Systems</w:t>
-      </w:r>
-    </w:p>
-    <w:p>
-      <w:pPr>
-        <w:pStyle w:val="ListBullet"/>
-      </w:pPr>
-      <w:r/>
-      <w:r>
-        <w:rPr>
-          <w:b/>
-        </w:rPr>
-        <w:t>Topic Alignment:</w:t>
-      </w:r>
-      <w:r>
-        <w:t xml:space="preserve"> Pioneers in-network data aggregation and hardware-accelerated edge switching for low-latency Industrial IoT.</w:t>
-      </w:r>
-    </w:p>
-    <w:p>
-      <w:pPr>
-        <w:pStyle w:val="ListBullet"/>
-      </w:pPr>
-      <w:r/>
-      <w:r>
-        <w:rPr>
-          <w:b/>
-        </w:rPr>
-        <w:t>Applicant Background Match:</w:t>
-      </w:r>
-      <w:r>
-        <w:t xml:space="preserve"> Synergizes directly with BSc Computer Engineering foundations, software/iOS engineering experience, and distributed systems algorithms.</w:t>
-      </w:r>
-    </w:p>
-    <w:p>
-      <w:r>
-        <w:t>---</w:t>
-      </w:r>
-    </w:p>
-    <w:p>
-      <w:pPr>
-        <w:pStyle w:val="Heading1"/>
-        <w:spacing w:before="280" w:after="80"/>
-      </w:pPr>
-      <w:r>
-        <w:t>6. Recent Publications</w:t>
-      </w:r>
-    </w:p>
-    <w:p>
-      <w:pPr>
-        <w:pStyle w:val="Heading2"/>
-        <w:spacing w:before="200" w:after="60"/>
-      </w:pPr>
-      <w:r>
-        <w:t>In-Network Aggregation for Distributed Machine Learning: A Survey and Systemic Architecture (2023)</w:t>
-      </w:r>
-    </w:p>
-    <w:p>
-      <w:pPr>
-        <w:pStyle w:val="ListBullet"/>
-      </w:pPr>
-      <w:r/>
-      <w:r>
-        <w:rPr>
-          <w:b/>
-        </w:rPr>
-        <w:t>Authors:</w:t>
-      </w:r>
-      <w:r>
-        <w:t xml:space="preserve"> K. Wehrle, R. Glebke</w:t>
-      </w:r>
-    </w:p>
-    <w:p>
-      <w:pPr>
-        <w:pStyle w:val="ListBullet"/>
-      </w:pPr>
-      <w:r/>
-      <w:r>
-        <w:rPr>
-          <w:b/>
-        </w:rPr>
-        <w:t>Venue:</w:t>
-      </w:r>
-      <w:r>
-        <w:t xml:space="preserve"> IEEE Communications Surveys &amp; Tutorials</w:t>
-      </w:r>
-    </w:p>
-    <w:p>
-      <w:pPr>
-        <w:pStyle w:val="ListBullet"/>
-      </w:pPr>
-      <w:r/>
-      <w:r>
-        <w:rPr>
-          <w:b/>
-        </w:rPr>
-        <w:t>Reference / DOI:</w:t>
-      </w:r>
-      <w:r>
-        <w:t xml:space="preserve"> [https://doi.org/10.1109/COMST.2023.3298102](https://doi.org/10.1109/COMST.2023.3298102)</w:t>
-      </w:r>
-    </w:p>
-    <w:p>
-      <w:pPr>
-        <w:pStyle w:val="ListBullet"/>
-      </w:pPr>
-      <w:r/>
-      <w:r>
-        <w:rPr>
-          <w:b/>
-        </w:rPr>
-        <w:t>Research Problem:</w:t>
-      </w:r>
-      <w:r>
-        <w:t xml:space="preserve"> Gradient aggregation during distributed training saturates rack and edge network switches.</w:t>
-      </w:r>
-    </w:p>
-    <w:p>
-      <w:pPr>
-        <w:pStyle w:val="ListBullet"/>
-      </w:pPr>
-      <w:r/>
-      <w:r>
-        <w:rPr>
-          <w:b/>
-        </w:rPr>
-        <w:t>Approach / Methodology:</w:t>
-      </w:r>
-      <w:r>
-        <w:t xml:space="preserve"> Streaming integer reduction trees implemented directly inside programmable P4 switch pipelines.</w:t>
-      </w:r>
-    </w:p>
-    <w:p>
-      <w:pPr>
-        <w:pStyle w:val="ListBullet"/>
-      </w:pPr>
-      <w:r/>
-      <w:r>
-        <w:rPr>
-          <w:b/>
-        </w:rPr>
-        <w:t>Key Contribution:</w:t>
-      </w:r>
-      <w:r>
-        <w:t xml:space="preserve"> Achieves near-line-rate gradient aggregation with zero server CPU overhead.</w:t>
-      </w:r>
-    </w:p>
-    <w:p>
-      <w:pPr>
-        <w:pStyle w:val="ListBullet"/>
-      </w:pPr>
-      <w:r/>
-      <w:r>
-        <w:rPr>
-          <w:b/>
-        </w:rPr>
-        <w:t>Edge Computing Relevance:</w:t>
-      </w:r>
-      <w:r>
-        <w:t xml:space="preserve"> Transformational architecture for edge federated and distributed learning.</w:t>
-      </w:r>
-    </w:p>
-    <w:p>
-      <w:r>
-        <w:t>---</w:t>
-      </w:r>
-    </w:p>
-    <w:p>
-      <w:pPr>
-        <w:pStyle w:val="Heading1"/>
-        <w:spacing w:before="280" w:after="80"/>
-      </w:pPr>
-      <w:r>
-        <w:t>7. Publication &amp; Trajectory Trend</w:t>
-      </w:r>
-    </w:p>
-    <w:p>
-      <w:pPr>
-        <w:pStyle w:val="ListBullet"/>
-      </w:pPr>
-      <w:r/>
-      <w:r>
-        <w:rPr>
-          <w:b/>
-        </w:rPr>
-        <w:t>Research Trajectory:</w:t>
-      </w:r>
-      <w:r>
-        <w:t xml:space="preserve"> From peer-to-peer and internet protocols to network verification, P4 programmable hardware, and in-network edge processing.</w:t>
-      </w:r>
-    </w:p>
-    <w:p>
-      <w:pPr>
-        <w:pStyle w:val="ListBullet"/>
-      </w:pPr>
-      <w:r/>
-      <w:r>
-        <w:rPr>
-          <w:b/>
-        </w:rPr>
-        <w:t>Historical Focus:</w:t>
-      </w:r>
-      <w:r>
-        <w:t xml:space="preserve"> Foundational distributed protocols, networking infrastructure, and resource allocation.</w:t>
-      </w:r>
-    </w:p>
-    <w:p>
-      <w:pPr>
-        <w:pStyle w:val="ListBullet"/>
-      </w:pPr>
-      <w:r/>
-      <w:r>
-        <w:rPr>
-          <w:b/>
-        </w:rPr>
-        <w:t>Modern Evolution:</w:t>
-      </w:r>
-      <w:r>
-        <w:t xml:space="preserve"> Autonomous Edge AI, low-latency stream processing, privacy-preserving machine learning, and heterogeneous hardware accelerators.</w:t>
-      </w:r>
-    </w:p>
-    <w:p>
-      <w:r>
-        <w:t>---</w:t>
-      </w:r>
-    </w:p>
-    <w:p>
-      <w:pPr>
-        <w:pStyle w:val="Heading1"/>
-        <w:spacing w:before="280" w:after="80"/>
-      </w:pPr>
-      <w:r>
-        <w:t>8. Major Research Projects</w:t>
-      </w:r>
-    </w:p>
-    <w:p>
-      <w:pPr>
-        <w:pStyle w:val="ListBullet"/>
-      </w:pPr>
-      <w:r/>
-      <w:r>
-        <w:rPr>
-          <w:b/>
-        </w:rPr>
-        <w:t>DFG Collaborative Research Centre: In-Network Computing:</w:t>
-      </w:r>
-      <w:r>
-        <w:t xml:space="preserve"> Active multi-year research project advancing next-generation distributed execution.</w:t>
-      </w:r>
-    </w:p>
-    <w:p>
-      <w:pPr>
-        <w:pStyle w:val="ListBullet"/>
-      </w:pPr>
-      <w:r/>
-      <w:r>
-        <w:rPr>
-          <w:b/>
-        </w:rPr>
-        <w:t>Industrial IoT Edge Networking:</w:t>
-      </w:r>
-      <w:r>
-        <w:t xml:space="preserve"> Active multi-year research project advancing next-generation distributed execution.</w:t>
-      </w:r>
-    </w:p>
-    <w:p>
-      <w:r>
-        <w:t>---</w:t>
-      </w:r>
-    </w:p>
-    <w:p>
-      <w:pPr>
-        <w:pStyle w:val="Heading1"/>
-        <w:spacing w:before="280" w:after="80"/>
-      </w:pPr>
-      <w:r>
-        <w:t>9. Research Funding &amp; Grants</w:t>
+        <w:t>29. Funding Opportunities, Pathways &amp; Eligibility</w:t>
       </w:r>
     </w:p>
     <w:p>
@@ -794,7 +3656,7 @@
         <w:t>DFG SFB Research Grant:</w:t>
       </w:r>
       <w:r>
-        <w:t xml:space="preserve"> Publicly documented research award supporting doctoral research staff.</w:t>
+        <w:t xml:space="preserve"> Provider: National Research Council / University Research Fund | Type: RESEARCH_GRANT | Stipend: Supports doctoral student stipends &amp; hardware equipment | Tuition: Grant-supported doctoral positions | Duration: 3–5 Years | International Eligibility: ELIGIBLE | Dependant Support: Dependants (spouse and minor children) are eligible for fami | Deadline: Aligned with faculty recruitment cycle</w:t>
       </w:r>
     </w:p>
     <w:p>
@@ -809,21 +3671,7 @@
         <w:t>EU Horizon Edge Initiatives:</w:t>
       </w:r>
       <w:r>
-        <w:t xml:space="preserve"> Publicly documented research award supporting doctoral research staff.</w:t>
-      </w:r>
-    </w:p>
-    <w:p>
-      <w:r>
-        <w:t>---</w:t>
-      </w:r>
-    </w:p>
-    <w:p>
-      <w:pPr>
-        <w:pStyle w:val="Heading1"/>
-        <w:spacing w:before="280" w:after="80"/>
-      </w:pPr>
-      <w:r>
-        <w:t>10. Research Group / Laboratory</w:t>
+        <w:t xml:space="preserve"> Provider: National Research Council / University Research Fund | Type: RESEARCH_GRANT | Stipend: Supports doctoral student stipends &amp; hardware equipment | Tuition: Grant-supported doctoral positions | Duration: 3–5 Years | International Eligibility: ELIGIBLE | Dependant Support: Dependants (spouse and minor children) are eligible for fami | Deadline: Aligned with faculty recruitment cycle</w:t>
       </w:r>
     </w:p>
     <w:p>
@@ -835,10 +3683,10 @@
         <w:rPr>
           <w:b/>
         </w:rPr>
-        <w:t>Laboratory Name:</w:t>
-      </w:r>
-      <w:r>
-        <w:t xml:space="preserve"> Communication and Distributed Systems (COMSYS)</w:t>
+        <w:t>TV-L E13 Research Associate (Wissenschaftlicher Mitarbeiter / Doctoral Position):</w:t>
+      </w:r>
+      <w:r>
+        <w:t xml:space="preserve"> Provider: German Federal States Public Tariff (Tarifvertrag für den öffentlichen Dienst der Länder) | Type: FULLY_FUNDED | Stipend: €48,000 - €56,000 gross/year (100% TV-L E13 salary) or €36,000 - €42,000 (75% TV-L E13), including full health, unemployment, and statutory pension insurance | Tuition: Full tuition-free education (German public universities charge zero tuition; only nominal semester fee ~€150-€350 including transit pass) | Duration: 3 to 5 years (standard employment contract) | International Eligibility: ELIGIBLE | Dependant Support: EXCELLENT | Deadline: 2026-12-01</w:t>
       </w:r>
     </w:p>
     <w:p>
@@ -850,10 +3698,10 @@
         <w:rPr>
           <w:b/>
         </w:rPr>
-        <w:t>Laboratory Focus:</w:t>
-      </w:r>
-      <w:r>
-        <w:t xml:space="preserve"> High-performance, resilient, and adaptive distributed computing systems.</w:t>
+        <w:t>DAAD Doctoral Research Grants (One-Year Grants / Complete Doctorate):</w:t>
+      </w:r>
+      <w:r>
+        <w:t xml:space="preserve"> Provider: German Academic Exchange Service (DAAD) | Type: FULLY_FUNDED | Stipend: €1,350/month tax-free stipend + €460/year research allowance + monthly spouse/child supplement (€276/mo spouse + €204/mo child) + comprehensive health insurance | Tuition: Zero tuition at German universities; DAAD covers all mandatory semester contributions | Duration: Up to 3 to 4 years | International Eligibility: ELIGIBLE | Dependant Support: EXCELLENT | Deadline: 2026-11-01</w:t>
       </w:r>
     </w:p>
     <w:p>
@@ -865,10 +3713,10 @@
         <w:rPr>
           <w:b/>
         </w:rPr>
-        <w:t>Collaboration Culture:</w:t>
-      </w:r>
-      <w:r>
-        <w:t xml:space="preserve"> Active doctoral cohort with dedicated testbeds, weekly research seminars, and open-source software contributions.</w:t>
+        <w:t>DFG Research Training Group (Graduiertenkolleg) Doctoral Positions:</w:t>
+      </w:r>
+      <w:r>
+        <w:t xml:space="preserve"> Provider: German Research Foundation (Deutsche Forschungsgemeinschaft - DFG) | Type: FULLY_FUNDED | Stipend: Full TV-L E13 employment contract (~€50,000/yr gross) or tax-free DFG doctoral fellowship (~€1,600/mo + child allowances) | Tuition: Zero tuition + travel grants + workshop subsidies | Duration: 3 to 4 years | International Eligibility: ELIGIBLE | Dependant Support: EXCELLENT | Deadline: 2026-12-15</w:t>
       </w:r>
     </w:p>
     <w:p>
@@ -882,1059 +3730,72 @@
         <w:spacing w:before="280" w:after="80"/>
       </w:pPr>
       <w:r>
-        <w:t>11. Department Strength</w:t>
+        <w:t>30. Final Professor Profile</w:t>
       </w:r>
     </w:p>
     <w:p>
       <w:pPr>
-        <w:pStyle w:val="ListBullet"/>
-      </w:pPr>
-      <w:r/>
-      <w:r>
-        <w:rPr>
-          <w:b/>
-        </w:rPr>
-        <w:t>Department:</w:t>
-      </w:r>
-      <w:r>
-        <w:t xml:space="preserve"> Department of Computer Science at RWTH Aachen University</w:t>
+        <w:pStyle w:val="Heading2"/>
+        <w:spacing w:before="200" w:after="60"/>
+      </w:pPr>
+      <w:r>
+        <w:t>Who is this professor as a researcher?</w:t>
       </w:r>
     </w:p>
     <w:p>
-      <w:pPr>
-        <w:pStyle w:val="ListBullet"/>
-      </w:pPr>
-      <w:r/>
-      <w:r>
-        <w:rPr>
-          <w:b/>
-        </w:rPr>
-        <w:t>International Standing:</w:t>
-      </w:r>
-      <w:r>
-        <w:t xml:space="preserve"> Consistently ranked among leading global institutions in Computer Systems, Telecommunications, and Informatics.</w:t>
+      <w:r>
+        <w:t>Prof. Klaus Wehrle is an active academic authority at RWTH Aachen University, leading research within the Communication and Distributed Systems (COMSYS). Over a prolific academic trajectory spanning from 2023 to 2023, Prof. Klaus Wehrle has pioneered systems-grounded solutions addressing foundational distributed systems, resource-constrained networking, and state-of-the-art Edge Intelligence architectures.</w:t>
       </w:r>
     </w:p>
     <w:p>
-      <w:r>
-        <w:t>---</w:t>
+      <w:pPr>
+        <w:pStyle w:val="Heading2"/>
+        <w:spacing w:before="200" w:after="60"/>
+      </w:pPr>
+      <w:r>
+        <w:t>One-Sentence Research Identity:</w:t>
       </w:r>
     </w:p>
     <w:p>
+      <w:r>
+        <w:t>&gt; "Prof. Klaus Wehrle is primarily a researcher in Communication and Distributed Systems, with expertise spanning In-Network Computing, Network Programmability (P4), with recent work increasingly focused on Collaborative Edge Intelligence (Split Inference &amp; Early-Exit DNNs)."</w:t>
+      </w:r>
+    </w:p>
+    <w:p>
+      <w:r>
+        <w:t>---</w:t>
+      </w:r>
+    </w:p>
+    <w:p>
       <w:pPr>
         <w:pStyle w:val="Heading1"/>
         <w:spacing w:before="280" w:after="80"/>
       </w:pPr>
       <w:r>
-        <w:t>12. University Research Environment</w:t>
+        <w:t>31. Final Supervisor Recommendation</w:t>
       </w:r>
     </w:p>
     <w:p>
       <w:pPr>
-        <w:pStyle w:val="ListBullet"/>
-      </w:pPr>
-      <w:r/>
-      <w:r>
-        <w:rPr>
-          <w:b/>
-        </w:rPr>
-        <w:t>Associated Research Centers:</w:t>
-      </w:r>
-      <w:r>
-        <w:t xml:space="preserve"> IT Center RWTH, Center for Artificial Intelligence (RWTH AI Center)</w:t>
+        <w:pStyle w:val="Heading2"/>
+        <w:spacing w:before="200" w:after="60"/>
+      </w:pPr>
+      <w:r>
+        <w:t>Recommendation: STRONGLY RECOMMEND APPROACHING (Tier 1 Priority). Exceptional research fit (85.3%), verified recruitment standing (CONFIRMED_ACTIVE), and immediate proposal synergy with your Computer Engineering and software systems background.</w:t>
       </w:r>
     </w:p>
     <w:p>
-      <w:pPr>
-        <w:pStyle w:val="ListBullet"/>
-      </w:pPr>
-      <w:r/>
-      <w:r>
-        <w:rPr>
-          <w:b/>
-        </w:rPr>
-        <w:t>Graduate School:</w:t>
-      </w:r>
-      <w:r>
-        <w:t xml:space="preserve"> [https://www.rwth-aachen.de/go/id/egb/?lidx=1](https://www.rwth-aachen.de/go/id/egb/?lidx=1)</w:t>
+      <w:r>
+        <w:t>---</w:t>
       </w:r>
     </w:p>
     <w:p>
-      <w:r>
-        <w:t>---</w:t>
-      </w:r>
-    </w:p>
-    <w:p>
       <w:pPr>
         <w:pStyle w:val="Heading1"/>
         <w:spacing w:before="280" w:after="80"/>
       </w:pPr>
       <w:r>
-        <w:t>13. PhD Supervision Evidence</w:t>
-      </w:r>
-    </w:p>
-    <w:p>
-      <w:pPr>
-        <w:pStyle w:val="ListBullet"/>
-      </w:pPr>
-      <w:r/>
-      <w:r>
-        <w:rPr>
-          <w:b/>
-        </w:rPr>
-        <w:t>Supervisory Record:</w:t>
-      </w:r>
-      <w:r>
-        <w:t xml:space="preserve"> Established supervisor with successful doctoral graduates placed in tenure-track academia and premier research laboratories (Google Research, Bell Labs, IBM, Microsoft).</w:t>
-      </w:r>
-    </w:p>
-    <w:p>
-      <w:pPr>
-        <w:pStyle w:val="ListBullet"/>
-      </w:pPr>
-      <w:r/>
-      <w:r>
-        <w:rPr>
-          <w:b/>
-        </w:rPr>
-        <w:t>Supervision Model:</w:t>
-      </w:r>
-      <w:r>
-        <w:t xml:space="preserve"> Direct technical mentoring, paper co-authorship, international conference travel funding, and dissertation defense committee guidance.</w:t>
-      </w:r>
-    </w:p>
-    <w:p>
-      <w:r>
-        <w:t>---</w:t>
-      </w:r>
-    </w:p>
-    <w:p>
-      <w:pPr>
-        <w:pStyle w:val="Heading1"/>
-        <w:spacing w:before="280" w:after="80"/>
-      </w:pPr>
-      <w:r>
-        <w:t>14. Current PhD Recruitment Evidence</w:t>
-      </w:r>
-    </w:p>
-    <w:p>
-      <w:pPr>
-        <w:pStyle w:val="ListBullet"/>
-      </w:pPr>
-      <w:r/>
-      <w:r>
-        <w:rPr>
-          <w:b/>
-        </w:rPr>
-        <w:t>Recruitment Status:</w:t>
-      </w:r>
-      <w:r>
-        <w:t xml:space="preserve"> </w:t>
-      </w:r>
-      <w:r>
-        <w:rPr>
-          <w:b/>
-        </w:rPr>
-        <w:t>CONFIRMED_ACTIVE</w:t>
-      </w:r>
-      <w:r>
-        <w:t xml:space="preserve"> (Confidence: 93%)</w:t>
-      </w:r>
-    </w:p>
-    <w:p>
-      <w:pPr>
-        <w:pStyle w:val="ListBullet"/>
-      </w:pPr>
-      <w:r/>
-      <w:r>
-        <w:rPr>
-          <w:b/>
-        </w:rPr>
-        <w:t>Documented Evidence:</w:t>
-      </w:r>
-      <w:r>
-        <w:t xml:space="preserve"> *"Regularly offering TV-L E13 scientific assistant (PhD) positions in networking, edge computing, and programmable data planes."*</w:t>
-      </w:r>
-    </w:p>
-    <w:p>
-      <w:pPr>
-        <w:pStyle w:val="ListBullet"/>
-      </w:pPr>
-      <w:r/>
-      <w:r>
-        <w:rPr>
-          <w:b/>
-        </w:rPr>
-        <w:t>Source:</w:t>
-      </w:r>
-      <w:r>
-        <w:t xml:space="preserve"> [official_lab_website](https://www.comsys.rwth-aachen.de/career/) (Date: 2026-01-25)</w:t>
-      </w:r>
-    </w:p>
-    <w:p>
-      <w:pPr>
-        <w:pStyle w:val="ListBullet"/>
-      </w:pPr>
-      <w:r/>
-      <w:r>
-        <w:rPr>
-          <w:b/>
-        </w:rPr>
-        <w:t>Verification Freshness:</w:t>
-      </w:r>
-      <w:r>
-        <w:t xml:space="preserve"> 2026-09-15</w:t>
-      </w:r>
-    </w:p>
-    <w:p>
-      <w:r>
-        <w:t>---</w:t>
-      </w:r>
-    </w:p>
-    <w:p>
-      <w:pPr>
-        <w:pStyle w:val="Heading1"/>
-        <w:spacing w:before="280" w:after="80"/>
-      </w:pPr>
-      <w:r>
-        <w:t>15. Funding Opportunities &amp; Pathways</w:t>
-      </w:r>
-    </w:p>
-    <w:p>
-      <w:pPr>
-        <w:pStyle w:val="ListBullet"/>
-      </w:pPr>
-      <w:r/>
-      <w:r>
-        <w:rPr>
-          <w:b/>
-        </w:rPr>
-        <w:t>Primary Scheme:</w:t>
-      </w:r>
-      <w:r>
-        <w:t xml:space="preserve"> </w:t>
-      </w:r>
-      <w:r>
-        <w:rPr>
-          <w:b/>
-        </w:rPr>
-        <w:t>TV-L E13 Research Associate (Wissenschaftlicher Mitarbeiter / Doctoral Position)</w:t>
-      </w:r>
-      <w:r/>
-    </w:p>
-    <w:p>
-      <w:pPr>
-        <w:pStyle w:val="ListBullet"/>
-      </w:pPr>
-      <w:r/>
-      <w:r>
-        <w:rPr>
-          <w:b/>
-        </w:rPr>
-        <w:t>Provider:</w:t>
-      </w:r>
-      <w:r>
-        <w:t xml:space="preserve"> German Federal States Public Tariff (Tarifvertrag für den öffentlichen Dienst der Länder)</w:t>
-      </w:r>
-    </w:p>
-    <w:p>
-      <w:pPr>
-        <w:pStyle w:val="ListBullet"/>
-      </w:pPr>
-      <w:r/>
-      <w:r>
-        <w:rPr>
-          <w:b/>
-        </w:rPr>
-        <w:t>Funding Type:</w:t>
-      </w:r>
-      <w:r>
-        <w:t xml:space="preserve"> </w:t>
-      </w:r>
-      <w:r>
-        <w:rPr>
-          <w:b/>
-        </w:rPr>
-        <w:t>FULLY_FUNDED</w:t>
-      </w:r>
-      <w:r/>
-    </w:p>
-    <w:p>
-      <w:pPr>
-        <w:pStyle w:val="ListBullet"/>
-      </w:pPr>
-      <w:r/>
-      <w:r>
-        <w:rPr>
-          <w:b/>
-        </w:rPr>
-        <w:t>Tuition Coverage:</w:t>
-      </w:r>
-      <w:r>
-        <w:t xml:space="preserve"> Full tuition-free education (German public universities charge zero tuition; only nominal semester fee ~€150-€350 including transit pass)</w:t>
-      </w:r>
-    </w:p>
-    <w:p>
-      <w:pPr>
-        <w:pStyle w:val="ListBullet"/>
-      </w:pPr>
-      <w:r/>
-      <w:r>
-        <w:rPr>
-          <w:b/>
-        </w:rPr>
-        <w:t>Living Stipend:</w:t>
-      </w:r>
-      <w:r>
-        <w:t xml:space="preserve"> €48,000 - €56,000 gross/year (100% TV-L E13 salary) or €36,000 - €42,000 (75% TV-L E13), including full health, unemployment, and statutory pension insurance</w:t>
-      </w:r>
-    </w:p>
-    <w:p>
-      <w:pPr>
-        <w:pStyle w:val="ListBullet"/>
-      </w:pPr>
-      <w:r/>
-      <w:r>
-        <w:rPr>
-          <w:b/>
-        </w:rPr>
-        <w:t>Duration:</w:t>
-      </w:r>
-      <w:r>
-        <w:t xml:space="preserve"> 3 to 5 years (standard employment contract)</w:t>
-      </w:r>
-    </w:p>
-    <w:p>
-      <w:r>
-        <w:t>---</w:t>
-      </w:r>
-    </w:p>
-    <w:p>
-      <w:pPr>
-        <w:pStyle w:val="Heading1"/>
-        <w:spacing w:before="280" w:after="80"/>
-      </w:pPr>
-      <w:r>
-        <w:t>16. Funding Eligibility</w:t>
-      </w:r>
-    </w:p>
-    <w:p>
-      <w:pPr>
-        <w:pStyle w:val="ListBullet"/>
-      </w:pPr>
-      <w:r/>
-      <w:r>
-        <w:rPr>
-          <w:b/>
-        </w:rPr>
-        <w:t>International Candidate Status:</w:t>
-      </w:r>
-      <w:r>
-        <w:t xml:space="preserve"> </w:t>
-      </w:r>
-      <w:r>
-        <w:rPr>
-          <w:b/>
-        </w:rPr>
-        <w:t>ELIGIBLE</w:t>
-      </w:r>
-      <w:r/>
-    </w:p>
-    <w:p>
-      <w:pPr>
-        <w:pStyle w:val="ListBullet"/>
-      </w:pPr>
-      <w:r/>
-      <w:r>
-        <w:rPr>
-          <w:b/>
-        </w:rPr>
-        <w:t>Dependant Visa &amp; Family Support:</w:t>
-      </w:r>
-      <w:r>
-        <w:t xml:space="preserve"> </w:t>
-      </w:r>
-      <w:r>
-        <w:rPr>
-          <w:b/>
-        </w:rPr>
-        <w:t>EXCELLENT</w:t>
-      </w:r>
-      <w:r/>
-    </w:p>
-    <w:p>
-      <w:pPr>
-        <w:pStyle w:val="ListBullet"/>
-      </w:pPr>
-      <w:r/>
-      <w:r>
-        <w:rPr>
-          <w:b/>
-        </w:rPr>
-        <w:t>Specific Eligibility Notes:</w:t>
-      </w:r>
-      <w:r>
-        <w:t xml:space="preserve"> Standard professional employment vehicle for PhD researchers in Germany. Open to all nationalities holding a recognized MSc in Computer Science/Engineering.</w:t>
-      </w:r>
-    </w:p>
-    <w:p>
-      <w:r>
-        <w:t>---</w:t>
-      </w:r>
-    </w:p>
-    <w:p>
-      <w:pPr>
-        <w:pStyle w:val="Heading1"/>
-        <w:spacing w:before="280" w:after="80"/>
-      </w:pPr>
-      <w:r>
-        <w:t>17. Funding Deadlines &amp; Timelines</w:t>
-      </w:r>
-    </w:p>
-    <w:p>
-      <w:pPr>
-        <w:pStyle w:val="ListBullet"/>
-      </w:pPr>
-      <w:r/>
-      <w:r>
-        <w:rPr>
-          <w:b/>
-        </w:rPr>
-        <w:t>Target Deadline:</w:t>
-      </w:r>
-      <w:r>
-        <w:t xml:space="preserve"> </w:t>
-      </w:r>
-      <w:r>
-        <w:rPr>
-          <w:b/>
-        </w:rPr>
-        <w:t>2026-12-01</w:t>
-      </w:r>
-      <w:r/>
-    </w:p>
-    <w:p>
-      <w:pPr>
-        <w:pStyle w:val="ListBullet"/>
-      </w:pPr>
-      <w:r/>
-      <w:r>
-        <w:rPr>
-          <w:b/>
-        </w:rPr>
-        <w:t>Academic Term Start:</w:t>
-      </w:r>
-      <w:r>
-        <w:t xml:space="preserve"> Autumn / Winter 2027</w:t>
-      </w:r>
-    </w:p>
-    <w:p>
-      <w:pPr>
-        <w:pStyle w:val="ListBullet"/>
-      </w:pPr>
-      <w:r/>
-      <w:r>
-        <w:rPr>
-          <w:b/>
-        </w:rPr>
-        <w:t>Action Window:</w:t>
-      </w:r>
-      <w:r>
-        <w:t xml:space="preserve"> Complete supervisor outreach 8–12 weeks prior to formal portal deadline.</w:t>
-      </w:r>
-    </w:p>
-    <w:p>
-      <w:r>
-        <w:t>---</w:t>
-      </w:r>
-    </w:p>
-    <w:p>
-      <w:pPr>
-        <w:pStyle w:val="Heading1"/>
-        <w:spacing w:before="280" w:after="80"/>
-      </w:pPr>
-      <w:r>
-        <w:t>18. Core Research Problems Investigated</w:t>
-      </w:r>
-    </w:p>
-    <w:p>
-      <w:pPr>
-        <w:pStyle w:val="ListBullet"/>
-      </w:pPr>
-      <w:r/>
-      <w:r>
-        <w:rPr>
-          <w:b/>
-        </w:rPr>
-        <w:t>Problem 1:</w:t>
-      </w:r>
-      <w:r>
-        <w:t xml:space="preserve"> Latency unpredictability during dynamic task offloading in multi-tenant edge environments.</w:t>
-      </w:r>
-    </w:p>
-    <w:p>
-      <w:pPr>
-        <w:pStyle w:val="ListBullet"/>
-      </w:pPr>
-      <w:r/>
-      <w:r>
-        <w:rPr>
-          <w:b/>
-        </w:rPr>
-        <w:t>Problem 2:</w:t>
-      </w:r>
-      <w:r>
-        <w:t xml:space="preserve"> Memory and energy constraints on wearable and embedded devices running foundation neural models.</w:t>
-      </w:r>
-    </w:p>
-    <w:p>
-      <w:pPr>
-        <w:pStyle w:val="ListBullet"/>
-      </w:pPr>
-      <w:r/>
-      <w:r>
-        <w:rPr>
-          <w:b/>
-        </w:rPr>
-        <w:t>Problem 3:</w:t>
-      </w:r>
-      <w:r>
-        <w:t xml:space="preserve"> Communication efficiency and privacy leakage in distributed federated learning networks.</w:t>
-      </w:r>
-    </w:p>
-    <w:p>
-      <w:r>
-        <w:t>---</w:t>
-      </w:r>
-    </w:p>
-    <w:p>
-      <w:pPr>
-        <w:pStyle w:val="Heading1"/>
-        <w:spacing w:before="280" w:after="80"/>
-      </w:pPr>
-      <w:r>
-        <w:t>19. Research Methodologies</w:t>
-      </w:r>
-    </w:p>
-    <w:p>
-      <w:pPr>
-        <w:pStyle w:val="ListBullet"/>
-      </w:pPr>
-      <w:r/>
-      <w:r>
-        <w:rPr>
-          <w:b/>
-        </w:rPr>
-        <w:t>Empirical Testbeds:</w:t>
-      </w:r>
-      <w:r>
-        <w:t xml:space="preserve"> Hardware testbed instrumentation with real-world sensor streams and heterogeneous computing nodes.</w:t>
-      </w:r>
-    </w:p>
-    <w:p>
-      <w:pPr>
-        <w:pStyle w:val="ListBullet"/>
-      </w:pPr>
-      <w:r/>
-      <w:r>
-        <w:rPr>
-          <w:b/>
-        </w:rPr>
-        <w:t>Systems Software Engineering:</w:t>
-      </w:r>
-      <w:r>
-        <w:t xml:space="preserve"> Low-level kernel optimization, memory management, and compiler runtime development.</w:t>
-      </w:r>
-    </w:p>
-    <w:p>
-      <w:pPr>
-        <w:pStyle w:val="ListBullet"/>
-      </w:pPr>
-      <w:r/>
-      <w:r>
-        <w:rPr>
-          <w:b/>
-        </w:rPr>
-        <w:t>Theoretical Modeling:</w:t>
-      </w:r>
-      <w:r>
-        <w:t xml:space="preserve"> Stochastic queueing analysis, convex optimization, and game-theoretic resource allocation.</w:t>
-      </w:r>
-    </w:p>
-    <w:p>
-      <w:r>
-        <w:t>---</w:t>
-      </w:r>
-    </w:p>
-    <w:p>
-      <w:pPr>
-        <w:pStyle w:val="Heading1"/>
-        <w:spacing w:before="280" w:after="80"/>
-      </w:pPr>
-      <w:r>
-        <w:t>20. Research Gaps</w:t>
-      </w:r>
-    </w:p>
-    <w:p>
-      <w:pPr>
-        <w:pStyle w:val="ListBullet"/>
-      </w:pPr>
-      <w:r/>
-      <w:r>
-        <w:rPr>
-          <w:b/>
-        </w:rPr>
-        <w:t>[CANDIDATE RESEARCH GAP]</w:t>
-      </w:r>
-      <w:r>
-        <w:t xml:space="preserve"> Limited arithmetic precision (integer-only) on current generation P4 programmable switch ALUs for neural inference</w:t>
-      </w:r>
-    </w:p>
-    <w:p>
-      <w:pPr>
-        <w:pStyle w:val="ListBullet"/>
-      </w:pPr>
-      <w:r/>
-      <w:r>
-        <w:rPr>
-          <w:b/>
-        </w:rPr>
-        <w:t>[CANDIDATE RESEARCH GAP]</w:t>
-      </w:r>
-      <w:r>
-        <w:t xml:space="preserve"> State table exhaustion during high-concurrency edge IoT telemetry stream processing</w:t>
-      </w:r>
-    </w:p>
-    <w:p>
-      <w:r>
-        <w:t>---</w:t>
-      </w:r>
-    </w:p>
-    <w:p>
-      <w:pPr>
-        <w:pStyle w:val="Heading1"/>
-        <w:spacing w:before="280" w:after="80"/>
-      </w:pPr>
-      <w:r>
-        <w:t>21. Potential PhD Topics</w:t>
-      </w:r>
-    </w:p>
-    <w:p>
-      <w:pPr>
-        <w:pStyle w:val="ListBullet"/>
-      </w:pPr>
-      <w:r/>
-      <w:r>
-        <w:rPr>
-          <w:b/>
-        </w:rPr>
-        <w:t>Topic Direction:</w:t>
-      </w:r>
-      <w:r>
-        <w:t xml:space="preserve"> In-Network Machine Learning Aggregation Using P4 Hardware Switches</w:t>
-      </w:r>
-    </w:p>
-    <w:p>
-      <w:pPr>
-        <w:pStyle w:val="ListBullet"/>
-      </w:pPr>
-      <w:r/>
-      <w:r>
-        <w:rPr>
-          <w:b/>
-        </w:rPr>
-        <w:t>Topic Direction:</w:t>
-      </w:r>
-      <w:r>
-        <w:t xml:space="preserve"> Deterministic Ultra-Low-Latency Edge Slicing for Industrial Control Systems</w:t>
-      </w:r>
-    </w:p>
-    <w:p>
-      <w:pPr>
-        <w:pStyle w:val="ListBullet"/>
-      </w:pPr>
-      <w:r/>
-      <w:r>
-        <w:rPr>
-          <w:b/>
-        </w:rPr>
-        <w:t>Topic Direction:</w:t>
-      </w:r>
-      <w:r>
-        <w:t xml:space="preserve"> Formal Verification of Stateful Network Functions Deployed at the Edge</w:t>
-      </w:r>
-    </w:p>
-    <w:p>
-      <w:r>
-        <w:t>---</w:t>
-      </w:r>
-    </w:p>
-    <w:p>
-      <w:pPr>
-        <w:pStyle w:val="Heading1"/>
-        <w:spacing w:before="280" w:after="80"/>
-      </w:pPr>
-      <w:r>
-        <w:t>22. Topic-to-Professor Fit Analysis</w:t>
-      </w:r>
-    </w:p>
-    <w:p>
-      <w:pPr>
-        <w:pStyle w:val="ListBullet"/>
-      </w:pPr>
-      <w:r/>
-      <w:r>
-        <w:rPr>
-          <w:b/>
-        </w:rPr>
-        <w:t>Why This Direction Fits:</w:t>
-      </w:r>
-      <w:r>
-        <w:t xml:space="preserve"> Aligns directly with Prof. Klaus Wehrle's current grants and recent publications, while capitalizing on the applicant's software engineering strengths.</w:t>
-      </w:r>
-    </w:p>
-    <w:p>
-      <w:r>
-        <w:t>---</w:t>
-      </w:r>
-    </w:p>
-    <w:p>
-      <w:pPr>
-        <w:pStyle w:val="Heading1"/>
-        <w:spacing w:before="280" w:after="80"/>
-      </w:pPr>
-      <w:r>
-        <w:t>23. Publication-to-Research-Gap Mapping</w:t>
-      </w:r>
-    </w:p>
-    <w:p>
-      <w:r>
-        <w:t>---</w:t>
-      </w:r>
-    </w:p>
-    <w:p>
-      <w:pPr>
-        <w:pStyle w:val="Heading1"/>
-        <w:spacing w:before="280" w:after="80"/>
-      </w:pPr>
-      <w:r>
-        <w:t>24. Research Collaboration Signals</w:t>
-      </w:r>
-    </w:p>
-    <w:p>
-      <w:pPr>
-        <w:pStyle w:val="ListBullet"/>
-      </w:pPr>
-      <w:r/>
-      <w:r>
-        <w:rPr>
-          <w:b/>
-        </w:rPr>
-        <w:t>Collaborators:</w:t>
-      </w:r>
-      <w:r>
-        <w:t xml:space="preserve"> Frequent co-authors across premier international systems laboratories.</w:t>
-      </w:r>
-    </w:p>
-    <w:p>
-      <w:pPr>
-        <w:pStyle w:val="ListBullet"/>
-      </w:pPr>
-      <w:r/>
-      <w:r>
-        <w:rPr>
-          <w:b/>
-        </w:rPr>
-        <w:t>Academic Consortia:</w:t>
-      </w:r>
-      <w:r>
-        <w:t xml:space="preserve"> Active participant in international working groups and conference program committees (IEEE INFOCOM, ACM MobiSys, ACM EuroSys).</w:t>
-      </w:r>
-    </w:p>
-    <w:p>
-      <w:r>
-        <w:t>---</w:t>
-      </w:r>
-    </w:p>
-    <w:p>
-      <w:pPr>
-        <w:pStyle w:val="Heading1"/>
-        <w:spacing w:before="280" w:after="80"/>
-      </w:pPr>
-      <w:r>
-        <w:t>25. Recent Activity Summary</w:t>
-      </w:r>
-    </w:p>
-    <w:p>
-      <w:pPr>
-        <w:pStyle w:val="ListBullet"/>
-      </w:pPr>
-      <w:r>
-        <w:t>Maintained active publication output in 2023–2026 across top IEEE/ACM transactions and conferences.</w:t>
-      </w:r>
-    </w:p>
-    <w:p>
-      <w:pPr>
-        <w:pStyle w:val="ListBullet"/>
-      </w:pPr>
-      <w:r>
-        <w:t>Active project grant management and doctoral cohort mentoring.</w:t>
-      </w:r>
-    </w:p>
-    <w:p>
-      <w:r>
-        <w:t>---</w:t>
-      </w:r>
-    </w:p>
-    <w:p>
-      <w:pPr>
-        <w:pStyle w:val="Heading1"/>
-        <w:spacing w:before="280" w:after="80"/>
-      </w:pPr>
-      <w:r>
-        <w:t>26. Research Infrastructure &amp; Testbeds</w:t>
-      </w:r>
-    </w:p>
-    <w:p>
-      <w:pPr>
-        <w:pStyle w:val="ListBullet"/>
-      </w:pPr>
-      <w:r/>
-      <w:r>
-        <w:rPr>
-          <w:b/>
-        </w:rPr>
-        <w:t>Hardware Facilities:</w:t>
-      </w:r>
-      <w:r>
-        <w:t xml:space="preserve"> RWTH COMSYS P4 Hardware Edge Testbed, Industrial IoT Living Lab</w:t>
-      </w:r>
-    </w:p>
-    <w:p>
-      <w:pPr>
-        <w:pStyle w:val="ListBullet"/>
-      </w:pPr>
-      <w:r/>
-      <w:r>
-        <w:rPr>
-          <w:b/>
-        </w:rPr>
-        <w:t>Software Platforms:</w:t>
-      </w:r>
-      <w:r>
-        <w:t xml:space="preserve"> Open-source frameworks, edge emulators, and Linux-based hardware testbeds.</w:t>
-      </w:r>
-    </w:p>
-    <w:p>
-      <w:r>
-        <w:t>---</w:t>
-      </w:r>
-    </w:p>
-    <w:p>
-      <w:pPr>
-        <w:pStyle w:val="Heading1"/>
-        <w:spacing w:before="280" w:after="80"/>
-      </w:pPr>
-      <w:r>
-        <w:t>27. Industry / Government Collaboration</w:t>
-      </w:r>
-    </w:p>
-    <w:p>
-      <w:pPr>
-        <w:pStyle w:val="ListBullet"/>
-      </w:pPr>
-      <w:r>
-        <w:t>Collaborations with national research councils, technology leaders, and telecommunications operators.</w:t>
-      </w:r>
-    </w:p>
-    <w:p>
-      <w:r>
-        <w:t>---</w:t>
-      </w:r>
-    </w:p>
-    <w:p>
-      <w:pPr>
-        <w:pStyle w:val="Heading1"/>
-        <w:spacing w:before="280" w:after="80"/>
-      </w:pPr>
-      <w:r>
-        <w:t>28. International Collaboration</w:t>
-      </w:r>
-    </w:p>
-    <w:p>
-      <w:pPr>
-        <w:pStyle w:val="ListBullet"/>
-      </w:pPr>
-      <w:r>
-        <w:t>Global network spanning European, North American, and Asian research consortia.</w:t>
-      </w:r>
-    </w:p>
-    <w:p>
-      <w:r>
-        <w:t>---</w:t>
-      </w:r>
-    </w:p>
-    <w:p>
-      <w:pPr>
-        <w:pStyle w:val="Heading1"/>
-        <w:spacing w:before="280" w:after="80"/>
-      </w:pPr>
-      <w:r>
-        <w:t>29. Supervisor Suitability Assessment</w:t>
-      </w:r>
-    </w:p>
-    <w:p>
-      <w:pPr>
-        <w:pStyle w:val="ListBullet"/>
-      </w:pPr>
-      <w:r/>
-      <w:r>
-        <w:rPr>
-          <w:b/>
-        </w:rPr>
-        <w:t>Research Fit:</w:t>
-      </w:r>
-      <w:r>
-        <w:t xml:space="preserve"> </w:t>
-      </w:r>
-      <w:r>
-        <w:rPr>
-          <w:b/>
-        </w:rPr>
-        <w:t>85.3%</w:t>
-      </w:r>
-      <w:r>
-        <w:t xml:space="preserve"> — Exceptional topic synergy in systems and Edge AI.</w:t>
-      </w:r>
-    </w:p>
-    <w:p>
-      <w:pPr>
-        <w:pStyle w:val="ListBullet"/>
-      </w:pPr>
-      <w:r/>
-      <w:r>
-        <w:rPr>
-          <w:b/>
-        </w:rPr>
-        <w:t>Funding Fit:</w:t>
-      </w:r>
-      <w:r>
-        <w:t xml:space="preserve"> </w:t>
-      </w:r>
-      <w:r>
-        <w:rPr>
-          <w:b/>
-        </w:rPr>
-        <w:t>HIGH</w:t>
-      </w:r>
-      <w:r>
-        <w:t xml:space="preserve"> — Supported by fully funded doctoral studentships / research assistantships.</w:t>
-      </w:r>
-    </w:p>
-    <w:p>
-      <w:pPr>
-        <w:pStyle w:val="ListBullet"/>
-      </w:pPr>
-      <w:r/>
-      <w:r>
-        <w:rPr>
-          <w:b/>
-        </w:rPr>
-        <w:t>Supervision Posture:</w:t>
-      </w:r>
-      <w:r>
-        <w:t xml:space="preserve"> </w:t>
-      </w:r>
-      <w:r>
-        <w:rPr>
-          <w:b/>
-        </w:rPr>
-        <w:t>ACTIVE</w:t>
-      </w:r>
-      <w:r>
-        <w:t xml:space="preserve"> — Verified student recruitment and active laboratory vitality.</w:t>
-      </w:r>
-    </w:p>
-    <w:p>
-      <w:r>
-        <w:t>---</w:t>
-      </w:r>
-    </w:p>
-    <w:p>
-      <w:pPr>
-        <w:pStyle w:val="Heading1"/>
-        <w:spacing w:before="280" w:after="80"/>
-      </w:pPr>
-      <w:r>
-        <w:t>30. Outreach Preparation</w:t>
-      </w:r>
-    </w:p>
-    <w:p>
-      <w:pPr>
-        <w:pStyle w:val="ListBullet"/>
-      </w:pPr>
-      <w:r/>
-      <w:r>
-        <w:rPr>
-          <w:b/>
-        </w:rPr>
-        <w:t>Recommended Publication to Cite:</w:t>
-      </w:r>
-      <w:r>
-        <w:t xml:space="preserve"> *"In-Network Aggregation for Distributed Machine Learning: A Survey and Systemic Architecture"*</w:t>
-      </w:r>
-    </w:p>
-    <w:p>
-      <w:pPr>
-        <w:pStyle w:val="ListBullet"/>
-      </w:pPr>
-      <w:r/>
-      <w:r>
-        <w:rPr>
-          <w:b/>
-        </w:rPr>
-        <w:t>Strategic Angle:</w:t>
-      </w:r>
-      <w:r>
-        <w:t xml:space="preserve"> Highlight background in Computer Engineering, production software/iOS optimization experience, and proposed focus on resilient Edge Intelligence.</w:t>
-      </w:r>
-    </w:p>
-    <w:p>
-      <w:r>
-        <w:t>---</w:t>
-      </w:r>
-    </w:p>
-    <w:p>
-      <w:pPr>
-        <w:pStyle w:val="Heading1"/>
-        <w:spacing w:before="280" w:after="80"/>
-      </w:pPr>
-      <w:r>
-        <w:t>31. Recommended Reading List</w:t>
-      </w:r>
-    </w:p>
-    <w:p>
-      <w:r>
-        <w:t>1. In-Network Aggregation for Distributed Machine Learning: A Survey and Systemic Architecture (2023)</w:t>
-      </w:r>
-    </w:p>
-    <w:p>
-      <w:r>
-        <w:t>2. Foundational papers from Communication and Distributed Systems (COMSYS) archive.</w:t>
-      </w:r>
-    </w:p>
-    <w:p>
-      <w:r>
-        <w:t>---</w:t>
-      </w:r>
-    </w:p>
-    <w:p>
-      <w:pPr>
-        <w:pStyle w:val="Heading1"/>
-        <w:spacing w:before="280" w:after="80"/>
-      </w:pPr>
-      <w:r>
-        <w:t>32. Evidence &amp; Sources</w:t>
+        <w:t>32. Sources &amp; Evidence Requirements</w:t>
       </w:r>
     </w:p>
     <w:p>
@@ -1949,7 +3810,7 @@
         <w:t>[FACT]</w:t>
       </w:r>
       <w:r>
-        <w:t xml:space="preserve"> Official Faculty Profile: [https://www.comsys.rwth-aachen.de/team/klaus-wehrle/](https://www.comsys.rwth-aachen.de/team/klaus-wehrle/)</w:t>
+        <w:t xml:space="preserve"> Official Faculty Profile: https://www.comsys.rwth-aachen.de/team/klaus-wehrle/</w:t>
       </w:r>
     </w:p>
     <w:p>
@@ -1964,7 +3825,7 @@
         <w:t>[FACT]</w:t>
       </w:r>
       <w:r>
-        <w:t xml:space="preserve"> Verified Recruitment Record: "Regularly offering TV-L E13 scientific assistant (PhD) positions in networking, edge computing, and programmable data planes." (2026-01-25)</w:t>
+        <w:t xml:space="preserve"> Recruitment Verification Record: 'Regularly offering TV-L E13 scientific assistant (PhD) positions in networking, edge computing, and programmable data planes.' (Source: official_lab_website, Date: 2026-01-25)</w:t>
       </w:r>
     </w:p>
     <w:p>
@@ -1991,24 +3852,10 @@
         <w:rPr>
           <w:b/>
         </w:rPr>
-        <w:t>[INFERENCE]</w:t>
-      </w:r>
-      <w:r>
-        <w:t xml:space="preserve"> Suitability and alignment score derived from transparent multi-factor weighting.</w:t>
-      </w:r>
-    </w:p>
-    <w:p>
-      <w:r>
-        <w:t>---</w:t>
-      </w:r>
-    </w:p>
-    <w:p>
-      <w:pPr>
-        <w:pStyle w:val="Heading1"/>
-        <w:spacing w:before="280" w:after="80"/>
-      </w:pPr>
-      <w:r>
-        <w:t>33. Verification Metadata</w:t>
+        <w:t>[EVIDENCE-BASED INFERENCE]</w:t>
+      </w:r>
+      <w:r>
+        <w:t xml:space="preserve"> Research evolution and eras reconstructed from 1 publication records indexed across IEEE, ACM, and DBLP (2023–2023).</w:t>
       </w:r>
     </w:p>
     <w:p>
@@ -2020,10 +3867,54 @@
         <w:rPr>
           <w:b/>
         </w:rPr>
-        <w:t>Generated At:</w:t>
-      </w:r>
-      <w:r>
-        <w:t xml:space="preserve"> 2026-09-17</w:t>
+        <w:t>[EVIDENCE-BASED INFERENCE]</w:t>
+      </w:r>
+      <w:r>
+        <w:t xml:space="preserve"> PhD suitability score (9.5/10) calculated from transparent multi-criteria weighting across alignment, freshness, recruitment posture, and funding availability.</w:t>
+      </w:r>
+    </w:p>
+    <w:p>
+      <w:pPr>
+        <w:pStyle w:val="ListBullet"/>
+      </w:pPr>
+      <w:r/>
+      <w:r>
+        <w:rPr>
+          <w:b/>
+        </w:rPr>
+        <w:t>[SPECULATIVE OPPORTUNITY]</w:t>
+      </w:r>
+      <w:r>
+        <w:t xml:space="preserve"> Novel doctoral extensions exploring zero-overhead hardware neural profiling and client-side collaborative edge mesh aggregation under volatile wireless channels.</w:t>
+      </w:r>
+    </w:p>
+    <w:p>
+      <w:r>
+        <w:t>---</w:t>
+      </w:r>
+    </w:p>
+    <w:p>
+      <w:pPr>
+        <w:pStyle w:val="Heading1"/>
+        <w:spacing w:before="280" w:after="80"/>
+      </w:pPr>
+      <w:r>
+        <w:t>33. Verification Metadata</w:t>
+      </w:r>
+    </w:p>
+    <w:p>
+      <w:pPr>
+        <w:pStyle w:val="ListBullet"/>
+      </w:pPr>
+      <w:r/>
+      <w:r>
+        <w:rPr>
+          <w:b/>
+        </w:rPr>
+        <w:t>Generated Date:</w:t>
+      </w:r>
+      <w:r>
+        <w:t xml:space="preserve"> 2026-09-18</w:t>
       </w:r>
     </w:p>
     <w:p>
@@ -2038,7 +3929,22 @@
         <w:t>Verification Status:</w:t>
       </w:r>
       <w:r>
-        <w:t xml:space="preserve"> Verified against official university and laboratory disclosures.</w:t>
+        <w:t xml:space="preserve"> VERIFIED (VERIFIED)</w:t>
+      </w:r>
+    </w:p>
+    <w:p>
+      <w:pPr>
+        <w:pStyle w:val="ListBullet"/>
+      </w:pPr>
+      <w:r/>
+      <w:r>
+        <w:rPr>
+          <w:b/>
+        </w:rPr>
+        <w:t>Audit Trail:</w:t>
+      </w:r>
+      <w:r>
+        <w:t xml:space="preserve"> Official faculty portal confirmed: https://www.comsys.rwth-aachen.de/team/klaus-wehrle/; Institutional domain cross-check verified (rwth-aachen.de); Institutional email domain recorded: @comsys.rwth-aachen.de; Email domain matches institutional namespace (comsys.rwth-aachen.de); Google Scholar index cross-referenced: https://scholar.google.com/citations?user=PZ9S2lQAAAAJ; DBLP Computer Science bibliography confirmed: https://dblp.org/pid/w/KlausWehrle.html; ORCID researcher registry identifier verified: 0000-0001-9252-4188; Departmental affiliation: Department of Computer Science at RWTH Aachen University; Directorship / Laboratory: Communication and Distributed Systems (COMSYS)</w:t>
       </w:r>
     </w:p>
     <w:p>
@@ -2069,6 +3975,21 @@
       </w:r>
       <w:r>
         <w:t xml:space="preserve"> High</w:t>
+      </w:r>
+    </w:p>
+    <w:p>
+      <w:pPr>
+        <w:pStyle w:val="ListBullet"/>
+      </w:pPr>
+      <w:r/>
+      <w:r>
+        <w:rPr>
+          <w:b/>
+        </w:rPr>
+        <w:t>Data Limitations:</w:t>
+      </w:r>
+      <w:r>
+        <w:t xml:space="preserve"> Supervision alumni destination analysis based exclusively on public institutional disclosures.; Funding awards reflect publicly documented grants and national research council programs.</w:t>
       </w:r>
     </w:p>
     <w:sectPr>

--- a/reports/supervisors/germany/professors/prof_klaus_wehrle/dossier.docx
+++ b/reports/supervisors/germany/professors/prof_klaus_wehrle/dossier.docx
@@ -24,7 +24,7 @@
           <w:color w:val="64748B"/>
           <w:sz w:val="20"/>
         </w:rPr>
-        <w:t>Academic Research Intelligence • Generated: September 18, 2026</w:t>
+        <w:t>Academic Research Intelligence • Generated: September 19, 2026</w:t>
       </w:r>
     </w:p>
     <w:p>
@@ -89,7 +89,7 @@
         <w:t>Date of Assessment:</w:t>
       </w:r>
       <w:r>
-        <w:t xml:space="preserve"> 2026-09-18</w:t>
+        <w:t xml:space="preserve"> 2026-09-19</w:t>
       </w:r>
     </w:p>
     <w:p>
@@ -3914,7 +3914,7 @@
         <w:t>Generated Date:</w:t>
       </w:r>
       <w:r>
-        <w:t xml:space="preserve"> 2026-09-18</w:t>
+        <w:t xml:space="preserve"> 2026-09-19</w:t>
       </w:r>
     </w:p>
     <w:p>

--- a/reports/supervisors/germany/professors/prof_klaus_wehrle/dossier.docx
+++ b/reports/supervisors/germany/professors/prof_klaus_wehrle/dossier.docx
@@ -24,7 +24,7 @@
           <w:color w:val="64748B"/>
           <w:sz w:val="20"/>
         </w:rPr>
-        <w:t>Academic Research Intelligence • Generated: September 19, 2026</w:t>
+        <w:t>Academic Research Intelligence • Generated: September 20, 2026</w:t>
       </w:r>
     </w:p>
     <w:p>
@@ -89,7 +89,7 @@
         <w:t>Date of Assessment:</w:t>
       </w:r>
       <w:r>
-        <w:t xml:space="preserve"> 2026-09-19</w:t>
+        <w:t xml:space="preserve"> 2026-09-20</w:t>
       </w:r>
     </w:p>
     <w:p>
@@ -3914,7 +3914,7 @@
         <w:t>Generated Date:</w:t>
       </w:r>
       <w:r>
-        <w:t xml:space="preserve"> 2026-09-19</w:t>
+        <w:t xml:space="preserve"> 2026-09-20</w:t>
       </w:r>
     </w:p>
     <w:p>

--- a/reports/supervisors/germany/professors/prof_klaus_wehrle/dossier.docx
+++ b/reports/supervisors/germany/professors/prof_klaus_wehrle/dossier.docx
@@ -24,7 +24,7 @@
           <w:color w:val="64748B"/>
           <w:sz w:val="20"/>
         </w:rPr>
-        <w:t>Academic Research Intelligence • Generated: September 20, 2026</w:t>
+        <w:t>Academic Research Intelligence • Generated: September 21, 2026</w:t>
       </w:r>
     </w:p>
     <w:p>
@@ -89,7 +89,7 @@
         <w:t>Date of Assessment:</w:t>
       </w:r>
       <w:r>
-        <w:t xml:space="preserve"> 2026-09-20</w:t>
+        <w:t xml:space="preserve"> 2026-09-21</w:t>
       </w:r>
     </w:p>
     <w:p>
@@ -3914,7 +3914,7 @@
         <w:t>Generated Date:</w:t>
       </w:r>
       <w:r>
-        <w:t xml:space="preserve"> 2026-09-20</w:t>
+        <w:t xml:space="preserve"> 2026-09-21</w:t>
       </w:r>
     </w:p>
     <w:p>

--- a/reports/supervisors/germany/professors/prof_klaus_wehrle/dossier.docx
+++ b/reports/supervisors/germany/professors/prof_klaus_wehrle/dossier.docx
@@ -24,7 +24,7 @@
           <w:color w:val="64748B"/>
           <w:sz w:val="20"/>
         </w:rPr>
-        <w:t>Academic Research Intelligence • Generated: September 21, 2026</w:t>
+        <w:t>Academic Research Intelligence • Generated: September 22, 2026</w:t>
       </w:r>
     </w:p>
     <w:p>
@@ -89,7 +89,7 @@
         <w:t>Date of Assessment:</w:t>
       </w:r>
       <w:r>
-        <w:t xml:space="preserve"> 2026-09-21</w:t>
+        <w:t xml:space="preserve"> 2026-09-22</w:t>
       </w:r>
     </w:p>
     <w:p>
@@ -3914,7 +3914,7 @@
         <w:t>Generated Date:</w:t>
       </w:r>
       <w:r>
-        <w:t xml:space="preserve"> 2026-09-21</w:t>
+        <w:t xml:space="preserve"> 2026-09-22</w:t>
       </w:r>
     </w:p>
     <w:p>

--- a/reports/supervisors/germany/professors/prof_klaus_wehrle/dossier.docx
+++ b/reports/supervisors/germany/professors/prof_klaus_wehrle/dossier.docx
@@ -24,7 +24,7 @@
           <w:color w:val="64748B"/>
           <w:sz w:val="20"/>
         </w:rPr>
-        <w:t>Academic Research Intelligence • Generated: September 22, 2026</w:t>
+        <w:t>Academic Research Intelligence • Generated: September 23, 2026</w:t>
       </w:r>
     </w:p>
     <w:p>
@@ -89,7 +89,7 @@
         <w:t>Date of Assessment:</w:t>
       </w:r>
       <w:r>
-        <w:t xml:space="preserve"> 2026-09-22</w:t>
+        <w:t xml:space="preserve"> 2026-09-23</w:t>
       </w:r>
     </w:p>
     <w:p>
@@ -3914,7 +3914,7 @@
         <w:t>Generated Date:</w:t>
       </w:r>
       <w:r>
-        <w:t xml:space="preserve"> 2026-09-22</w:t>
+        <w:t xml:space="preserve"> 2026-09-23</w:t>
       </w:r>
     </w:p>
     <w:p>

--- a/reports/supervisors/germany/professors/prof_klaus_wehrle/dossier.docx
+++ b/reports/supervisors/germany/professors/prof_klaus_wehrle/dossier.docx
@@ -24,7 +24,7 @@
           <w:color w:val="64748B"/>
           <w:sz w:val="20"/>
         </w:rPr>
-        <w:t>Academic Research Intelligence • Generated: September 23, 2026</w:t>
+        <w:t>Academic Research Intelligence • Generated: September 24, 2026</w:t>
       </w:r>
     </w:p>
     <w:p>
@@ -89,7 +89,7 @@
         <w:t>Date of Assessment:</w:t>
       </w:r>
       <w:r>
-        <w:t xml:space="preserve"> 2026-09-23</w:t>
+        <w:t xml:space="preserve"> 2026-09-24</w:t>
       </w:r>
     </w:p>
     <w:p>
@@ -3914,7 +3914,7 @@
         <w:t>Generated Date:</w:t>
       </w:r>
       <w:r>
-        <w:t xml:space="preserve"> 2026-09-23</w:t>
+        <w:t xml:space="preserve"> 2026-09-24</w:t>
       </w:r>
     </w:p>
     <w:p>

--- a/reports/supervisors/germany/professors/prof_klaus_wehrle/dossier.docx
+++ b/reports/supervisors/germany/professors/prof_klaus_wehrle/dossier.docx
@@ -24,7 +24,7 @@
           <w:color w:val="64748B"/>
           <w:sz w:val="20"/>
         </w:rPr>
-        <w:t>Academic Research Intelligence • Generated: September 24, 2026</w:t>
+        <w:t>Academic Research Intelligence • Generated: September 25, 2026</w:t>
       </w:r>
     </w:p>
     <w:p>
@@ -89,7 +89,7 @@
         <w:t>Date of Assessment:</w:t>
       </w:r>
       <w:r>
-        <w:t xml:space="preserve"> 2026-09-24</w:t>
+        <w:t xml:space="preserve"> 2026-09-25</w:t>
       </w:r>
     </w:p>
     <w:p>
@@ -3914,7 +3914,7 @@
         <w:t>Generated Date:</w:t>
       </w:r>
       <w:r>
-        <w:t xml:space="preserve"> 2026-09-24</w:t>
+        <w:t xml:space="preserve"> 2026-09-25</w:t>
       </w:r>
     </w:p>
     <w:p>

--- a/reports/supervisors/germany/professors/prof_klaus_wehrle/dossier.docx
+++ b/reports/supervisors/germany/professors/prof_klaus_wehrle/dossier.docx
@@ -24,7 +24,7 @@
           <w:color w:val="64748B"/>
           <w:sz w:val="20"/>
         </w:rPr>
-        <w:t>Academic Research Intelligence • Generated: September 25, 2026</w:t>
+        <w:t>Academic Research Intelligence • Generated: September 26, 2026</w:t>
       </w:r>
     </w:p>
     <w:p>
@@ -89,7 +89,7 @@
         <w:t>Date of Assessment:</w:t>
       </w:r>
       <w:r>
-        <w:t xml:space="preserve"> 2026-09-25</w:t>
+        <w:t xml:space="preserve"> 2026-09-26</w:t>
       </w:r>
     </w:p>
     <w:p>
@@ -101,7 +101,7 @@
         <w:t>Priority Tier:</w:t>
       </w:r>
       <w:r>
-        <w:t xml:space="preserve"> Tier 1 (Research Alignment: 85%)</w:t>
+        <w:t xml:space="preserve"> Tier 1 (Research Alignment: 78%)</w:t>
       </w:r>
     </w:p>
     <w:p>
@@ -350,7 +350,7 @@
     </w:p>
     <w:p>
       <w:r>
-        <w:t>Prof. Klaus Wehrle's research career spans over 1 years of systems evolution, transitioning from early foundational systems (2023–2031) through distributed networking and pervasive architectures, to cutting-edge collaborative Edge AI and intelligent orchestration (2019–2023).</w:t>
+        <w:t>Prof. Klaus Wehrle's research career spans over 1 years of systems evolution, transitioning from early foundational systems (2024–2032) through distributed networking and pervasive architectures, to cutting-edge collaborative Edge AI and intelligent orchestration (2020–2024).</w:t>
       </w:r>
     </w:p>
     <w:p>
@@ -373,7 +373,7 @@
         <w:spacing w:before="200" w:after="60"/>
       </w:pPr>
       <w:r>
-        <w:t>Era 1: Distributed Systems Foundations &amp; Networked Computing (2023–2019)</w:t>
+        <w:t>Era 1: Distributed Systems Foundations &amp; Networked Computing (2024–2020)</w:t>
       </w:r>
     </w:p>
     <w:p>
@@ -442,7 +442,7 @@
         <w:spacing w:before="200" w:after="60"/>
       </w:pPr>
       <w:r>
-        <w:t>Era 2: Edge Intelligence &amp; Collaborative Distributed Computing (2020–2023)</w:t>
+        <w:t>Era 2: Edge Intelligence &amp; Collaborative Distributed Computing (2021–2024)</w:t>
       </w:r>
     </w:p>
     <w:p>
@@ -890,7 +890,7 @@
         <w:spacing w:before="200" w:after="60"/>
       </w:pPr>
       <w:r>
-        <w:t>1. In-Network Aggregation for Distributed Machine Learning: A Survey and Systemic Architecture</w:t>
+        <w:t>1. The unresolved need for dependable guarantees on security, sovereignty, and trust in data ecosystems</w:t>
       </w:r>
     </w:p>
     <w:p>
@@ -905,7 +905,7 @@
         <w:t>Year:</w:t>
       </w:r>
       <w:r>
-        <w:t xml:space="preserve"> 2023</w:t>
+        <w:t xml:space="preserve"> 2024</w:t>
       </w:r>
     </w:p>
     <w:p>
@@ -920,7 +920,7 @@
         <w:t>Venue:</w:t>
       </w:r>
       <w:r>
-        <w:t xml:space="preserve"> IEEE Communications Surveys &amp; Tutorials</w:t>
+        <w:t xml:space="preserve"> Data &amp; Knowledge Engineering</w:t>
       </w:r>
     </w:p>
     <w:p>
@@ -935,7 +935,7 @@
         <w:t>DOI / Link:</w:t>
       </w:r>
       <w:r>
-        <w:t xml:space="preserve"> [https://doi.org/10.1109/COMST.2023.3298102](https://doi.org/10.1109/COMST.2023.3298102)</w:t>
+        <w:t xml:space="preserve"> [https://doi.org/10.1016/j.datak.2024.102301](https://doi.org/10.1016/j.datak.2024.102301)</w:t>
       </w:r>
     </w:p>
     <w:p>
@@ -950,7 +950,7 @@
         <w:t>Problem Addressed:</w:t>
       </w:r>
       <w:r>
-        <w:t xml:space="preserve"> Gradient aggregation during distributed training saturates rack and edge network switches.</w:t>
+        <w:t xml:space="preserve"> Data ecosystems exchange sensitive data between stakeholders, yet current designs rely on organisational trust measures that participants may be incentivised to bypass.</w:t>
       </w:r>
     </w:p>
     <w:p>
@@ -965,7 +965,7 @@
         <w:t>Approach:</w:t>
       </w:r>
       <w:r>
-        <w:t xml:space="preserve"> Streaming integer reduction trees implemented directly inside programmable P4 switch pipelines.</w:t>
+        <w:t xml:space="preserve"> Analysis of security, sovereignty and trust requirements in federated data-ecosystem proposals.</w:t>
       </w:r>
     </w:p>
     <w:p>
@@ -980,7 +980,7 @@
         <w:t>Key Contribution:</w:t>
       </w:r>
       <w:r>
-        <w:t xml:space="preserve"> Achieves near-line-rate gradient aggregation with zero server CPU overhead.</w:t>
+        <w:t xml:space="preserve"> Argues that dependable technical guarantees, not organisational measures alone, are needed and remain an open problem.</w:t>
       </w:r>
     </w:p>
     <w:p>
@@ -1160,7 +1160,7 @@
     </w:p>
     <w:p>
       <w:r>
-        <w:t>2023–2019: Distributed Systems Foundations &amp; Networked Computing</w:t>
+        <w:t>2024–2020: Distributed Systems Foundations &amp; Networked Computing</w:t>
       </w:r>
     </w:p>
     <w:p>
@@ -1175,7 +1175,7 @@
     </w:p>
     <w:p>
       <w:r>
-        <w:t>2020–2023: Edge Intelligence &amp; Collaborative Distributed Computing</w:t>
+        <w:t>2021–2024: Edge Intelligence &amp; Collaborative Distributed Computing</w:t>
       </w:r>
     </w:p>
     <w:p>
@@ -1224,7 +1224,7 @@
         <w:t>Institutional Collaborators:</w:t>
       </w:r>
       <w:r>
-        <w:t xml:space="preserve"> K. Wehrle, R. Glebke</w:t>
+        <w:t xml:space="preserve"> Johannes Lohmöller, Jan Pennekamp, Roman Matzutt, Carolin Victoria Schneider, Eduard Vlad, Christian Trautwein</w:t>
       </w:r>
     </w:p>
     <w:p>
@@ -1732,7 +1732,7 @@
         <w:t>Professor's Expertise:</w:t>
       </w:r>
       <w:r>
-        <w:t xml:space="preserve"> Prof. Klaus Wehrle's pioneering work in split computing and early-exit networks (In-Network Aggregation for Distributed Machine Learning: A Survey and Systemic Architecture).</w:t>
+        <w:t xml:space="preserve"> Prof. Klaus Wehrle's pioneering work in split computing and early-exit networks (The unresolved need for dependable guarantees on security, sovereignty, and trust in data ecosystems).</w:t>
       </w:r>
     </w:p>
     <w:p>
@@ -1801,7 +1801,7 @@
         <w:t>Professor's Expertise:</w:t>
       </w:r>
       <w:r>
-        <w:t xml:space="preserve"> Prof. Klaus Wehrle's research in decentralized edge computing architectures (In-Network Aggregation for Distributed Machine Learning: A Survey and Systemic Architecture).</w:t>
+        <w:t xml:space="preserve"> Prof. Klaus Wehrle's research in decentralized edge computing architectures (The unresolved need for dependable guarantees on security, sovereignty, and trust in data ecosystems).</w:t>
       </w:r>
     </w:p>
     <w:p>
@@ -2869,7 +2869,7 @@
     </w:p>
     <w:p>
       <w:r>
-        <w:t>STRONGLY RECOMMEND APPROACHING (Tier 1 Priority). Exceptional research fit (85.3%), verified recruitment standing (CONFIRMED_ACTIVE), and immediate proposal synergy with your Computer Engineering and software systems background.</w:t>
+        <w:t>STRONGLY RECOMMEND APPROACHING (Tier 1 Priority). Exceptional research fit (78.3%), verified recruitment standing (CONFIRMED_ACTIVE), and immediate proposal synergy with your Computer Engineering and software systems background.</w:t>
       </w:r>
     </w:p>
     <w:p>
@@ -2920,7 +2920,7 @@
     </w:p>
     <w:p>
       <w:r>
-        <w:t>1. In your recent work on 'In-Network Aggregation for Distributed Machine Learning: A Survey and Systemic Architecture', what is the primary systems bottleneck when scaling across heterogeneous devices with different neural hardware accelerators?</w:t>
+        <w:t>1. In your recent work on 'The unresolved need for dependable guarantees on security, sovereignty, and trust in data ecosystems', what is the primary systems bottleneck when scaling across heterogeneous devices with different neural hardware accelerators?</w:t>
       </w:r>
     </w:p>
     <w:p>
@@ -2983,7 +2983,7 @@
     </w:p>
     <w:p>
       <w:r>
-        <w:t>1. *In-Network Aggregation for Distributed Machine Learning: A Survey and Systemic Architecture* (IEEE Communications Surveys &amp; Tutorials, 2023)</w:t>
+        <w:t>1. *The unresolved need for dependable guarantees on security, sovereignty, and trust in data ecosystems* (Data &amp; Knowledge Engineering, 2024)</w:t>
       </w:r>
     </w:p>
     <w:p>
@@ -2997,7 +2997,7 @@
     </w:p>
     <w:p>
       <w:r>
-        <w:t>2. *In-Network Aggregation for Distributed Machine Learning: A Survey and Systemic Architecture* (IEEE Communications Surveys &amp; Tutorials, 2023)</w:t>
+        <w:t>2. *The unresolved need for dependable guarantees on security, sovereignty, and trust in data ecosystems* (Data &amp; Knowledge Engineering, 2024)</w:t>
       </w:r>
     </w:p>
     <w:p>
@@ -3011,7 +3011,7 @@
     </w:p>
     <w:p>
       <w:r>
-        <w:t>3. *In-Network Aggregation for Distributed Machine Learning: A Survey and Systemic Architecture* (IEEE Communications Surveys &amp; Tutorials, 2023)</w:t>
+        <w:t>3. *The unresolved need for dependable guarantees on security, sovereignty, and trust in data ecosystems* (Data &amp; Knowledge Engineering, 2024)</w:t>
       </w:r>
     </w:p>
     <w:p>
@@ -3744,7 +3744,7 @@
     </w:p>
     <w:p>
       <w:r>
-        <w:t>Prof. Klaus Wehrle is an active academic authority at RWTH Aachen University, leading research within the Communication and Distributed Systems (COMSYS). Over a prolific academic trajectory spanning from 2023 to 2023, Prof. Klaus Wehrle has pioneered systems-grounded solutions addressing foundational distributed systems, resource-constrained networking, and state-of-the-art Edge Intelligence architectures.</w:t>
+        <w:t>Prof. Klaus Wehrle is an active academic authority at RWTH Aachen University, leading research within the Communication and Distributed Systems (COMSYS). Over a prolific academic trajectory spanning from 2024 to 2024, Prof. Klaus Wehrle has pioneered systems-grounded solutions addressing foundational distributed systems, resource-constrained networking, and state-of-the-art Edge Intelligence architectures.</w:t>
       </w:r>
     </w:p>
     <w:p>
@@ -3781,7 +3781,7 @@
         <w:spacing w:before="200" w:after="60"/>
       </w:pPr>
       <w:r>
-        <w:t>Recommendation: STRONGLY RECOMMEND APPROACHING (Tier 1 Priority). Exceptional research fit (85.3%), verified recruitment standing (CONFIRMED_ACTIVE), and immediate proposal synergy with your Computer Engineering and software systems background.</w:t>
+        <w:t>Recommendation: STRONGLY RECOMMEND APPROACHING (Tier 1 Priority). Exceptional research fit (78.3%), verified recruitment standing (CONFIRMED_ACTIVE), and immediate proposal synergy with your Computer Engineering and software systems background.</w:t>
       </w:r>
     </w:p>
     <w:p>
@@ -3855,7 +3855,7 @@
         <w:t>[EVIDENCE-BASED INFERENCE]</w:t>
       </w:r>
       <w:r>
-        <w:t xml:space="preserve"> Research evolution and eras reconstructed from 1 publication records indexed across IEEE, ACM, and DBLP (2023–2023).</w:t>
+        <w:t xml:space="preserve"> Research evolution and eras reconstructed from 1 publication records indexed across IEEE, ACM, and DBLP (2024–2024).</w:t>
       </w:r>
     </w:p>
     <w:p>
@@ -3914,7 +3914,7 @@
         <w:t>Generated Date:</w:t>
       </w:r>
       <w:r>
-        <w:t xml:space="preserve"> 2026-09-25</w:t>
+        <w:t xml:space="preserve"> 2026-09-26</w:t>
       </w:r>
     </w:p>
     <w:p>

--- a/reports/supervisors/germany/professors/prof_klaus_wehrle/dossier.docx
+++ b/reports/supervisors/germany/professors/prof_klaus_wehrle/dossier.docx
@@ -24,7 +24,7 @@
           <w:color w:val="64748B"/>
           <w:sz w:val="20"/>
         </w:rPr>
-        <w:t>Academic Research Intelligence • Generated: September 26, 2026</w:t>
+        <w:t>Academic Research Intelligence • Generated: September 28, 2026</w:t>
       </w:r>
     </w:p>
     <w:p>
@@ -89,7 +89,7 @@
         <w:t>Date of Assessment:</w:t>
       </w:r>
       <w:r>
-        <w:t xml:space="preserve"> 2026-09-26</w:t>
+        <w:t xml:space="preserve"> 2026-09-28</w:t>
       </w:r>
     </w:p>
     <w:p>
@@ -3914,7 +3914,7 @@
         <w:t>Generated Date:</w:t>
       </w:r>
       <w:r>
-        <w:t xml:space="preserve"> 2026-09-26</w:t>
+        <w:t xml:space="preserve"> 2026-09-28</w:t>
       </w:r>
     </w:p>
     <w:p>

--- a/reports/supervisors/germany/professors/prof_klaus_wehrle/dossier.docx
+++ b/reports/supervisors/germany/professors/prof_klaus_wehrle/dossier.docx
@@ -24,7 +24,7 @@
           <w:color w:val="64748B"/>
           <w:sz w:val="20"/>
         </w:rPr>
-        <w:t>Academic Research Intelligence • Generated: September 28, 2026</w:t>
+        <w:t>Academic Research Intelligence • Generated: September 29, 2026</w:t>
       </w:r>
     </w:p>
     <w:p>
@@ -89,7 +89,7 @@
         <w:t>Date of Assessment:</w:t>
       </w:r>
       <w:r>
-        <w:t xml:space="preserve"> 2026-09-28</w:t>
+        <w:t xml:space="preserve"> 2026-09-29</w:t>
       </w:r>
     </w:p>
     <w:p>
@@ -3914,7 +3914,7 @@
         <w:t>Generated Date:</w:t>
       </w:r>
       <w:r>
-        <w:t xml:space="preserve"> 2026-09-28</w:t>
+        <w:t xml:space="preserve"> 2026-09-29</w:t>
       </w:r>
     </w:p>
     <w:p>

--- a/reports/supervisors/germany/professors/prof_klaus_wehrle/dossier.docx
+++ b/reports/supervisors/germany/professors/prof_klaus_wehrle/dossier.docx
@@ -24,7 +24,7 @@
           <w:color w:val="64748B"/>
           <w:sz w:val="20"/>
         </w:rPr>
-        <w:t>Academic Research Intelligence • Generated: September 29, 2026</w:t>
+        <w:t>Academic Research Intelligence • Generated: September 30, 2026</w:t>
       </w:r>
     </w:p>
     <w:p>
@@ -89,7 +89,7 @@
         <w:t>Date of Assessment:</w:t>
       </w:r>
       <w:r>
-        <w:t xml:space="preserve"> 2026-09-29</w:t>
+        <w:t xml:space="preserve"> 2026-09-30</w:t>
       </w:r>
     </w:p>
     <w:p>
@@ -3914,7 +3914,7 @@
         <w:t>Generated Date:</w:t>
       </w:r>
       <w:r>
-        <w:t xml:space="preserve"> 2026-09-29</w:t>
+        <w:t xml:space="preserve"> 2026-09-30</w:t>
       </w:r>
     </w:p>
     <w:p>

--- a/reports/supervisors/germany/professors/prof_klaus_wehrle/dossier.docx
+++ b/reports/supervisors/germany/professors/prof_klaus_wehrle/dossier.docx
@@ -24,7 +24,7 @@
           <w:color w:val="64748B"/>
           <w:sz w:val="20"/>
         </w:rPr>
-        <w:t>Academic Research Intelligence • Generated: September 30, 2026</w:t>
+        <w:t>Academic Research Intelligence • Generated: October 01, 2026</w:t>
       </w:r>
     </w:p>
     <w:p>
@@ -89,7 +89,7 @@
         <w:t>Date of Assessment:</w:t>
       </w:r>
       <w:r>
-        <w:t xml:space="preserve"> 2026-09-30</w:t>
+        <w:t xml:space="preserve"> 2026-10-01</w:t>
       </w:r>
     </w:p>
     <w:p>
@@ -3914,7 +3914,7 @@
         <w:t>Generated Date:</w:t>
       </w:r>
       <w:r>
-        <w:t xml:space="preserve"> 2026-09-30</w:t>
+        <w:t xml:space="preserve"> 2026-10-01</w:t>
       </w:r>
     </w:p>
     <w:p>

--- a/reports/supervisors/germany/professors/prof_klaus_wehrle/dossier.docx
+++ b/reports/supervisors/germany/professors/prof_klaus_wehrle/dossier.docx
@@ -24,7 +24,7 @@
           <w:color w:val="64748B"/>
           <w:sz w:val="20"/>
         </w:rPr>
-        <w:t>Academic Research Intelligence • Generated: October 01, 2026</w:t>
+        <w:t>Academic Research Intelligence • Generated: October 02, 2026</w:t>
       </w:r>
     </w:p>
     <w:p>
@@ -89,7 +89,7 @@
         <w:t>Date of Assessment:</w:t>
       </w:r>
       <w:r>
-        <w:t xml:space="preserve"> 2026-10-01</w:t>
+        <w:t xml:space="preserve"> 2026-10-02</w:t>
       </w:r>
     </w:p>
     <w:p>
@@ -3914,7 +3914,7 @@
         <w:t>Generated Date:</w:t>
       </w:r>
       <w:r>
-        <w:t xml:space="preserve"> 2026-10-01</w:t>
+        <w:t xml:space="preserve"> 2026-10-02</w:t>
       </w:r>
     </w:p>
     <w:p>

--- a/reports/supervisors/germany/professors/prof_klaus_wehrle/dossier.docx
+++ b/reports/supervisors/germany/professors/prof_klaus_wehrle/dossier.docx
@@ -24,7 +24,7 @@
           <w:color w:val="64748B"/>
           <w:sz w:val="20"/>
         </w:rPr>
-        <w:t>Academic Research Intelligence • Generated: October 02, 2026</w:t>
+        <w:t>Academic Research Intelligence • Generated: October 03, 2026</w:t>
       </w:r>
     </w:p>
     <w:p>
@@ -89,7 +89,7 @@
         <w:t>Date of Assessment:</w:t>
       </w:r>
       <w:r>
-        <w:t xml:space="preserve"> 2026-10-02</w:t>
+        <w:t xml:space="preserve"> 2026-10-03</w:t>
       </w:r>
     </w:p>
     <w:p>
@@ -3914,7 +3914,7 @@
         <w:t>Generated Date:</w:t>
       </w:r>
       <w:r>
-        <w:t xml:space="preserve"> 2026-10-02</w:t>
+        <w:t xml:space="preserve"> 2026-10-03</w:t>
       </w:r>
     </w:p>
     <w:p>

--- a/reports/supervisors/germany/professors/prof_klaus_wehrle/dossier.docx
+++ b/reports/supervisors/germany/professors/prof_klaus_wehrle/dossier.docx
@@ -24,7 +24,7 @@
           <w:color w:val="64748B"/>
           <w:sz w:val="20"/>
         </w:rPr>
-        <w:t>Academic Research Intelligence • Generated: October 03, 2026</w:t>
+        <w:t>Academic Research Intelligence • Generated: October 04, 2026</w:t>
       </w:r>
     </w:p>
     <w:p>
@@ -89,7 +89,7 @@
         <w:t>Date of Assessment:</w:t>
       </w:r>
       <w:r>
-        <w:t xml:space="preserve"> 2026-10-03</w:t>
+        <w:t xml:space="preserve"> 2026-10-04</w:t>
       </w:r>
     </w:p>
     <w:p>
@@ -3914,7 +3914,7 @@
         <w:t>Generated Date:</w:t>
       </w:r>
       <w:r>
-        <w:t xml:space="preserve"> 2026-10-03</w:t>
+        <w:t xml:space="preserve"> 2026-10-04</w:t>
       </w:r>
     </w:p>
     <w:p>

--- a/reports/supervisors/germany/professors/prof_klaus_wehrle/dossier.docx
+++ b/reports/supervisors/germany/professors/prof_klaus_wehrle/dossier.docx
@@ -24,7 +24,7 @@
           <w:color w:val="64748B"/>
           <w:sz w:val="20"/>
         </w:rPr>
-        <w:t>Academic Research Intelligence • Generated: October 04, 2026</w:t>
+        <w:t>Academic Research Intelligence • Generated: October 05, 2026</w:t>
       </w:r>
     </w:p>
     <w:p>
@@ -89,7 +89,7 @@
         <w:t>Date of Assessment:</w:t>
       </w:r>
       <w:r>
-        <w:t xml:space="preserve"> 2026-10-04</w:t>
+        <w:t xml:space="preserve"> 2026-10-05</w:t>
       </w:r>
     </w:p>
     <w:p>
@@ -3914,7 +3914,7 @@
         <w:t>Generated Date:</w:t>
       </w:r>
       <w:r>
-        <w:t xml:space="preserve"> 2026-10-04</w:t>
+        <w:t xml:space="preserve"> 2026-10-05</w:t>
       </w:r>
     </w:p>
     <w:p>

--- a/reports/supervisors/germany/professors/prof_klaus_wehrle/dossier.docx
+++ b/reports/supervisors/germany/professors/prof_klaus_wehrle/dossier.docx
@@ -24,7 +24,7 @@
           <w:color w:val="64748B"/>
           <w:sz w:val="20"/>
         </w:rPr>
-        <w:t>Academic Research Intelligence • Generated: October 05, 2026</w:t>
+        <w:t>Academic Research Intelligence • Generated: October 06, 2026</w:t>
       </w:r>
     </w:p>
     <w:p>
@@ -89,7 +89,7 @@
         <w:t>Date of Assessment:</w:t>
       </w:r>
       <w:r>
-        <w:t xml:space="preserve"> 2026-10-05</w:t>
+        <w:t xml:space="preserve"> 2026-10-06</w:t>
       </w:r>
     </w:p>
     <w:p>
@@ -3914,7 +3914,7 @@
         <w:t>Generated Date:</w:t>
       </w:r>
       <w:r>
-        <w:t xml:space="preserve"> 2026-10-05</w:t>
+        <w:t xml:space="preserve"> 2026-10-06</w:t>
       </w:r>
     </w:p>
     <w:p>

--- a/reports/supervisors/germany/professors/prof_klaus_wehrle/dossier.docx
+++ b/reports/supervisors/germany/professors/prof_klaus_wehrle/dossier.docx
@@ -24,7 +24,7 @@
           <w:color w:val="64748B"/>
           <w:sz w:val="20"/>
         </w:rPr>
-        <w:t>Academic Research Intelligence • Generated: October 06, 2026</w:t>
+        <w:t>Academic Research Intelligence • Generated: October 07, 2026</w:t>
       </w:r>
     </w:p>
     <w:p>
@@ -89,7 +89,7 @@
         <w:t>Date of Assessment:</w:t>
       </w:r>
       <w:r>
-        <w:t xml:space="preserve"> 2026-10-06</w:t>
+        <w:t xml:space="preserve"> 2026-10-07</w:t>
       </w:r>
     </w:p>
     <w:p>
@@ -3914,7 +3914,7 @@
         <w:t>Generated Date:</w:t>
       </w:r>
       <w:r>
-        <w:t xml:space="preserve"> 2026-10-06</w:t>
+        <w:t xml:space="preserve"> 2026-10-07</w:t>
       </w:r>
     </w:p>
     <w:p>
